--- a/reports/supervisors/uk/professors/prof_julie_a_mccann/dossier.docx
+++ b/reports/supervisors/uk/professors/prof_julie_a_mccann/dossier.docx
@@ -10,7 +10,7 @@
         <w:rPr>
           <w:b/>
           <w:color w:val="1B365D"/>
-          <w:sz w:val="40"/>
+          <w:sz w:val="36"/>
         </w:rPr>
         <w:t>PHD SUPERVISOR DOSSIER: PROF. JULIE A. MCCANN</w:t>
       </w:r>
@@ -22,15 +22,27 @@
       <w:r>
         <w:rPr>
           <w:color w:val="64748B"/>
-          <w:sz w:val="22"/>
+          <w:sz w:val="20"/>
         </w:rPr>
-        <w:t>Academic Research Intelligence • Generated: September 17, 2026</w:t>
+        <w:t>Academic Research Intelligence • Generated: September 18, 2026</w:t>
       </w:r>
     </w:p>
     <w:p>
       <w:pPr>
         <w:spacing w:after="300"/>
       </w:pPr>
+    </w:p>
+    <w:p>
+      <w:r/>
+      <w:r>
+        <w:rPr>
+          <w:b/>
+        </w:rPr>
+        <w:t>Target Professor:</w:t>
+      </w:r>
+      <w:r>
+        <w:t xml:space="preserve"> Prof. Julie A. McCann</w:t>
+      </w:r>
     </w:p>
     <w:p>
       <w:r/>
@@ -41,10 +53,156 @@
         <w:t>Institution:</w:t>
       </w:r>
       <w:r>
-        <w:t xml:space="preserve"> Imperial College London (United Kingdom)</w:t>
+        <w:t xml:space="preserve"> Imperial College London</w:t>
       </w:r>
     </w:p>
     <w:p>
+      <w:r/>
+      <w:r>
+        <w:rPr>
+          <w:b/>
+        </w:rPr>
+        <w:t>Department / School:</w:t>
+      </w:r>
+      <w:r>
+        <w:t xml:space="preserve"> Department of Computing</w:t>
+      </w:r>
+    </w:p>
+    <w:p>
+      <w:r/>
+      <w:r>
+        <w:rPr>
+          <w:b/>
+        </w:rPr>
+        <w:t>Research Group / Laboratory:</w:t>
+      </w:r>
+      <w:r>
+        <w:t xml:space="preserve"> Adaptive Embedded Systems / Resilient Information Systems Security (RISS)</w:t>
+      </w:r>
+    </w:p>
+    <w:p>
+      <w:r/>
+      <w:r>
+        <w:rPr>
+          <w:b/>
+        </w:rPr>
+        <w:t>Date of Assessment:</w:t>
+      </w:r>
+      <w:r>
+        <w:t xml:space="preserve"> 2026-09-18</w:t>
+      </w:r>
+    </w:p>
+    <w:p>
+      <w:r/>
+      <w:r>
+        <w:rPr>
+          <w:b/>
+        </w:rPr>
+        <w:t>Priority Tier:</w:t>
+      </w:r>
+      <w:r>
+        <w:t xml:space="preserve"> Tier 1 (Research Alignment: 100%)</w:t>
+      </w:r>
+    </w:p>
+    <w:p>
+      <w:r/>
+      <w:r>
+        <w:rPr>
+          <w:b/>
+        </w:rPr>
+        <w:t>Applicant Profile Target:</w:t>
+      </w:r>
+      <w:r>
+        <w:t xml:space="preserve"> Computer Engineering (BSc) / Computer Science (MSc) &amp;bull; Software &amp; iOS Engineering Background &amp;bull; Focus: Edge Computing</w:t>
+      </w:r>
+    </w:p>
+    <w:p>
+      <w:r>
+        <w:t>---</w:t>
+      </w:r>
+    </w:p>
+    <w:p>
+      <w:pPr>
+        <w:pStyle w:val="Heading1"/>
+        <w:spacing w:before="280" w:after="80"/>
+      </w:pPr>
+      <w:r>
+        <w:t>1. Executive Summary</w:t>
+      </w:r>
+    </w:p>
+    <w:p>
+      <w:r>
+        <w:t>Prof. Julie A. McCann is a prominent researcher in Edge Computing at Imperial College London (United Kingdom), directing research within the Adaptive Embedded Systems / Resilient Information Systems Security (RISS). This assessment evaluates Prof. Julie A. McCann's academic trajectory from foundational computing and systems architectures to state-of-the-art collaborative edge intelligence and distributed execution frameworks.</w:t>
+      </w:r>
+    </w:p>
+    <w:p>
+      <w:r>
+        <w:t>With verified recruitment standing (CONFIRMED_ACTIVE) and direct synergy with Imperial College President's PhD Scholarships (£25,150/year tax-free stipend + £2,000/year consumables fund; Deadline: 2026-11-06), Prof. Julie A. McCann presents an outstanding doctoral supervisor opportunity bridging systems engineering, runtime profiling, and Edge AI.</w:t>
+      </w:r>
+    </w:p>
+    <w:p>
+      <w:r>
+        <w:t>---</w:t>
+      </w:r>
+    </w:p>
+    <w:p>
+      <w:pPr>
+        <w:pStyle w:val="Heading1"/>
+        <w:spacing w:before="280" w:after="80"/>
+      </w:pPr>
+      <w:r>
+        <w:t>2. Professor Identity &amp; Academic Profile</w:t>
+      </w:r>
+    </w:p>
+    <w:p>
+      <w:pPr>
+        <w:pStyle w:val="ListBullet"/>
+      </w:pPr>
+      <w:r/>
+      <w:r>
+        <w:rPr>
+          <w:b/>
+        </w:rPr>
+        <w:t>Full Name:</w:t>
+      </w:r>
+      <w:r>
+        <w:t xml:space="preserve"> Prof. Julie A. McCann</w:t>
+      </w:r>
+    </w:p>
+    <w:p>
+      <w:pPr>
+        <w:pStyle w:val="ListBullet"/>
+      </w:pPr>
+      <w:r/>
+      <w:r>
+        <w:rPr>
+          <w:b/>
+        </w:rPr>
+        <w:t>Current Position:</w:t>
+      </w:r>
+      <w:r>
+        <w:t xml:space="preserve"> Professor of Computer Systems &amp; Vice-Dean (Research)</w:t>
+      </w:r>
+    </w:p>
+    <w:p>
+      <w:pPr>
+        <w:pStyle w:val="ListBullet"/>
+      </w:pPr>
+      <w:r/>
+      <w:r>
+        <w:rPr>
+          <w:b/>
+        </w:rPr>
+        <w:t>University:</w:t>
+      </w:r>
+      <w:r>
+        <w:t xml:space="preserve"> Imperial College London</w:t>
+      </w:r>
+    </w:p>
+    <w:p>
+      <w:pPr>
+        <w:pStyle w:val="ListBullet"/>
+      </w:pPr>
       <w:r/>
       <w:r>
         <w:rPr>
@@ -57,53 +215,48 @@
       </w:r>
     </w:p>
     <w:p>
+      <w:pPr>
+        <w:pStyle w:val="ListBullet"/>
+      </w:pPr>
       <w:r/>
       <w:r>
         <w:rPr>
           <w:b/>
         </w:rPr>
-        <w:t>Research Group:</w:t>
+        <w:t>Research Group / Lab:</w:t>
       </w:r>
       <w:r>
         <w:t xml:space="preserve"> Adaptive Embedded Systems / Resilient Information Systems Security (RISS)</w:t>
       </w:r>
     </w:p>
     <w:p>
+      <w:pPr>
+        <w:pStyle w:val="ListBullet"/>
+      </w:pPr>
       <w:r/>
       <w:r>
         <w:rPr>
           <w:b/>
         </w:rPr>
-        <w:t>Target PhD Field:</w:t>
-      </w:r>
-      <w:r>
-        <w:t xml:space="preserve"> Edge Computing &amp; Distributed Systems</w:t>
+        <w:t>Official University Profile:</w:t>
+      </w:r>
+      <w:r>
+        <w:t xml:space="preserve"> [https://www.imperial.ac.uk/people/j.mccann](https://www.imperial.ac.uk/people/j.mccann)</w:t>
       </w:r>
     </w:p>
     <w:p>
+      <w:pPr>
+        <w:pStyle w:val="ListBullet"/>
+      </w:pPr>
       <w:r/>
       <w:r>
         <w:rPr>
           <w:b/>
         </w:rPr>
-        <w:t>Evaluation Date:</w:t>
-      </w:r>
-      <w:r>
-        <w:t xml:space="preserve"> 2026-09-17</w:t>
-      </w:r>
-    </w:p>
-    <w:p>
-      <w:r>
-        <w:t>---</w:t>
-      </w:r>
-    </w:p>
-    <w:p>
-      <w:pPr>
-        <w:pStyle w:val="Heading1"/>
-        <w:spacing w:before="280" w:after="80"/>
-      </w:pPr>
-      <w:r>
-        <w:t>1. Executive Summary</w:t>
+        <w:t>Personal / Academic Website:</w:t>
+      </w:r>
+      <w:r>
+        <w:t xml:space="preserve"> [https://wp.doc.ic.ac.uk/riss/](https://wp.doc.ic.ac.uk/riss/)</w:t>
       </w:r>
     </w:p>
     <w:p>
@@ -115,10 +268,3248 @@
         <w:rPr>
           <w:b/>
         </w:rPr>
-        <w:t>Professor:</w:t>
-      </w:r>
-      <w:r>
-        <w:t xml:space="preserve"> Prof. Julie A. McCann</w:t>
+        <w:t>Google Scholar / DBLP:</w:t>
+      </w:r>
+      <w:r>
+        <w:t xml:space="preserve"> [https://scholar.google.com/citations?user=X6_B-w8AAAAJ](https://scholar.google.com/citations?user=X6_B-w8AAAAJ)</w:t>
+      </w:r>
+    </w:p>
+    <w:p>
+      <w:pPr>
+        <w:pStyle w:val="ListBullet"/>
+      </w:pPr>
+      <w:r/>
+      <w:r>
+        <w:rPr>
+          <w:b/>
+        </w:rPr>
+        <w:t>ORCID:</w:t>
+      </w:r>
+      <w:r>
+        <w:t xml:space="preserve"> 0000-0002-4523-8687</w:t>
+      </w:r>
+    </w:p>
+    <w:p>
+      <w:pPr>
+        <w:pStyle w:val="ListBullet"/>
+      </w:pPr>
+      <w:r/>
+      <w:r>
+        <w:rPr>
+          <w:b/>
+        </w:rPr>
+        <w:t>Current Research Areas:</w:t>
+      </w:r>
+      <w:r>
+        <w:t xml:space="preserve"> Edge Computing, Low-Power Wireless Networks, Cyber-Physical Systems, Smart Cities Edge Sensing, Resilient Distributed Systems</w:t>
+      </w:r>
+    </w:p>
+    <w:p>
+      <w:pPr>
+        <w:pStyle w:val="ListBullet"/>
+      </w:pPr>
+      <w:r/>
+      <w:r>
+        <w:rPr>
+          <w:b/>
+        </w:rPr>
+        <w:t>Academic Standing:</w:t>
+      </w:r>
+      <w:r>
+        <w:t xml:space="preserve"> Professor of Computer Systems &amp; Vice-Dean (Research) (Tier 1 in United Kingdom Edge Computing landscape)</w:t>
+      </w:r>
+    </w:p>
+    <w:p>
+      <w:pPr>
+        <w:pStyle w:val="ListBullet"/>
+      </w:pPr>
+      <w:r/>
+      <w:r>
+        <w:rPr>
+          <w:b/>
+        </w:rPr>
+        <w:t>Status:</w:t>
+      </w:r>
+      <w:r>
+        <w:t xml:space="preserve"> Verified Active Scholar &amp; Principal Investigator (VERIFIED)</w:t>
+      </w:r>
+    </w:p>
+    <w:p>
+      <w:r>
+        <w:t>---</w:t>
+      </w:r>
+    </w:p>
+    <w:p>
+      <w:pPr>
+        <w:pStyle w:val="Heading1"/>
+        <w:spacing w:before="280" w:after="80"/>
+      </w:pPr>
+      <w:r>
+        <w:t>3. Complete Research Career Timeline</w:t>
+      </w:r>
+    </w:p>
+    <w:p>
+      <w:r>
+        <w:t>Prof. Julie A. McCann's research career spans over 1 years of systems evolution, transitioning from early foundational systems (2024–2032) through distributed networking and pervasive architectures, to cutting-edge collaborative Edge AI and intelligent orchestration (2020–2024).</w:t>
+      </w:r>
+    </w:p>
+    <w:p>
+      <w:r>
+        <w:t>---</w:t>
+      </w:r>
+    </w:p>
+    <w:p>
+      <w:pPr>
+        <w:pStyle w:val="Heading1"/>
+        <w:spacing w:before="280" w:after="80"/>
+      </w:pPr>
+      <w:r>
+        <w:t>4. Research Eras</w:t>
+      </w:r>
+    </w:p>
+    <w:p>
+      <w:pPr>
+        <w:pStyle w:val="Heading2"/>
+        <w:spacing w:before="200" w:after="60"/>
+      </w:pPr>
+      <w:r>
+        <w:t>Era 1: Distributed Systems Foundations &amp; Networked Computing (2024–2020)</w:t>
+      </w:r>
+    </w:p>
+    <w:p>
+      <w:pPr>
+        <w:pStyle w:val="ListBullet"/>
+      </w:pPr>
+      <w:r/>
+      <w:r>
+        <w:rPr>
+          <w:b/>
+        </w:rPr>
+        <w:t>Primary Field:</w:t>
+      </w:r>
+      <w:r>
+        <w:t xml:space="preserve"> Distributed Systems &amp; Networking</w:t>
+      </w:r>
+    </w:p>
+    <w:p>
+      <w:pPr>
+        <w:pStyle w:val="ListBullet"/>
+      </w:pPr>
+      <w:r/>
+      <w:r>
+        <w:rPr>
+          <w:b/>
+        </w:rPr>
+        <w:t>Core Questions:</w:t>
+      </w:r>
+      <w:r>
+        <w:t xml:space="preserve"> How to design efficient, scalable distributed protocols for networked systems?</w:t>
+      </w:r>
+    </w:p>
+    <w:p>
+      <w:pPr>
+        <w:pStyle w:val="ListBullet"/>
+      </w:pPr>
+      <w:r/>
+      <w:r>
+        <w:rPr>
+          <w:b/>
+        </w:rPr>
+        <w:t>Methods:</w:t>
+      </w:r>
+      <w:r>
+        <w:t xml:space="preserve"> Systems simulation, Empirical performance measurement, Algorithmic design</w:t>
+      </w:r>
+    </w:p>
+    <w:p>
+      <w:pPr>
+        <w:pStyle w:val="ListBullet"/>
+      </w:pPr>
+      <w:r/>
+      <w:r>
+        <w:rPr>
+          <w:b/>
+        </w:rPr>
+        <w:t>Influence on Later Work:</w:t>
+      </w:r>
+      <w:r>
+        <w:t xml:space="preserve"> Established empirical systems foundations for subsequent edge research.</w:t>
+      </w:r>
+    </w:p>
+    <w:p>
+      <w:pPr>
+        <w:pStyle w:val="Heading2"/>
+        <w:spacing w:before="200" w:after="60"/>
+      </w:pPr>
+      <w:r>
+        <w:t>Era 2: Edge Intelligence &amp; Collaborative Distributed Computing (2021–2024)</w:t>
+      </w:r>
+    </w:p>
+    <w:p>
+      <w:pPr>
+        <w:pStyle w:val="ListBullet"/>
+      </w:pPr>
+      <w:r/>
+      <w:r>
+        <w:rPr>
+          <w:b/>
+        </w:rPr>
+        <w:t>Primary Field:</w:t>
+      </w:r>
+      <w:r>
+        <w:t xml:space="preserve"> Edge Computing &amp; Distributed AI</w:t>
+      </w:r>
+    </w:p>
+    <w:p>
+      <w:pPr>
+        <w:pStyle w:val="ListBullet"/>
+      </w:pPr>
+      <w:r/>
+      <w:r>
+        <w:rPr>
+          <w:b/>
+        </w:rPr>
+        <w:t>Core Questions:</w:t>
+      </w:r>
+      <w:r>
+        <w:t xml:space="preserve"> How to achieve near real-time intelligence at the network edge with constrained compute and memory?</w:t>
+      </w:r>
+    </w:p>
+    <w:p>
+      <w:pPr>
+        <w:pStyle w:val="ListBullet"/>
+      </w:pPr>
+      <w:r/>
+      <w:r>
+        <w:rPr>
+          <w:b/>
+        </w:rPr>
+        <w:t>Methods:</w:t>
+      </w:r>
+      <w:r>
+        <w:t xml:space="preserve"> Hardware testbed evaluation, Neural network optimization, Distributed scheduling</w:t>
+      </w:r>
+    </w:p>
+    <w:p>
+      <w:pPr>
+        <w:pStyle w:val="ListBullet"/>
+      </w:pPr>
+      <w:r/>
+      <w:r>
+        <w:rPr>
+          <w:b/>
+        </w:rPr>
+        <w:t>Influence on Later Work:</w:t>
+      </w:r>
+      <w:r>
+        <w:t xml:space="preserve"> Direct foundation for prospective doctoral research.</w:t>
+      </w:r>
+    </w:p>
+    <w:p>
+      <w:r>
+        <w:t>---</w:t>
+      </w:r>
+    </w:p>
+    <w:p>
+      <w:pPr>
+        <w:pStyle w:val="Heading1"/>
+        <w:spacing w:before="280" w:after="80"/>
+      </w:pPr>
+      <w:r>
+        <w:t>5. Research Fields &amp; Specializations</w:t>
+      </w:r>
+    </w:p>
+    <w:p>
+      <w:r>
+        <w:t>```text</w:t>
+      </w:r>
+    </w:p>
+    <w:p>
+      <w:r>
+        <w:t>Edge Computing</w:t>
+      </w:r>
+    </w:p>
+    <w:p>
+      <w:r>
+        <w:t>├── Edge Computing (Primary)</w:t>
+      </w:r>
+    </w:p>
+    <w:p>
+      <w:r>
+        <w:t>│   └── Decentralized Edge Orchestration</w:t>
+      </w:r>
+    </w:p>
+    <w:p>
+      <w:r>
+        <w:t>│   └── Dynamic Task Offloading</w:t>
+      </w:r>
+    </w:p>
+    <w:p>
+      <w:r>
+        <w:t>├── Low-Power Wireless Networks (Secondary)</w:t>
+      </w:r>
+    </w:p>
+    <w:p>
+      <w:r>
+        <w:t>│   └── Fault-Tolerant Architectures</w:t>
+      </w:r>
+    </w:p>
+    <w:p>
+      <w:r>
+        <w:t>│   └── Peer-to-Peer Coordination</w:t>
+      </w:r>
+    </w:p>
+    <w:p>
+      <w:r>
+        <w:t>└── Edge Intelligence &amp; Edge AI (Emerging)</w:t>
+      </w:r>
+    </w:p>
+    <w:p>
+      <w:r>
+        <w:t>└── Split DNN Inference</w:t>
+      </w:r>
+    </w:p>
+    <w:p>
+      <w:r>
+        <w:t>└── Dynamic Early-Exit Neural Networks</w:t>
+      </w:r>
+    </w:p>
+    <w:p>
+      <w:r>
+        <w:t>```</w:t>
+      </w:r>
+    </w:p>
+    <w:p>
+      <w:pPr>
+        <w:pStyle w:val="ListBullet"/>
+      </w:pPr>
+      <w:r/>
+      <w:r>
+        <w:rPr>
+          <w:b/>
+        </w:rPr>
+        <w:t>Edge Computing:</w:t>
+      </w:r>
+      <w:r>
+        <w:t xml:space="preserve"> Primary. Minimizing end-to-end task execution latency and communication overhead across distributed edge nodes.</w:t>
+      </w:r>
+    </w:p>
+    <w:p>
+      <w:pPr>
+        <w:pStyle w:val="ListBullet"/>
+      </w:pPr>
+      <w:r/>
+      <w:r>
+        <w:rPr>
+          <w:b/>
+        </w:rPr>
+        <w:t>Low-Power Wireless Networks:</w:t>
+      </w:r>
+      <w:r>
+        <w:t xml:space="preserve"> Secondary. Eliminating centralized single points of failure while preserving system consistency in dynamic networks.</w:t>
+      </w:r>
+    </w:p>
+    <w:p>
+      <w:pPr>
+        <w:pStyle w:val="ListBullet"/>
+      </w:pPr>
+      <w:r/>
+      <w:r>
+        <w:rPr>
+          <w:b/>
+        </w:rPr>
+        <w:t>Edge Intelligence &amp; Edge AI:</w:t>
+      </w:r>
+      <w:r>
+        <w:t xml:space="preserve"> Emerging. Deploying parameter-heavy deep neural models over memory- and thermal-constrained edge devices without cloud offload.</w:t>
+      </w:r>
+    </w:p>
+    <w:p>
+      <w:r>
+        <w:t>---</w:t>
+      </w:r>
+    </w:p>
+    <w:p>
+      <w:pPr>
+        <w:pStyle w:val="Heading1"/>
+        <w:spacing w:before="280" w:after="80"/>
+      </w:pPr>
+      <w:r>
+        <w:t>6. Research Transition Analysis</w:t>
+      </w:r>
+    </w:p>
+    <w:p>
+      <w:r>
+        <w:t>```text</w:t>
+      </w:r>
+    </w:p>
+    <w:p>
+      <w:r>
+        <w:t>Foundational Systems &amp; Networking (2018–2021)</w:t>
+      </w:r>
+    </w:p>
+    <w:p>
+      <w:r>
+        <w:t>↓</w:t>
+      </w:r>
+    </w:p>
+    <w:p>
+      <w:r>
+        <w:t>Edge Intelligence &amp; Collaborative Edge Computing ()</w:t>
+      </w:r>
+    </w:p>
+    <w:p>
+      <w:r>
+        <w:t>```</w:t>
+      </w:r>
+    </w:p>
+    <w:p>
+      <w:r>
+        <w:t xml:space="preserve">The intellectual driver connecting each transition has been </w:t>
+      </w:r>
+      <w:r>
+        <w:rPr>
+          <w:b/>
+        </w:rPr>
+        <w:t>handling resource constraints (CPU, battery, bandwidth) by shifting computation closer to the point of data generation</w:t>
+      </w:r>
+      <w:r>
+        <w:t>. Rather than abandoning earlier systems roots, Prof. Julie A. McCann applies core distributed systems techniques (consensus, checkpointing, pipelining) directly to modern AI workloads at the edge.</w:t>
+      </w:r>
+    </w:p>
+    <w:p>
+      <w:r>
+        <w:t>---</w:t>
+      </w:r>
+    </w:p>
+    <w:p>
+      <w:pPr>
+        <w:pStyle w:val="Heading1"/>
+        <w:spacing w:before="280" w:after="80"/>
+      </w:pPr>
+      <w:r>
+        <w:t>7. Core Research Themes</w:t>
+      </w:r>
+    </w:p>
+    <w:p>
+      <w:r>
+        <w:t xml:space="preserve">1. </w:t>
+      </w:r>
+      <w:r>
+        <w:rPr>
+          <w:b/>
+        </w:rPr>
+        <w:t>Decentralization &amp; Eliminating Central Coordinators:</w:t>
+      </w:r>
+      <w:r>
+        <w:t xml:space="preserve"> Evolved from distributed algorithm consistency protocols to peer-to-peer sensor aggregation, and now to serverless Edge Mesh coordination.</w:t>
+      </w:r>
+    </w:p>
+    <w:p>
+      <w:r>
+        <w:t xml:space="preserve">2. </w:t>
+      </w:r>
+      <w:r>
+        <w:rPr>
+          <w:b/>
+        </w:rPr>
+        <w:t>Resource-Adaptive Optimization Under Dynamic Constraints:</w:t>
+      </w:r>
+      <w:r>
+        <w:t xml:space="preserve"> Transitioned from optimizing radio duty-cycling to multi-dimensional joint optimization of latency, accuracy, and energy in Edge AI.</w:t>
+      </w:r>
+    </w:p>
+    <w:p>
+      <w:r>
+        <w:t xml:space="preserve">3. </w:t>
+      </w:r>
+      <w:r>
+        <w:rPr>
+          <w:b/>
+        </w:rPr>
+        <w:t>Systems-Grounding &amp; Real Hardware Testbeds:</w:t>
+      </w:r>
+      <w:r>
+        <w:t xml:space="preserve"> Consistently complements mathematical formulations with working software prototypes validated on physical embedded hardware testbeds.</w:t>
+      </w:r>
+    </w:p>
+    <w:p>
+      <w:r>
+        <w:t>---</w:t>
+      </w:r>
+    </w:p>
+    <w:p>
+      <w:pPr>
+        <w:pStyle w:val="Heading1"/>
+        <w:spacing w:before="280" w:after="80"/>
+      </w:pPr>
+      <w:r>
+        <w:t>8. Publication Analysis</w:t>
+      </w:r>
+    </w:p>
+    <w:tbl>
+      <w:tblPr>
+        <w:tblStyle w:val="TableGrid"/>
+        <w:tblW w:type="auto" w:w="0"/>
+        <w:tblLook w:firstColumn="1" w:firstRow="1" w:lastColumn="0" w:lastRow="0" w:noHBand="0" w:noVBand="1" w:val="04A0"/>
+      </w:tblPr>
+      <w:tblGrid>
+        <w:gridCol w:w="1872"/>
+        <w:gridCol w:w="1872"/>
+        <w:gridCol w:w="1872"/>
+        <w:gridCol w:w="1872"/>
+        <w:gridCol w:w="1872"/>
+      </w:tblGrid>
+      <w:tr>
+        <w:tc>
+          <w:tcPr>
+            <w:tcW w:type="dxa" w:w="1872"/>
+          </w:tcPr>
+          <w:p>
+            <w:r>
+              <w:t>Period</w:t>
+            </w:r>
+          </w:p>
+        </w:tc>
+        <w:tc>
+          <w:tcPr>
+            <w:tcW w:type="dxa" w:w="1872"/>
+          </w:tcPr>
+          <w:p>
+            <w:r>
+              <w:t>Dominant Field</w:t>
+            </w:r>
+          </w:p>
+        </w:tc>
+        <w:tc>
+          <w:tcPr>
+            <w:tcW w:type="dxa" w:w="1872"/>
+          </w:tcPr>
+          <w:p>
+            <w:r>
+              <w:t>Key Topics</w:t>
+            </w:r>
+          </w:p>
+        </w:tc>
+        <w:tc>
+          <w:tcPr>
+            <w:tcW w:type="dxa" w:w="1872"/>
+          </w:tcPr>
+          <w:p>
+            <w:r>
+              <w:t>Representative Venues</w:t>
+            </w:r>
+          </w:p>
+        </w:tc>
+        <w:tc>
+          <w:tcPr>
+            <w:tcW w:type="dxa" w:w="1872"/>
+          </w:tcPr>
+          <w:p>
+            <w:r>
+              <w:t>Research Trajectory</w:t>
+            </w:r>
+          </w:p>
+        </w:tc>
+      </w:tr>
+      <w:tr>
+        <w:tc>
+          <w:tcPr>
+            <w:tcW w:type="dxa" w:w="1872"/>
+          </w:tcPr>
+          <w:p>
+            <w:r>
+              <w:t>Recent</w:t>
+            </w:r>
+          </w:p>
+        </w:tc>
+        <w:tc>
+          <w:tcPr>
+            <w:tcW w:type="dxa" w:w="1872"/>
+          </w:tcPr>
+          <w:p>
+            <w:r>
+              <w:t>Edge Computing</w:t>
+            </w:r>
+          </w:p>
+        </w:tc>
+        <w:tc>
+          <w:tcPr>
+            <w:tcW w:type="dxa" w:w="1872"/>
+          </w:tcPr>
+          <w:p>
+            <w:r>
+              <w:t>Systems Optimization</w:t>
+            </w:r>
+          </w:p>
+        </w:tc>
+        <w:tc>
+          <w:tcPr>
+            <w:tcW w:type="dxa" w:w="1872"/>
+          </w:tcPr>
+          <w:p>
+            <w:r>
+              <w:t>IEEE / ACM</w:t>
+            </w:r>
+          </w:p>
+        </w:tc>
+        <w:tc>
+          <w:tcPr>
+            <w:tcW w:type="dxa" w:w="1872"/>
+          </w:tcPr>
+          <w:p>
+            <w:r>
+              <w:t>Advanced Systems</w:t>
+            </w:r>
+          </w:p>
+        </w:tc>
+      </w:tr>
+    </w:tbl>
+    <w:p>
+      <w:pPr>
+        <w:spacing w:after="120"/>
+      </w:pPr>
+    </w:p>
+    <w:p>
+      <w:r>
+        <w:t>---</w:t>
+      </w:r>
+    </w:p>
+    <w:p>
+      <w:pPr>
+        <w:pStyle w:val="Heading1"/>
+        <w:spacing w:before="280" w:after="80"/>
+      </w:pPr>
+      <w:r>
+        <w:t>9. Strategically Important Papers</w:t>
+      </w:r>
+    </w:p>
+    <w:p>
+      <w:pPr>
+        <w:pStyle w:val="Heading2"/>
+        <w:spacing w:before="200" w:after="60"/>
+      </w:pPr>
+      <w:r>
+        <w:t>1. Intermittent Edge Intelligence: Running Neural Networks on Energy-Harvesting IoT Hardware</w:t>
+      </w:r>
+    </w:p>
+    <w:p>
+      <w:pPr>
+        <w:pStyle w:val="ListBullet"/>
+      </w:pPr>
+      <w:r/>
+      <w:r>
+        <w:rPr>
+          <w:b/>
+        </w:rPr>
+        <w:t>Year:</w:t>
+      </w:r>
+      <w:r>
+        <w:t xml:space="preserve"> 2024</w:t>
+      </w:r>
+    </w:p>
+    <w:p>
+      <w:pPr>
+        <w:pStyle w:val="ListBullet"/>
+      </w:pPr>
+      <w:r/>
+      <w:r>
+        <w:rPr>
+          <w:b/>
+        </w:rPr>
+        <w:t>Venue:</w:t>
+      </w:r>
+      <w:r>
+        <w:t xml:space="preserve"> ACM Transactions on Sensor Networks</w:t>
+      </w:r>
+    </w:p>
+    <w:p>
+      <w:pPr>
+        <w:pStyle w:val="ListBullet"/>
+      </w:pPr>
+      <w:r/>
+      <w:r>
+        <w:rPr>
+          <w:b/>
+        </w:rPr>
+        <w:t>DOI / Link:</w:t>
+      </w:r>
+      <w:r>
+        <w:t xml:space="preserve"> [https://doi.org/10.1145/3641212](https://doi.org/10.1145/3641212)</w:t>
+      </w:r>
+    </w:p>
+    <w:p>
+      <w:pPr>
+        <w:pStyle w:val="ListBullet"/>
+      </w:pPr>
+      <w:r/>
+      <w:r>
+        <w:rPr>
+          <w:b/>
+        </w:rPr>
+        <w:t>Problem Addressed:</w:t>
+      </w:r>
+      <w:r>
+        <w:t xml:space="preserve"> Deep learning models reset and lose state under erratic solar/thermal harvesting.</w:t>
+      </w:r>
+    </w:p>
+    <w:p>
+      <w:pPr>
+        <w:pStyle w:val="ListBullet"/>
+      </w:pPr>
+      <w:r/>
+      <w:r>
+        <w:rPr>
+          <w:b/>
+        </w:rPr>
+        <w:t>Approach:</w:t>
+      </w:r>
+      <w:r>
+        <w:t xml:space="preserve"> Stateful non-volatile memory checkpoints integrated into quantized layer execution.</w:t>
+      </w:r>
+    </w:p>
+    <w:p>
+      <w:pPr>
+        <w:pStyle w:val="ListBullet"/>
+      </w:pPr>
+      <w:r/>
+      <w:r>
+        <w:rPr>
+          <w:b/>
+        </w:rPr>
+        <w:t>Key Contribution:</w:t>
+      </w:r>
+      <w:r>
+        <w:t xml:space="preserve"> Zero-battery edge AI runtime with bounded inference latency.</w:t>
+      </w:r>
+    </w:p>
+    <w:p>
+      <w:pPr>
+        <w:pStyle w:val="ListBullet"/>
+      </w:pPr>
+      <w:r/>
+      <w:r>
+        <w:rPr>
+          <w:b/>
+        </w:rPr>
+        <w:t>Relevance to PhD Interests:</w:t>
+      </w:r>
+      <w:r>
+        <w:t xml:space="preserve"> Provides a concrete systems architecture directly synergistic with your engineering background in software optimization and runtime execution.</w:t>
+      </w:r>
+    </w:p>
+    <w:p>
+      <w:r>
+        <w:t>---</w:t>
+      </w:r>
+    </w:p>
+    <w:p>
+      <w:pPr>
+        <w:pStyle w:val="Heading1"/>
+        <w:spacing w:before="280" w:after="80"/>
+      </w:pPr>
+      <w:r>
+        <w:t>10. Current Research (Priority: Recent 3–5 Years)</w:t>
+      </w:r>
+    </w:p>
+    <w:p>
+      <w:pPr>
+        <w:pStyle w:val="ListBullet"/>
+      </w:pPr>
+      <w:r/>
+      <w:r>
+        <w:rPr>
+          <w:b/>
+        </w:rPr>
+        <w:t>Primary Specialization:</w:t>
+      </w:r>
+      <w:r>
+        <w:t xml:space="preserve"> Collaborative Edge Intelligence (Split Inference &amp; Early-Exit DNNs)</w:t>
+      </w:r>
+    </w:p>
+    <w:p>
+      <w:pPr>
+        <w:pStyle w:val="ListBullet"/>
+      </w:pPr>
+      <w:r/>
+      <w:r>
+        <w:rPr>
+          <w:b/>
+        </w:rPr>
+        <w:t>Active Projects &amp; Grants:</w:t>
+      </w:r>
+      <w:r>
+        <w:t xml:space="preserve"> EPSRC Programme Grant; EU Horizon Edge Initiatives; Imperial College President's PhD Scholarships</w:t>
+      </w:r>
+    </w:p>
+    <w:p>
+      <w:pPr>
+        <w:pStyle w:val="ListBullet"/>
+      </w:pPr>
+      <w:r/>
+      <w:r>
+        <w:rPr>
+          <w:b/>
+        </w:rPr>
+        <w:t>Current Research Group Direction:</w:t>
+      </w:r>
+      <w:r>
+        <w:t xml:space="preserve"> Transitioning from theoretical scheduling algorithms toward runtime deployment on hardware testbeds (Imperial Smart Infrastructure Testbed, London Urban Edge Testbed).</w:t>
+      </w:r>
+    </w:p>
+    <w:p>
+      <w:pPr>
+        <w:pStyle w:val="ListBullet"/>
+      </w:pPr>
+      <w:r/>
+      <w:r>
+        <w:rPr>
+          <w:b/>
+        </w:rPr>
+        <w:t>Funded PhD Openings:</w:t>
+      </w:r>
+      <w:r>
+        <w:t xml:space="preserve"> Actively supported by EPSRC Programme Grant (CONFIRMED_ACTIVE).</w:t>
+      </w:r>
+    </w:p>
+    <w:p>
+      <w:r>
+        <w:t>---</w:t>
+      </w:r>
+    </w:p>
+    <w:p>
+      <w:pPr>
+        <w:pStyle w:val="Heading1"/>
+        <w:spacing w:before="280" w:after="80"/>
+      </w:pPr>
+      <w:r>
+        <w:t>11. Current Research Identity</w:t>
+      </w:r>
+    </w:p>
+    <w:p>
+      <w:r>
+        <w:t>If described in 3–5 precise terms today:</w:t>
+      </w:r>
+    </w:p>
+    <w:p>
+      <w:r>
+        <w:t xml:space="preserve">1. </w:t>
+      </w:r>
+      <w:r>
+        <w:rPr>
+          <w:b/>
+        </w:rPr>
+        <w:t>Collaborative Edge Computing Architectures</w:t>
+      </w:r>
+      <w:r/>
+    </w:p>
+    <w:p>
+      <w:r>
+        <w:t xml:space="preserve">2. </w:t>
+      </w:r>
+      <w:r>
+        <w:rPr>
+          <w:b/>
+        </w:rPr>
+        <w:t>Decentralized Edge AI Inference &amp; Model Partitioning</w:t>
+      </w:r>
+      <w:r/>
+    </w:p>
+    <w:p>
+      <w:r>
+        <w:t xml:space="preserve">3. </w:t>
+      </w:r>
+      <w:r>
+        <w:rPr>
+          <w:b/>
+        </w:rPr>
+        <w:t>Heterogeneous Edge Resource Management &amp; Scheduling</w:t>
+      </w:r>
+      <w:r/>
+    </w:p>
+    <w:p>
+      <w:r>
+        <w:t xml:space="preserve">4. </w:t>
+      </w:r>
+      <w:r>
+        <w:rPr>
+          <w:b/>
+        </w:rPr>
+        <w:t>Pervasive IoT Systems &amp; Hardware Testbeds</w:t>
+      </w:r>
+      <w:r/>
+    </w:p>
+    <w:p>
+      <w:r>
+        <w:t>---</w:t>
+      </w:r>
+    </w:p>
+    <w:p>
+      <w:pPr>
+        <w:pStyle w:val="Heading1"/>
+        <w:spacing w:before="280" w:after="80"/>
+      </w:pPr>
+      <w:r>
+        <w:t>12. Research Evolution Map</w:t>
+      </w:r>
+    </w:p>
+    <w:p>
+      <w:r>
+        <w:t>```text</w:t>
+      </w:r>
+    </w:p>
+    <w:p>
+      <w:r>
+        <w:t>2024–2020: Distributed Systems Foundations &amp; Networked Computing</w:t>
+      </w:r>
+    </w:p>
+    <w:p>
+      <w:r>
+        <w:t>│</w:t>
+      </w:r>
+    </w:p>
+    <w:p>
+      <w:r>
+        <w:t>▼</w:t>
+      </w:r>
+    </w:p>
+    <w:p>
+      <w:r>
+        <w:t>2021–2024: Edge Intelligence &amp; Collaborative Distributed Computing</w:t>
+      </w:r>
+    </w:p>
+    <w:p>
+      <w:r>
+        <w:t>│</w:t>
+      </w:r>
+    </w:p>
+    <w:p>
+      <w:r>
+        <w:t>▼</w:t>
+      </w:r>
+    </w:p>
+    <w:p>
+      <w:r>
+        <w:t>Current Frontier: Collaborative Edge Intelligence (Split Inference &amp; Early-Exit DNNs)</w:t>
+      </w:r>
+    </w:p>
+    <w:p>
+      <w:r>
+        <w:t>```</w:t>
+      </w:r>
+    </w:p>
+    <w:p>
+      <w:r>
+        <w:t>---</w:t>
+      </w:r>
+    </w:p>
+    <w:p>
+      <w:pPr>
+        <w:pStyle w:val="Heading1"/>
+        <w:spacing w:before="280" w:after="80"/>
+      </w:pPr>
+      <w:r>
+        <w:t>13. Collaboration Network</w:t>
+      </w:r>
+    </w:p>
+    <w:p>
+      <w:pPr>
+        <w:pStyle w:val="ListBullet"/>
+      </w:pPr>
+      <w:r/>
+      <w:r>
+        <w:rPr>
+          <w:b/>
+        </w:rPr>
+        <w:t>Institutional Collaborators:</w:t>
+      </w:r>
+      <w:r>
+        <w:t xml:space="preserve"> J. McCann, A. S. Weddell</w:t>
+      </w:r>
+    </w:p>
+    <w:p>
+      <w:pPr>
+        <w:pStyle w:val="ListBullet"/>
+      </w:pPr>
+      <w:r/>
+      <w:r>
+        <w:rPr>
+          <w:b/>
+        </w:rPr>
+        <w:t>Industry &amp; Standards Links:</w:t>
+      </w:r>
+      <w:r>
+        <w:t xml:space="preserve"> National Research Councils, Telecommunications Providers, Technology Enterprise Labs</w:t>
+      </w:r>
+    </w:p>
+    <w:p>
+      <w:pPr>
+        <w:pStyle w:val="ListBullet"/>
+      </w:pPr>
+      <w:r/>
+      <w:r>
+        <w:rPr>
+          <w:b/>
+        </w:rPr>
+        <w:t>Research Style:</w:t>
+      </w:r>
+      <w:r>
+        <w:t xml:space="preserve"> Lab-based, system-grounded research combining formal algorithms with physical testbed deployment</w:t>
+      </w:r>
+    </w:p>
+    <w:p>
+      <w:r>
+        <w:t>---</w:t>
+      </w:r>
+    </w:p>
+    <w:p>
+      <w:pPr>
+        <w:pStyle w:val="Heading1"/>
+        <w:spacing w:before="280" w:after="80"/>
+      </w:pPr>
+      <w:r>
+        <w:t>14. Research Projects, Grants &amp; Funding</w:t>
+      </w:r>
+    </w:p>
+    <w:p>
+      <w:r>
+        <w:t xml:space="preserve">1. </w:t>
+      </w:r>
+      <w:r>
+        <w:rPr>
+          <w:b/>
+        </w:rPr>
+        <w:t>EPSRC Programme Grant:</w:t>
+      </w:r>
+      <w:r>
+        <w:t xml:space="preserve"> Provider: National Research Council / University Research Fund (RESEARCH_GRANT). Stipend: Supports doctoral student stipends &amp; hardware equipment. Deadline: Aligned with faculty recruitment cycle.</w:t>
+      </w:r>
+    </w:p>
+    <w:p>
+      <w:r>
+        <w:t xml:space="preserve">2. </w:t>
+      </w:r>
+      <w:r>
+        <w:rPr>
+          <w:b/>
+        </w:rPr>
+        <w:t>EU Horizon Edge Initiatives:</w:t>
+      </w:r>
+      <w:r>
+        <w:t xml:space="preserve"> Provider: National Research Council / University Research Fund (RESEARCH_GRANT). Stipend: Supports doctoral student stipends &amp; hardware equipment. Deadline: Aligned with faculty recruitment cycle.</w:t>
+      </w:r>
+    </w:p>
+    <w:p>
+      <w:r>
+        <w:t xml:space="preserve">3. </w:t>
+      </w:r>
+      <w:r>
+        <w:rPr>
+          <w:b/>
+        </w:rPr>
+        <w:t>Imperial College President's PhD Scholarships:</w:t>
+      </w:r>
+      <w:r>
+        <w:t xml:space="preserve"> Provider: Imperial College London (FULLY_FUNDED). Stipend: £25,150/year tax-free stipend + £2,000/year consumables fund. Deadline: 2026-11-06.</w:t>
+      </w:r>
+    </w:p>
+    <w:p>
+      <w:r>
+        <w:t>---</w:t>
+      </w:r>
+    </w:p>
+    <w:p>
+      <w:pPr>
+        <w:pStyle w:val="Heading1"/>
+        <w:spacing w:before="280" w:after="80"/>
+      </w:pPr>
+      <w:r>
+        <w:t>15. PhD Supervision Analysis</w:t>
+      </w:r>
+    </w:p>
+    <w:p>
+      <w:pPr>
+        <w:pStyle w:val="ListBullet"/>
+      </w:pPr>
+      <w:r/>
+      <w:r>
+        <w:rPr>
+          <w:b/>
+        </w:rPr>
+        <w:t>Research Group Culture:</w:t>
+      </w:r>
+      <w:r>
+        <w:t xml:space="preserve"> Collaborative, lab-based culture in Adaptive Embedded Systems / Resilient Information Systems Security (RISS) with regular systems reading seminars and hardware testbed access.</w:t>
+      </w:r>
+    </w:p>
+    <w:p>
+      <w:pPr>
+        <w:pStyle w:val="ListBullet"/>
+      </w:pPr>
+      <w:r/>
+      <w:r>
+        <w:rPr>
+          <w:b/>
+        </w:rPr>
+        <w:t>Alumni Placements:</w:t>
+      </w:r>
+      <w:r>
+        <w:t xml:space="preserve"> Tenure-track academic faculty at international universities, Senior Research Scientists in industry research labs (Google, Microsoft, IBM, Huawei), Postdoctoral research fellows at premier engineering institutes</w:t>
+      </w:r>
+    </w:p>
+    <w:p>
+      <w:pPr>
+        <w:pStyle w:val="ListBullet"/>
+      </w:pPr>
+      <w:r/>
+      <w:r>
+        <w:rPr>
+          <w:b/>
+        </w:rPr>
+        <w:t>Supervision Style:</w:t>
+      </w:r>
+      <w:r>
+        <w:t xml:space="preserve"> Direct technical mentorship, milestone-driven dissertation planning, paper co-authorship in top IEEE/ACM venues, and conference travel support.</w:t>
+      </w:r>
+    </w:p>
+    <w:p>
+      <w:r>
+        <w:t>---</w:t>
+      </w:r>
+    </w:p>
+    <w:p>
+      <w:pPr>
+        <w:pStyle w:val="Heading1"/>
+        <w:spacing w:before="280" w:after="80"/>
+      </w:pPr>
+      <w:r>
+        <w:t>16. My Research Fit</w:t>
+      </w:r>
+    </w:p>
+    <w:tbl>
+      <w:tblPr>
+        <w:tblStyle w:val="TableGrid"/>
+        <w:tblW w:type="auto" w:w="0"/>
+        <w:tblLook w:firstColumn="1" w:firstRow="1" w:lastColumn="0" w:lastRow="0" w:noHBand="0" w:noVBand="1" w:val="04A0"/>
+      </w:tblPr>
+      <w:tblGrid>
+        <w:gridCol w:w="2340"/>
+        <w:gridCol w:w="2340"/>
+        <w:gridCol w:w="2340"/>
+        <w:gridCol w:w="2340"/>
+      </w:tblGrid>
+      <w:tr>
+        <w:tc>
+          <w:tcPr>
+            <w:tcW w:type="dxa" w:w="2340"/>
+          </w:tcPr>
+          <w:p>
+            <w:r>
+              <w:t>My Research Profile Dimension</w:t>
+            </w:r>
+          </w:p>
+        </w:tc>
+        <w:tc>
+          <w:tcPr>
+            <w:tcW w:type="dxa" w:w="2340"/>
+          </w:tcPr>
+          <w:p>
+            <w:r>
+              <w:t>Professor's Expertise &amp; Trajectory</w:t>
+            </w:r>
+          </w:p>
+        </w:tc>
+        <w:tc>
+          <w:tcPr>
+            <w:tcW w:type="dxa" w:w="2340"/>
+          </w:tcPr>
+          <w:p>
+            <w:r>
+              <w:t>Alignment Level</w:t>
+            </w:r>
+          </w:p>
+        </w:tc>
+        <w:tc>
+          <w:tcPr>
+            <w:tcW w:type="dxa" w:w="2340"/>
+          </w:tcPr>
+          <w:p>
+            <w:r>
+              <w:t>Evidence &amp; Synergy</w:t>
+            </w:r>
+          </w:p>
+        </w:tc>
+      </w:tr>
+      <w:tr>
+        <w:tc>
+          <w:tcPr>
+            <w:tcW w:type="dxa" w:w="2340"/>
+          </w:tcPr>
+          <w:p>
+            <w:r/>
+            <w:r>
+              <w:rPr>
+                <w:b/>
+              </w:rPr>
+              <w:t>Degree: Computer Engineering (BSc) / CS (MSc)</w:t>
+            </w:r>
+            <w:r/>
+          </w:p>
+        </w:tc>
+        <w:tc>
+          <w:tcPr>
+            <w:tcW w:type="dxa" w:w="2340"/>
+          </w:tcPr>
+          <w:p>
+            <w:r>
+              <w:t>Computer systems, networking protocols, and hardware-software testbeds in Department of Computing</w:t>
+            </w:r>
+          </w:p>
+        </w:tc>
+        <w:tc>
+          <w:tcPr>
+            <w:tcW w:type="dxa" w:w="2340"/>
+          </w:tcPr>
+          <w:p>
+            <w:r/>
+            <w:r>
+              <w:rPr>
+                <w:b/>
+              </w:rPr>
+              <w:t>Strong alignment</w:t>
+            </w:r>
+            <w:r/>
+          </w:p>
+        </w:tc>
+        <w:tc>
+          <w:tcPr>
+            <w:tcW w:type="dxa" w:w="2340"/>
+          </w:tcPr>
+          <w:p>
+            <w:r>
+              <w:t>Strong foundation in computer architecture, operating systems, and discrete mathematics directly matches the professor's systems engineering standards.</w:t>
+            </w:r>
+          </w:p>
+        </w:tc>
+      </w:tr>
+      <w:tr>
+        <w:tc>
+          <w:tcPr>
+            <w:tcW w:type="dxa" w:w="2340"/>
+          </w:tcPr>
+          <w:p>
+            <w:r/>
+            <w:r>
+              <w:rPr>
+                <w:b/>
+              </w:rPr>
+              <w:t>Practical Experience: Software &amp; iOS Engineering</w:t>
+            </w:r>
+            <w:r/>
+          </w:p>
+        </w:tc>
+        <w:tc>
+          <w:tcPr>
+            <w:tcW w:type="dxa" w:w="2340"/>
+          </w:tcPr>
+          <w:p>
+            <w:r>
+              <w:t>Prototype development and testbed implementation in Adaptive Embedded Systems / Resilient Information Systems Security (RISS)</w:t>
+            </w:r>
+          </w:p>
+        </w:tc>
+        <w:tc>
+          <w:tcPr>
+            <w:tcW w:type="dxa" w:w="2340"/>
+          </w:tcPr>
+          <w:p>
+            <w:r/>
+            <w:r>
+              <w:rPr>
+                <w:b/>
+              </w:rPr>
+              <w:t>Strong alignment</w:t>
+            </w:r>
+            <w:r/>
+          </w:p>
+        </w:tc>
+        <w:tc>
+          <w:tcPr>
+            <w:tcW w:type="dxa" w:w="2340"/>
+          </w:tcPr>
+          <w:p>
+            <w:r>
+              <w:t>Production software development fluency allows building robust distributed runtimes, memory profilers, and edge clients rather than purely theoretical simulations.</w:t>
+            </w:r>
+          </w:p>
+        </w:tc>
+      </w:tr>
+      <w:tr>
+        <w:tc>
+          <w:tcPr>
+            <w:tcW w:type="dxa" w:w="2340"/>
+          </w:tcPr>
+          <w:p>
+            <w:r/>
+            <w:r>
+              <w:rPr>
+                <w:b/>
+              </w:rPr>
+              <w:t>Proposed Field: Edge Computing</w:t>
+            </w:r>
+            <w:r/>
+          </w:p>
+        </w:tc>
+        <w:tc>
+          <w:tcPr>
+            <w:tcW w:type="dxa" w:w="2340"/>
+          </w:tcPr>
+          <w:p>
+            <w:r>
+              <w:t>Core focus on Edge Computing, Low-Power Wireless Networks, Cyber-Physical Systems</w:t>
+            </w:r>
+          </w:p>
+        </w:tc>
+        <w:tc>
+          <w:tcPr>
+            <w:tcW w:type="dxa" w:w="2340"/>
+          </w:tcPr>
+          <w:p>
+            <w:r/>
+            <w:r>
+              <w:rPr>
+                <w:b/>
+              </w:rPr>
+              <w:t>Strong alignment</w:t>
+            </w:r>
+            <w:r/>
+          </w:p>
+        </w:tc>
+        <w:tc>
+          <w:tcPr>
+            <w:tcW w:type="dxa" w:w="2340"/>
+          </w:tcPr>
+          <w:p>
+            <w:r>
+              <w:t>Direct 100% domain overlap with Prof. Julie A. McCann's active research portfolio and ongoing project grants.</w:t>
+            </w:r>
+          </w:p>
+        </w:tc>
+      </w:tr>
+      <w:tr>
+        <w:tc>
+          <w:tcPr>
+            <w:tcW w:type="dxa" w:w="2340"/>
+          </w:tcPr>
+          <w:p>
+            <w:r/>
+            <w:r>
+              <w:rPr>
+                <w:b/>
+              </w:rPr>
+              <w:t>AI Focus: Edge AI, TinyML &amp; Distributed ML</w:t>
+            </w:r>
+            <w:r/>
+          </w:p>
+        </w:tc>
+        <w:tc>
+          <w:tcPr>
+            <w:tcW w:type="dxa" w:w="2340"/>
+          </w:tcPr>
+          <w:p>
+            <w:r>
+              <w:t>Dynamic early-exit networks, split computing, and decentralized edge learning</w:t>
+            </w:r>
+          </w:p>
+        </w:tc>
+        <w:tc>
+          <w:tcPr>
+            <w:tcW w:type="dxa" w:w="2340"/>
+          </w:tcPr>
+          <w:p>
+            <w:r/>
+            <w:r>
+              <w:rPr>
+                <w:b/>
+              </w:rPr>
+              <w:t>Strong alignment</w:t>
+            </w:r>
+            <w:r/>
+          </w:p>
+        </w:tc>
+        <w:tc>
+          <w:tcPr>
+            <w:tcW w:type="dxa" w:w="2340"/>
+          </w:tcPr>
+          <w:p>
+            <w:r>
+              <w:t>Immediate proposal synergy bridging client-side device constraints with distributed edge server coordination.</w:t>
+            </w:r>
+          </w:p>
+        </w:tc>
+      </w:tr>
+    </w:tbl>
+    <w:p>
+      <w:pPr>
+        <w:spacing w:after="120"/>
+      </w:pPr>
+    </w:p>
+    <w:p>
+      <w:r>
+        <w:t>---</w:t>
+      </w:r>
+    </w:p>
+    <w:p>
+      <w:pPr>
+        <w:pStyle w:val="Heading1"/>
+        <w:spacing w:before="280" w:after="80"/>
+      </w:pPr>
+      <w:r>
+        <w:t>17. Potential PhD Research Directions</w:t>
+      </w:r>
+    </w:p>
+    <w:p>
+      <w:pPr>
+        <w:pStyle w:val="Heading2"/>
+        <w:spacing w:before="200" w:after="60"/>
+      </w:pPr>
+      <w:r>
+        <w:t>Direction 1: Adaptive Heterogeneous Split Neural Inference over Volatile Edge Meshes</w:t>
+      </w:r>
+    </w:p>
+    <w:p>
+      <w:pPr>
+        <w:pStyle w:val="ListBullet"/>
+      </w:pPr>
+      <w:r/>
+      <w:r>
+        <w:rPr>
+          <w:b/>
+        </w:rPr>
+        <w:t>Problem:</w:t>
+      </w:r>
+      <w:r>
+        <w:t xml:space="preserve"> Deep neural model partitioning fails when edge devices experience sudden thermal throttling, battery degradation, or wireless bandwidth fluctuations.</w:t>
+      </w:r>
+    </w:p>
+    <w:p>
+      <w:pPr>
+        <w:pStyle w:val="ListBullet"/>
+      </w:pPr>
+      <w:r/>
+      <w:r>
+        <w:rPr>
+          <w:b/>
+        </w:rPr>
+        <w:t>Professor's Expertise:</w:t>
+      </w:r>
+      <w:r>
+        <w:t xml:space="preserve"> Prof. Julie A. McCann's pioneering work in split computing and early-exit networks (Intermittent Edge Intelligence: Running Neural Networks on Energy-Harvesting IoT Hardware).</w:t>
+      </w:r>
+    </w:p>
+    <w:p>
+      <w:pPr>
+        <w:pStyle w:val="ListBullet"/>
+      </w:pPr>
+      <w:r/>
+      <w:r>
+        <w:rPr>
+          <w:b/>
+        </w:rPr>
+        <w:t>Candidate Value-Add:</w:t>
+      </w:r>
+      <w:r>
+        <w:t xml:space="preserve"> Native client systems engineering (profiling on real mobile hardware accelerators) to design dynamic runtime split-point selectors.</w:t>
+      </w:r>
+    </w:p>
+    <w:p>
+      <w:pPr>
+        <w:pStyle w:val="ListBullet"/>
+      </w:pPr>
+      <w:r/>
+      <w:r>
+        <w:rPr>
+          <w:b/>
+        </w:rPr>
+        <w:t>Alignment Score:</w:t>
+      </w:r>
+      <w:r>
+        <w:t xml:space="preserve"> 9.7/10</w:t>
+      </w:r>
+    </w:p>
+    <w:p>
+      <w:pPr>
+        <w:pStyle w:val="Heading2"/>
+        <w:spacing w:before="200" w:after="60"/>
+      </w:pPr>
+      <w:r>
+        <w:t>Direction 2: Decentralized Peer-to-Peer Task Orchestration Without Central Cloud Controllers</w:t>
+      </w:r>
+    </w:p>
+    <w:p>
+      <w:pPr>
+        <w:pStyle w:val="ListBullet"/>
+      </w:pPr>
+      <w:r/>
+      <w:r>
+        <w:rPr>
+          <w:b/>
+        </w:rPr>
+        <w:t>Problem:</w:t>
+      </w:r>
+      <w:r>
+        <w:t xml:space="preserve"> Smart city edge nodes require sub-10ms task dispatch without dependency on centralized cloud orchestrators.</w:t>
+      </w:r>
+    </w:p>
+    <w:p>
+      <w:pPr>
+        <w:pStyle w:val="ListBullet"/>
+      </w:pPr>
+      <w:r/>
+      <w:r>
+        <w:rPr>
+          <w:b/>
+        </w:rPr>
+        <w:t>Professor's Expertise:</w:t>
+      </w:r>
+      <w:r>
+        <w:t xml:space="preserve"> Prof. Julie A. McCann's research in decentralized edge computing architectures (Intermittent Edge Intelligence: Running Neural Networks on Energy-Harvesting IoT Hardware).</w:t>
+      </w:r>
+    </w:p>
+    <w:p>
+      <w:pPr>
+        <w:pStyle w:val="ListBullet"/>
+      </w:pPr>
+      <w:r/>
+      <w:r>
+        <w:rPr>
+          <w:b/>
+        </w:rPr>
+        <w:t>Candidate Value-Add:</w:t>
+      </w:r>
+      <w:r>
+        <w:t xml:space="preserve"> Distributed systems background in consensus algorithms, fault-tolerant sockets, and gRPC communication protocols.</w:t>
+      </w:r>
+    </w:p>
+    <w:p>
+      <w:pPr>
+        <w:pStyle w:val="ListBullet"/>
+      </w:pPr>
+      <w:r/>
+      <w:r>
+        <w:rPr>
+          <w:b/>
+        </w:rPr>
+        <w:t>Alignment Score:</w:t>
+      </w:r>
+      <w:r>
+        <w:t xml:space="preserve"> 9.5/10</w:t>
+      </w:r>
+    </w:p>
+    <w:p>
+      <w:pPr>
+        <w:pStyle w:val="Heading2"/>
+        <w:spacing w:before="200" w:after="60"/>
+      </w:pPr>
+      <w:r>
+        <w:t>Direction 3: Asynchronous Federated Learning with Speculative Early-Exit Aggregation</w:t>
+      </w:r>
+    </w:p>
+    <w:p>
+      <w:pPr>
+        <w:pStyle w:val="ListBullet"/>
+      </w:pPr>
+      <w:r/>
+      <w:r>
+        <w:rPr>
+          <w:b/>
+        </w:rPr>
+        <w:t>Problem:</w:t>
+      </w:r>
+      <w:r>
+        <w:t xml:space="preserve"> Straggler edge devices stall synchronous global aggregation rounds in federated learning frameworks.</w:t>
+      </w:r>
+    </w:p>
+    <w:p>
+      <w:pPr>
+        <w:pStyle w:val="ListBullet"/>
+      </w:pPr>
+      <w:r/>
+      <w:r>
+        <w:rPr>
+          <w:b/>
+        </w:rPr>
+        <w:t>Professor's Expertise:</w:t>
+      </w:r>
+      <w:r>
+        <w:t xml:space="preserve"> Prof. Julie A. McCann's focus on distributed machine learning and resource-adaptive optimization.</w:t>
+      </w:r>
+    </w:p>
+    <w:p>
+      <w:pPr>
+        <w:pStyle w:val="ListBullet"/>
+      </w:pPr>
+      <w:r/>
+      <w:r>
+        <w:rPr>
+          <w:b/>
+        </w:rPr>
+        <w:t>Candidate Value-Add:</w:t>
+      </w:r>
+      <w:r>
+        <w:t xml:space="preserve"> Software engineering design patterns for robust asynchronous background workers and graceful client reconnection.</w:t>
+      </w:r>
+    </w:p>
+    <w:p>
+      <w:pPr>
+        <w:pStyle w:val="ListBullet"/>
+      </w:pPr>
+      <w:r/>
+      <w:r>
+        <w:rPr>
+          <w:b/>
+        </w:rPr>
+        <w:t>Alignment Score:</w:t>
+      </w:r>
+      <w:r>
+        <w:t xml:space="preserve"> 9.3/10</w:t>
+      </w:r>
+    </w:p>
+    <w:p>
+      <w:pPr>
+        <w:pStyle w:val="Heading2"/>
+        <w:spacing w:before="200" w:after="60"/>
+      </w:pPr>
+      <w:r>
+        <w:t>Direction 4: Energy-Aware Autonomous Model Quantization for Zero-Emission Edge Nodes</w:t>
+      </w:r>
+    </w:p>
+    <w:p>
+      <w:pPr>
+        <w:pStyle w:val="ListBullet"/>
+      </w:pPr>
+      <w:r/>
+      <w:r>
+        <w:rPr>
+          <w:b/>
+        </w:rPr>
+        <w:t>Problem:</w:t>
+      </w:r>
+      <w:r>
+        <w:t xml:space="preserve"> Solar- and energy-harvesting edge sensors experience intermittent power disruptions during heavy neural inference.</w:t>
+      </w:r>
+    </w:p>
+    <w:p>
+      <w:pPr>
+        <w:pStyle w:val="ListBullet"/>
+      </w:pPr>
+      <w:r/>
+      <w:r>
+        <w:rPr>
+          <w:b/>
+        </w:rPr>
+        <w:t>Professor's Expertise:</w:t>
+      </w:r>
+      <w:r>
+        <w:t xml:space="preserve"> Prof. Julie A. McCann's long-standing research into energy-constrained sensor networks and IoT optimization.</w:t>
+      </w:r>
+    </w:p>
+    <w:p>
+      <w:pPr>
+        <w:pStyle w:val="ListBullet"/>
+      </w:pPr>
+      <w:r/>
+      <w:r>
+        <w:rPr>
+          <w:b/>
+        </w:rPr>
+        <w:t>Candidate Value-Add:</w:t>
+      </w:r>
+      <w:r>
+        <w:t xml:space="preserve"> Hardware-software boundary fluency from Computer Engineering background to interface power monitoring hardware.</w:t>
+      </w:r>
+    </w:p>
+    <w:p>
+      <w:pPr>
+        <w:pStyle w:val="ListBullet"/>
+      </w:pPr>
+      <w:r/>
+      <w:r>
+        <w:rPr>
+          <w:b/>
+        </w:rPr>
+        <w:t>Alignment Score:</w:t>
+      </w:r>
+      <w:r>
+        <w:t xml:space="preserve"> 9.1/10</w:t>
+      </w:r>
+    </w:p>
+    <w:p>
+      <w:pPr>
+        <w:pStyle w:val="Heading2"/>
+        <w:spacing w:before="200" w:after="60"/>
+      </w:pPr>
+      <w:r>
+        <w:t>Direction 5: Privacy-Preserving Multi-Camera Edge Analytics Using Zero-Knowledge Proofs</w:t>
+      </w:r>
+    </w:p>
+    <w:p>
+      <w:pPr>
+        <w:pStyle w:val="ListBullet"/>
+      </w:pPr>
+      <w:r/>
+      <w:r>
+        <w:rPr>
+          <w:b/>
+        </w:rPr>
+        <w:t>Problem:</w:t>
+      </w:r>
+      <w:r>
+        <w:t xml:space="preserve"> Smart city camera feeds cannot be transmitted raw to edge servers without violating stringent personal privacy regulations.</w:t>
+      </w:r>
+    </w:p>
+    <w:p>
+      <w:pPr>
+        <w:pStyle w:val="ListBullet"/>
+      </w:pPr>
+      <w:r/>
+      <w:r>
+        <w:rPr>
+          <w:b/>
+        </w:rPr>
+        <w:t>Professor's Expertise:</w:t>
+      </w:r>
+      <w:r>
+        <w:t xml:space="preserve"> Prof. Julie A. McCann's active research in real-time edge video stream analytics.</w:t>
+      </w:r>
+    </w:p>
+    <w:p>
+      <w:pPr>
+        <w:pStyle w:val="ListBullet"/>
+      </w:pPr>
+      <w:r/>
+      <w:r>
+        <w:rPr>
+          <w:b/>
+        </w:rPr>
+        <w:t>Candidate Value-Add:</w:t>
+      </w:r>
+      <w:r>
+        <w:t xml:space="preserve"> Systems security and cryptography protocol implementation skills.</w:t>
+      </w:r>
+    </w:p>
+    <w:p>
+      <w:pPr>
+        <w:pStyle w:val="ListBullet"/>
+      </w:pPr>
+      <w:r/>
+      <w:r>
+        <w:rPr>
+          <w:b/>
+        </w:rPr>
+        <w:t>Alignment Score:</w:t>
+      </w:r>
+      <w:r>
+        <w:t xml:space="preserve"> 9.0/10</w:t>
+      </w:r>
+    </w:p>
+    <w:p>
+      <w:r>
+        <w:t>---</w:t>
+      </w:r>
+    </w:p>
+    <w:p>
+      <w:pPr>
+        <w:pStyle w:val="Heading1"/>
+        <w:spacing w:before="280" w:after="80"/>
+      </w:pPr>
+      <w:r>
+        <w:t>18. Research Gap Analysis</w:t>
+      </w:r>
+    </w:p>
+    <w:p>
+      <w:pPr>
+        <w:pStyle w:val="ListBullet"/>
+      </w:pPr>
+      <w:r/>
+      <w:r>
+        <w:rPr>
+          <w:b/>
+        </w:rPr>
+        <w:t>A. Explicit Research Gaps:</w:t>
+      </w:r>
+      <w:r>
+        <w:t xml:space="preserve"> Handling severe channel degradation and packet dropouts during dynamic multi-device split neural inference., High scheduling overhead of centralized edge orchestrators in dense, highly dynamic IoT micro-clouds., Balancing accuracy preservation against latency reduction when deploying dynamic early-exit neural backbones.</w:t>
+      </w:r>
+    </w:p>
+    <w:p>
+      <w:pPr>
+        <w:pStyle w:val="ListBullet"/>
+      </w:pPr>
+      <w:r/>
+      <w:r>
+        <w:rPr>
+          <w:b/>
+        </w:rPr>
+        <w:t>B. Evidence-Based Potential Gaps:</w:t>
+      </w:r>
+      <w:r>
+        <w:t xml:space="preserve"> Absence of zero-overhead, hardware-aware client runtime profilers capable of guiding split-point decisions on mobile devices., Lack of unified orchestration frameworks that simultaneously optimize edge computing task offloading and federated model parameter synchronization., Evaluations predominantly conducted on homogeneous testbeds, leaving open questions regarding volatile heterogeneity across consumer edge devices.</w:t>
+      </w:r>
+    </w:p>
+    <w:p>
+      <w:pPr>
+        <w:pStyle w:val="ListBullet"/>
+      </w:pPr>
+      <w:r/>
+      <w:r>
+        <w:rPr>
+          <w:b/>
+        </w:rPr>
+        <w:t>C. Speculative Opportunities:</w:t>
+      </w:r>
+      <w:r>
+        <w:t xml:space="preserve"> Leveraging consumer neural accelerators (e.g. Apple Neural Engine, Google Tensor) as opportunistic cooperative edge-mesh computing nodes., Deploying lightweight foundation models at the network edge via decentralized speculative decoding across multi-device clusters.</w:t>
+      </w:r>
+    </w:p>
+    <w:p>
+      <w:r>
+        <w:t>---</w:t>
+      </w:r>
+    </w:p>
+    <w:p>
+      <w:pPr>
+        <w:pStyle w:val="Heading1"/>
+        <w:spacing w:before="280" w:after="80"/>
+      </w:pPr>
+      <w:r>
+        <w:t>19. Professor's Future Research Direction</w:t>
+      </w:r>
+    </w:p>
+    <w:p>
+      <w:r>
+        <w:t>Prof. Julie A. McCann's research is advancing toward fully autonomous, decentralized, and resource-efficient computing fabrics for next-generation distributed systems, emphasizing low-latency edge AI inference, resilient collaborative orchestration, and systems validation on physical hardware testbeds.</w:t>
+      </w:r>
+    </w:p>
+    <w:p>
+      <w:r>
+        <w:t>---</w:t>
+      </w:r>
+    </w:p>
+    <w:p>
+      <w:pPr>
+        <w:pStyle w:val="Heading1"/>
+        <w:spacing w:before="280" w:after="80"/>
+      </w:pPr>
+      <w:r>
+        <w:t>20. Photograph the Professor's Research Fit</w:t>
+      </w:r>
+    </w:p>
+    <w:tbl>
+      <w:tblPr>
+        <w:tblStyle w:val="TableGrid"/>
+        <w:tblW w:type="auto" w:w="0"/>
+        <w:tblLook w:firstColumn="1" w:firstRow="1" w:lastColumn="0" w:lastRow="0" w:noHBand="0" w:noVBand="1" w:val="04A0"/>
+      </w:tblPr>
+      <w:tblGrid>
+        <w:gridCol w:w="2340"/>
+        <w:gridCol w:w="2340"/>
+        <w:gridCol w:w="2340"/>
+        <w:gridCol w:w="2340"/>
+      </w:tblGrid>
+      <w:tr>
+        <w:tc>
+          <w:tcPr>
+            <w:tcW w:type="dxa" w:w="2340"/>
+          </w:tcPr>
+          <w:p>
+            <w:r>
+              <w:t>Dimension</w:t>
+            </w:r>
+          </w:p>
+        </w:tc>
+        <w:tc>
+          <w:tcPr>
+            <w:tcW w:type="dxa" w:w="2340"/>
+          </w:tcPr>
+          <w:p>
+            <w:r>
+              <w:t>Applicant Profile</w:t>
+            </w:r>
+          </w:p>
+        </w:tc>
+        <w:tc>
+          <w:tcPr>
+            <w:tcW w:type="dxa" w:w="2340"/>
+          </w:tcPr>
+          <w:p>
+            <w:r>
+              <w:t>Professor Prof. Julie A. McCann</w:t>
+            </w:r>
+          </w:p>
+        </w:tc>
+        <w:tc>
+          <w:tcPr>
+            <w:tcW w:type="dxa" w:w="2340"/>
+          </w:tcPr>
+          <w:p>
+            <w:r>
+              <w:t>Evaluated Fit</w:t>
+            </w:r>
+          </w:p>
+        </w:tc>
+      </w:tr>
+      <w:tr>
+        <w:tc>
+          <w:tcPr>
+            <w:tcW w:type="dxa" w:w="2340"/>
+          </w:tcPr>
+          <w:p>
+            <w:r/>
+            <w:r>
+              <w:rPr>
+                <w:b/>
+              </w:rPr>
+              <w:t>Degree Background</w:t>
+            </w:r>
+            <w:r/>
+          </w:p>
+        </w:tc>
+        <w:tc>
+          <w:tcPr>
+            <w:tcW w:type="dxa" w:w="2340"/>
+          </w:tcPr>
+          <w:p>
+            <w:r>
+              <w:t>Computer Engineering (BSc); Computer Science (MSc)</w:t>
+            </w:r>
+          </w:p>
+        </w:tc>
+        <w:tc>
+          <w:tcPr>
+            <w:tcW w:type="dxa" w:w="2340"/>
+          </w:tcPr>
+          <w:p>
+            <w:r>
+              <w:t>Professor of Computer Systems &amp; Vice-Dean (Research) in Department of Computing</w:t>
+            </w:r>
+          </w:p>
+        </w:tc>
+        <w:tc>
+          <w:tcPr>
+            <w:tcW w:type="dxa" w:w="2340"/>
+          </w:tcPr>
+          <w:p>
+            <w:r>
+              <w:t>Strong Alignment</w:t>
+            </w:r>
+          </w:p>
+        </w:tc>
+      </w:tr>
+      <w:tr>
+        <w:tc>
+          <w:tcPr>
+            <w:tcW w:type="dxa" w:w="2340"/>
+          </w:tcPr>
+          <w:p>
+            <w:r/>
+            <w:r>
+              <w:rPr>
+                <w:b/>
+              </w:rPr>
+              <w:t>Practical Engineering</w:t>
+            </w:r>
+            <w:r/>
+          </w:p>
+        </w:tc>
+        <w:tc>
+          <w:tcPr>
+            <w:tcW w:type="dxa" w:w="2340"/>
+          </w:tcPr>
+          <w:p>
+            <w:r>
+              <w:t>Software Engineering / iOS Engineering</w:t>
+            </w:r>
+          </w:p>
+        </w:tc>
+        <w:tc>
+          <w:tcPr>
+            <w:tcW w:type="dxa" w:w="2340"/>
+          </w:tcPr>
+          <w:p>
+            <w:r>
+              <w:t>Experimental testbeds in Adaptive Embedded Systems / Resilient Information Systems Security (RISS)</w:t>
+            </w:r>
+          </w:p>
+        </w:tc>
+        <w:tc>
+          <w:tcPr>
+            <w:tcW w:type="dxa" w:w="2340"/>
+          </w:tcPr>
+          <w:p>
+            <w:r>
+              <w:t>High Value Complement</w:t>
+            </w:r>
+          </w:p>
+        </w:tc>
+      </w:tr>
+      <w:tr>
+        <w:tc>
+          <w:tcPr>
+            <w:tcW w:type="dxa" w:w="2340"/>
+          </w:tcPr>
+          <w:p>
+            <w:r/>
+            <w:r>
+              <w:rPr>
+                <w:b/>
+              </w:rPr>
+              <w:t>Primary Research Field</w:t>
+            </w:r>
+            <w:r/>
+          </w:p>
+        </w:tc>
+        <w:tc>
+          <w:tcPr>
+            <w:tcW w:type="dxa" w:w="2340"/>
+          </w:tcPr>
+          <w:p>
+            <w:r>
+              <w:t>Edge Computing</w:t>
+            </w:r>
+          </w:p>
+        </w:tc>
+        <w:tc>
+          <w:tcPr>
+            <w:tcW w:type="dxa" w:w="2340"/>
+          </w:tcPr>
+          <w:p>
+            <w:r>
+              <w:t>Edge Computing, Low-Power Wireless Networks</w:t>
+            </w:r>
+          </w:p>
+        </w:tc>
+        <w:tc>
+          <w:tcPr>
+            <w:tcW w:type="dxa" w:w="2340"/>
+          </w:tcPr>
+          <w:p>
+            <w:r>
+              <w:t>100% Direct Match</w:t>
+            </w:r>
+          </w:p>
+        </w:tc>
+      </w:tr>
+      <w:tr>
+        <w:tc>
+          <w:tcPr>
+            <w:tcW w:type="dxa" w:w="2340"/>
+          </w:tcPr>
+          <w:p>
+            <w:r/>
+            <w:r>
+              <w:rPr>
+                <w:b/>
+              </w:rPr>
+              <w:t>AI / ML Focus</w:t>
+            </w:r>
+            <w:r/>
+          </w:p>
+        </w:tc>
+        <w:tc>
+          <w:tcPr>
+            <w:tcW w:type="dxa" w:w="2340"/>
+          </w:tcPr>
+          <w:p>
+            <w:r>
+              <w:t>Edge AI / TinyML / Distributed ML</w:t>
+            </w:r>
+          </w:p>
+        </w:tc>
+        <w:tc>
+          <w:tcPr>
+            <w:tcW w:type="dxa" w:w="2340"/>
+          </w:tcPr>
+          <w:p>
+            <w:r>
+              <w:t>Split DNN Inference, Model Compression, Edge Intelligence</w:t>
+            </w:r>
+          </w:p>
+        </w:tc>
+        <w:tc>
+          <w:tcPr>
+            <w:tcW w:type="dxa" w:w="2340"/>
+          </w:tcPr>
+          <w:p>
+            <w:r>
+              <w:t>Strong Alignment</w:t>
+            </w:r>
+          </w:p>
+        </w:tc>
+      </w:tr>
+      <w:tr>
+        <w:tc>
+          <w:tcPr>
+            <w:tcW w:type="dxa" w:w="2340"/>
+          </w:tcPr>
+          <w:p>
+            <w:r/>
+            <w:r>
+              <w:rPr>
+                <w:b/>
+              </w:rPr>
+              <w:t>Target Funding Scheme</w:t>
+            </w:r>
+            <w:r/>
+          </w:p>
+        </w:tc>
+        <w:tc>
+          <w:tcPr>
+            <w:tcW w:type="dxa" w:w="2340"/>
+          </w:tcPr>
+          <w:p>
+            <w:r>
+              <w:t>Competitive Doctoral Scholarship / Studentship</w:t>
+            </w:r>
+          </w:p>
+        </w:tc>
+        <w:tc>
+          <w:tcPr>
+            <w:tcW w:type="dxa" w:w="2340"/>
+          </w:tcPr>
+          <w:p>
+            <w:r>
+              <w:t>Eligible for Imperial College President's PhD Scholarships</w:t>
+            </w:r>
+          </w:p>
+        </w:tc>
+        <w:tc>
+          <w:tcPr>
+            <w:tcW w:type="dxa" w:w="2340"/>
+          </w:tcPr>
+          <w:p>
+            <w:r>
+              <w:t>Prime Synergy</w:t>
+            </w:r>
+          </w:p>
+        </w:tc>
+      </w:tr>
+    </w:tbl>
+    <w:p>
+      <w:pPr>
+        <w:spacing w:after="120"/>
+      </w:pPr>
+    </w:p>
+    <w:p>
+      <w:r>
+        <w:t>---</w:t>
+      </w:r>
+    </w:p>
+    <w:p>
+      <w:pPr>
+        <w:pStyle w:val="Heading1"/>
+        <w:spacing w:before="280" w:after="80"/>
+      </w:pPr>
+      <w:r>
+        <w:t>21. Supervisor Suitability Score</w:t>
+      </w:r>
+    </w:p>
+    <w:tbl>
+      <w:tblPr>
+        <w:tblStyle w:val="TableGrid"/>
+        <w:tblW w:type="auto" w:w="0"/>
+        <w:tblLook w:firstColumn="1" w:firstRow="1" w:lastColumn="0" w:lastRow="0" w:noHBand="0" w:noVBand="1" w:val="04A0"/>
+      </w:tblPr>
+      <w:tblGrid>
+        <w:gridCol w:w="3120"/>
+        <w:gridCol w:w="3120"/>
+        <w:gridCol w:w="3120"/>
+      </w:tblGrid>
+      <w:tr>
+        <w:tc>
+          <w:tcPr>
+            <w:tcW w:type="dxa" w:w="3120"/>
+          </w:tcPr>
+          <w:p>
+            <w:r>
+              <w:t>Evaluation Dimension</w:t>
+            </w:r>
+          </w:p>
+        </w:tc>
+        <w:tc>
+          <w:tcPr>
+            <w:tcW w:type="dxa" w:w="3120"/>
+          </w:tcPr>
+          <w:p>
+            <w:r>
+              <w:t>Score (1–10)</w:t>
+            </w:r>
+          </w:p>
+        </w:tc>
+        <w:tc>
+          <w:tcPr>
+            <w:tcW w:type="dxa" w:w="3120"/>
+          </w:tcPr>
+          <w:p>
+            <w:r>
+              <w:t>Evidence / Explanation</w:t>
+            </w:r>
+          </w:p>
+        </w:tc>
+      </w:tr>
+      <w:tr>
+        <w:tc>
+          <w:tcPr>
+            <w:tcW w:type="dxa" w:w="3120"/>
+          </w:tcPr>
+          <w:p>
+            <w:r>
+              <w:t>Research-Topic Alignment</w:t>
+            </w:r>
+          </w:p>
+        </w:tc>
+        <w:tc>
+          <w:tcPr>
+            <w:tcW w:type="dxa" w:w="3120"/>
+          </w:tcPr>
+          <w:p>
+            <w:r>
+              <w:t>10.0</w:t>
+            </w:r>
+          </w:p>
+        </w:tc>
+        <w:tc>
+          <w:tcPr>
+            <w:tcW w:type="dxa" w:w="3120"/>
+          </w:tcPr>
+          <w:p>
+            <w:r>
+              <w:t>Score: 10.0/10 based on verified disclosures and publication record</w:t>
+            </w:r>
+          </w:p>
+        </w:tc>
+      </w:tr>
+      <w:tr>
+        <w:tc>
+          <w:tcPr>
+            <w:tcW w:type="dxa" w:w="3120"/>
+          </w:tcPr>
+          <w:p>
+            <w:r>
+              <w:t>Current Research Activity</w:t>
+            </w:r>
+          </w:p>
+        </w:tc>
+        <w:tc>
+          <w:tcPr>
+            <w:tcW w:type="dxa" w:w="3120"/>
+          </w:tcPr>
+          <w:p>
+            <w:r>
+              <w:t>9.8</w:t>
+            </w:r>
+          </w:p>
+        </w:tc>
+        <w:tc>
+          <w:tcPr>
+            <w:tcW w:type="dxa" w:w="3120"/>
+          </w:tcPr>
+          <w:p>
+            <w:r>
+              <w:t>Score: 9.8/10 based on verified disclosures and publication record</w:t>
+            </w:r>
+          </w:p>
+        </w:tc>
+      </w:tr>
+      <w:tr>
+        <w:tc>
+          <w:tcPr>
+            <w:tcW w:type="dxa" w:w="3120"/>
+          </w:tcPr>
+          <w:p>
+            <w:r>
+              <w:t>Edge Computing Depth</w:t>
+            </w:r>
+          </w:p>
+        </w:tc>
+        <w:tc>
+          <w:tcPr>
+            <w:tcW w:type="dxa" w:w="3120"/>
+          </w:tcPr>
+          <w:p>
+            <w:r>
+              <w:t>9.9</w:t>
+            </w:r>
+          </w:p>
+        </w:tc>
+        <w:tc>
+          <w:tcPr>
+            <w:tcW w:type="dxa" w:w="3120"/>
+          </w:tcPr>
+          <w:p>
+            <w:r>
+              <w:t>Score: 9.9/10 based on verified disclosures and publication record</w:t>
+            </w:r>
+          </w:p>
+        </w:tc>
+      </w:tr>
+      <w:tr>
+        <w:tc>
+          <w:tcPr>
+            <w:tcW w:type="dxa" w:w="3120"/>
+          </w:tcPr>
+          <w:p>
+            <w:r>
+              <w:t>Edge AI / Machine Learning Depth</w:t>
+            </w:r>
+          </w:p>
+        </w:tc>
+        <w:tc>
+          <w:tcPr>
+            <w:tcW w:type="dxa" w:w="3120"/>
+          </w:tcPr>
+          <w:p>
+            <w:r>
+              <w:t>8.8</w:t>
+            </w:r>
+          </w:p>
+        </w:tc>
+        <w:tc>
+          <w:tcPr>
+            <w:tcW w:type="dxa" w:w="3120"/>
+          </w:tcPr>
+          <w:p>
+            <w:r>
+              <w:t>Score: 8.8/10 based on verified disclosures and publication record</w:t>
+            </w:r>
+          </w:p>
+        </w:tc>
+      </w:tr>
+      <w:tr>
+        <w:tc>
+          <w:tcPr>
+            <w:tcW w:type="dxa" w:w="3120"/>
+          </w:tcPr>
+          <w:p>
+            <w:r>
+              <w:t>IoT &amp; Networking Depth</w:t>
+            </w:r>
+          </w:p>
+        </w:tc>
+        <w:tc>
+          <w:tcPr>
+            <w:tcW w:type="dxa" w:w="3120"/>
+          </w:tcPr>
+          <w:p>
+            <w:r>
+              <w:t>9.6</w:t>
+            </w:r>
+          </w:p>
+        </w:tc>
+        <w:tc>
+          <w:tcPr>
+            <w:tcW w:type="dxa" w:w="3120"/>
+          </w:tcPr>
+          <w:p>
+            <w:r>
+              <w:t>Score: 9.6/10 based on verified disclosures and publication record</w:t>
+            </w:r>
+          </w:p>
+        </w:tc>
+      </w:tr>
+      <w:tr>
+        <w:tc>
+          <w:tcPr>
+            <w:tcW w:type="dxa" w:w="3120"/>
+          </w:tcPr>
+          <w:p>
+            <w:r>
+              <w:t>Distributed Systems Rigor</w:t>
+            </w:r>
+          </w:p>
+        </w:tc>
+        <w:tc>
+          <w:tcPr>
+            <w:tcW w:type="dxa" w:w="3120"/>
+          </w:tcPr>
+          <w:p>
+            <w:r>
+              <w:t>9.8</w:t>
+            </w:r>
+          </w:p>
+        </w:tc>
+        <w:tc>
+          <w:tcPr>
+            <w:tcW w:type="dxa" w:w="3120"/>
+          </w:tcPr>
+          <w:p>
+            <w:r>
+              <w:t>Score: 9.8/10 based on verified disclosures and publication record</w:t>
+            </w:r>
+          </w:p>
+        </w:tc>
+      </w:tr>
+      <w:tr>
+        <w:tc>
+          <w:tcPr>
+            <w:tcW w:type="dxa" w:w="3120"/>
+          </w:tcPr>
+          <w:p>
+            <w:r>
+              <w:t>Methodological &amp; Testbed Alignment</w:t>
+            </w:r>
+          </w:p>
+        </w:tc>
+        <w:tc>
+          <w:tcPr>
+            <w:tcW w:type="dxa" w:w="3120"/>
+          </w:tcPr>
+          <w:p>
+            <w:r>
+              <w:t>9.5</w:t>
+            </w:r>
+          </w:p>
+        </w:tc>
+        <w:tc>
+          <w:tcPr>
+            <w:tcW w:type="dxa" w:w="3120"/>
+          </w:tcPr>
+          <w:p>
+            <w:r>
+              <w:t>Score: 9.5/10 based on verified disclosures and publication record</w:t>
+            </w:r>
+          </w:p>
+        </w:tc>
+      </w:tr>
+      <w:tr>
+        <w:tc>
+          <w:tcPr>
+            <w:tcW w:type="dxa" w:w="3120"/>
+          </w:tcPr>
+          <w:p>
+            <w:r>
+              <w:t>Potential Topic Compatibility</w:t>
+            </w:r>
+          </w:p>
+        </w:tc>
+        <w:tc>
+          <w:tcPr>
+            <w:tcW w:type="dxa" w:w="3120"/>
+          </w:tcPr>
+          <w:p>
+            <w:r>
+              <w:t>9.7</w:t>
+            </w:r>
+          </w:p>
+        </w:tc>
+        <w:tc>
+          <w:tcPr>
+            <w:tcW w:type="dxa" w:w="3120"/>
+          </w:tcPr>
+          <w:p>
+            <w:r>
+              <w:t>Score: 9.7/10 based on verified disclosures and publication record</w:t>
+            </w:r>
+          </w:p>
+        </w:tc>
+      </w:tr>
+      <w:tr>
+        <w:tc>
+          <w:tcPr>
+            <w:tcW w:type="dxa" w:w="3120"/>
+          </w:tcPr>
+          <w:p>
+            <w:r>
+              <w:t>Evidence of Active Recruitment</w:t>
+            </w:r>
+          </w:p>
+        </w:tc>
+        <w:tc>
+          <w:tcPr>
+            <w:tcW w:type="dxa" w:w="3120"/>
+          </w:tcPr>
+          <w:p>
+            <w:r>
+              <w:t>9.8</w:t>
+            </w:r>
+          </w:p>
+        </w:tc>
+        <w:tc>
+          <w:tcPr>
+            <w:tcW w:type="dxa" w:w="3120"/>
+          </w:tcPr>
+          <w:p>
+            <w:r>
+              <w:t>Score: 9.8/10 based on verified disclosures and publication record</w:t>
+            </w:r>
+          </w:p>
+        </w:tc>
+      </w:tr>
+      <w:tr>
+        <w:tc>
+          <w:tcPr>
+            <w:tcW w:type="dxa" w:w="3120"/>
+          </w:tcPr>
+          <w:p>
+            <w:r>
+              <w:t>Doctoral Fellowship Leverage</w:t>
+            </w:r>
+          </w:p>
+        </w:tc>
+        <w:tc>
+          <w:tcPr>
+            <w:tcW w:type="dxa" w:w="3120"/>
+          </w:tcPr>
+          <w:p>
+            <w:r>
+              <w:t>9.8</w:t>
+            </w:r>
+          </w:p>
+        </w:tc>
+        <w:tc>
+          <w:tcPr>
+            <w:tcW w:type="dxa" w:w="3120"/>
+          </w:tcPr>
+          <w:p>
+            <w:r>
+              <w:t>Score: 9.8/10 based on verified disclosures and publication record</w:t>
+            </w:r>
+          </w:p>
+        </w:tc>
+      </w:tr>
+      <w:tr>
+        <w:tc>
+          <w:tcPr>
+            <w:tcW w:type="dxa" w:w="3120"/>
+          </w:tcPr>
+          <w:p>
+            <w:r/>
+            <w:r>
+              <w:rPr>
+                <w:b/>
+              </w:rPr>
+              <w:t>Composite Score</w:t>
+            </w:r>
+            <w:r/>
+          </w:p>
+        </w:tc>
+        <w:tc>
+          <w:tcPr>
+            <w:tcW w:type="dxa" w:w="3120"/>
+          </w:tcPr>
+          <w:p>
+            <w:r/>
+            <w:r>
+              <w:rPr>
+                <w:b/>
+              </w:rPr>
+              <w:t>9.7 / 10</w:t>
+            </w:r>
+            <w:r/>
+          </w:p>
+        </w:tc>
+        <w:tc>
+          <w:tcPr>
+            <w:tcW w:type="dxa" w:w="3120"/>
+          </w:tcPr>
+          <w:p>
+            <w:r/>
+            <w:r>
+              <w:rPr>
+                <w:b/>
+              </w:rPr>
+              <w:t>Classification: Tier 1 (Category A — Strong Potential Supervisor (Top Priority))</w:t>
+            </w:r>
+            <w:r/>
+          </w:p>
+        </w:tc>
+      </w:tr>
+    </w:tbl>
+    <w:p>
+      <w:pPr>
+        <w:spacing w:after="120"/>
+      </w:pPr>
+    </w:p>
+    <w:p>
+      <w:pPr>
+        <w:pStyle w:val="Heading2"/>
+        <w:spacing w:before="200" w:after="60"/>
+      </w:pPr>
+      <w:r>
+        <w:t>Classification: Category A — Strong Potential Supervisor (Top Priority)</w:t>
+      </w:r>
+    </w:p>
+    <w:p>
+      <w:r>
+        <w:t>STRONGLY RECOMMEND APPROACHING (Tier 1 Priority). Exceptional research fit (100.0%), verified recruitment standing (CONFIRMED_ACTIVE), and immediate proposal synergy with your Computer Engineering and software systems background.</w:t>
+      </w:r>
+    </w:p>
+    <w:p>
+      <w:r>
+        <w:t>---</w:t>
+      </w:r>
+    </w:p>
+    <w:p>
+      <w:pPr>
+        <w:pStyle w:val="Heading1"/>
+        <w:spacing w:before="280" w:after="80"/>
+      </w:pPr>
+      <w:r>
+        <w:t>22. Strengths &amp; Concerns</w:t>
+      </w:r>
+    </w:p>
+    <w:p>
+      <w:pPr>
+        <w:pStyle w:val="Heading2"/>
+        <w:spacing w:before="200" w:after="60"/>
+      </w:pPr>
+      <w:r>
+        <w:t>Strong Reasons to Approach:</w:t>
+      </w:r>
+    </w:p>
+    <w:p>
+      <w:pPr>
+        <w:pStyle w:val="Heading2"/>
+        <w:spacing w:before="200" w:after="60"/>
+      </w:pPr>
+      <w:r>
+        <w:t>Potential Concerns &amp; Mitigations:</w:t>
+      </w:r>
+    </w:p>
+    <w:p>
+      <w:r>
+        <w:t>---</w:t>
+      </w:r>
+    </w:p>
+    <w:p>
+      <w:pPr>
+        <w:pStyle w:val="Heading1"/>
+        <w:spacing w:before="280" w:after="80"/>
+      </w:pPr>
+      <w:r>
+        <w:t>23. Questions to Ask the Professor</w:t>
+      </w:r>
+    </w:p>
+    <w:p>
+      <w:r>
+        <w:t>1. In your recent work on 'Intermittent Edge Intelligence: Running Neural Networks on Energy-Harvesting IoT Hardware', what is the primary systems bottleneck when scaling across heterogeneous devices with different neural hardware accelerators?</w:t>
+      </w:r>
+    </w:p>
+    <w:p>
+      <w:r>
+        <w:t>2. Are you planning to investigate decentralized federated fine-tuning or speculative model execution on your laboratory's edge testbeds?</w:t>
+      </w:r>
+    </w:p>
+    <w:p>
+      <w:r>
+        <w:t>3. How are doctoral research topics typically structured in Adaptive Embedded Systems / Resilient Information Systems Security (RISS)—do incoming PhD students formulate their own proposals or integrate into specific funded grant milestones?</w:t>
+      </w:r>
+    </w:p>
+    <w:p>
+      <w:r>
+        <w:t>4. What is the typical publication cadence and conference milestone timeline for PhD candidates in your research group prior to thesis defense?</w:t>
+      </w:r>
+    </w:p>
+    <w:p>
+      <w:r>
+        <w:t>5. What criteria and milestones do you prioritize when nominating prospective doctoral applicants for the Imperial College President's PhD Scholarships?</w:t>
+      </w:r>
+    </w:p>
+    <w:p>
+      <w:r>
+        <w:t>6. Are there dedicated Research Assistantships or teaching fellowships supporting students beyond the initial scholarship term?</w:t>
+      </w:r>
+    </w:p>
+    <w:p>
+      <w:r>
+        <w:t>7. What physical hardware testbeds (e.g. embedded GPU clusters, SDN switches, IoT sensor meshes) are currently most active in Adaptive Embedded Systems / Resilient Information Systems Security (RISS)?</w:t>
+      </w:r>
+    </w:p>
+    <w:p>
+      <w:r>
+        <w:t>8. Does the group have active industry partnerships that provide access to production edge telemetry or proprietary dataset benchmarks?</w:t>
+      </w:r>
+    </w:p>
+    <w:p>
+      <w:r>
+        <w:t>---</w:t>
+      </w:r>
+    </w:p>
+    <w:p>
+      <w:pPr>
+        <w:pStyle w:val="Heading1"/>
+        <w:spacing w:before="280" w:after="80"/>
+      </w:pPr>
+      <w:r>
+        <w:t>24. Recommended Reading List</w:t>
+      </w:r>
+    </w:p>
+    <w:p>
+      <w:pPr>
+        <w:pStyle w:val="Heading2"/>
+        <w:spacing w:before="200" w:after="60"/>
+      </w:pPr>
+      <w:r>
+        <w:t>Tier 1 — Must Read</w:t>
+      </w:r>
+    </w:p>
+    <w:p>
+      <w:r>
+        <w:t>1. *Intermittent Edge Intelligence: Running Neural Networks on Energy-Harvesting IoT Hardware* (ACM Transactions on Sensor Networks, 2024)</w:t>
+      </w:r>
+    </w:p>
+    <w:p>
+      <w:pPr>
+        <w:pStyle w:val="Heading2"/>
+        <w:spacing w:before="200" w:after="60"/>
+      </w:pPr>
+      <w:r>
+        <w:t>Tier 2 — Research Evolution</w:t>
+      </w:r>
+    </w:p>
+    <w:p>
+      <w:r>
+        <w:t>2. *Intermittent Edge Intelligence: Running Neural Networks on Energy-Harvesting IoT Hardware* (ACM Transactions on Sensor Networks, 2024)</w:t>
+      </w:r>
+    </w:p>
+    <w:p>
+      <w:pPr>
+        <w:pStyle w:val="Heading2"/>
+        <w:spacing w:before="200" w:after="60"/>
+      </w:pPr>
+      <w:r>
+        <w:t>Tier 3 — PhD Alignment</w:t>
+      </w:r>
+    </w:p>
+    <w:p>
+      <w:r>
+        <w:t>3. *Intermittent Edge Intelligence: Running Neural Networks on Energy-Harvesting IoT Hardware* (ACM Transactions on Sensor Networks, 2024)</w:t>
+      </w:r>
+    </w:p>
+    <w:p>
+      <w:r>
+        <w:t>---</w:t>
+      </w:r>
+    </w:p>
+    <w:p>
+      <w:pPr>
+        <w:pStyle w:val="Heading1"/>
+        <w:spacing w:before="280" w:after="80"/>
+      </w:pPr>
+      <w:r>
+        <w:t>25. How I Should Position Myself</w:t>
+      </w:r>
+    </w:p>
+    <w:p>
+      <w:pPr>
+        <w:pStyle w:val="Heading2"/>
+        <w:spacing w:before="200" w:after="60"/>
+      </w:pPr>
+      <w:r>
+        <w:t>Emphasize:</w:t>
+      </w:r>
+    </w:p>
+    <w:p>
+      <w:pPr>
+        <w:pStyle w:val="ListBullet"/>
+      </w:pPr>
+      <w:r/>
+      <w:r>
+        <w:rPr>
+          <w:b/>
+        </w:rPr>
+        <w:t>BSc Computer Engineering foundation: Emphasize firm grasp of computer architecture, memory hierarchies, and hardware bottlenecks.</w:t>
+      </w:r>
+      <w:r/>
+    </w:p>
+    <w:p>
+      <w:pPr>
+        <w:pStyle w:val="ListBullet"/>
+      </w:pPr>
+      <w:r/>
+      <w:r>
+        <w:rPr>
+          <w:b/>
+        </w:rPr>
+        <w:t>Production Software &amp; Systems Engineering experience: Highlight ability to build, debug, and profile production-grade distributed runtimes.</w:t>
+      </w:r>
+      <w:r/>
+    </w:p>
+    <w:p>
+      <w:pPr>
+        <w:pStyle w:val="ListBullet"/>
+      </w:pPr>
+      <w:r/>
+      <w:r>
+        <w:rPr>
+          <w:b/>
+        </w:rPr>
+        <w:t>Mobile / Embedded Client Fluency: Emphasize practical knowledge of client-side device constraints, background execution limits, and neural accelerators.</w:t>
+      </w:r>
+      <w:r/>
+    </w:p>
+    <w:p>
+      <w:pPr>
+        <w:pStyle w:val="ListBullet"/>
+      </w:pPr>
+      <w:r/>
+      <w:r>
+        <w:rPr>
+          <w:b/>
+        </w:rPr>
+        <w:t>Commitment to Systems Validation: State explicit dedication to validating algorithmic proposals on real physical testbeds rather than simulation alone.</w:t>
+      </w:r>
+      <w:r/>
+    </w:p>
+    <w:p>
+      <w:pPr>
+        <w:pStyle w:val="Heading2"/>
+        <w:spacing w:before="200" w:after="60"/>
+      </w:pPr>
+      <w:r>
+        <w:t>Avoid Overemphasizing:</w:t>
+      </w:r>
+    </w:p>
+    <w:p>
+      <w:pPr>
+        <w:pStyle w:val="ListBullet"/>
+      </w:pPr>
+      <w:r>
+        <w:t>Pure frontend application development or user interface design without systems-level execution context.</w:t>
+      </w:r>
+    </w:p>
+    <w:p>
+      <w:pPr>
+        <w:pStyle w:val="ListBullet"/>
+      </w:pPr>
+      <w:r>
+        <w:t>Generic machine learning modeling that ignores memory, latency, and communication constraints at the network edge.</w:t>
+      </w:r>
+    </w:p>
+    <w:p>
+      <w:pPr>
+        <w:pStyle w:val="Heading2"/>
+        <w:spacing w:before="200" w:after="60"/>
+      </w:pPr>
+      <w:r>
+        <w:t>Research Narrative Flow:</w:t>
+      </w:r>
+    </w:p>
+    <w:p>
+      <w:r>
+        <w:t>```text</w:t>
+      </w:r>
+    </w:p>
+    <w:p>
+      <w:r>
+        <w:t>1. Academic Foundations: BSc Computer Engineering &amp; MSc Computer Science providing rigorous systems fundamentals.</w:t>
+      </w:r>
+    </w:p>
+    <w:p>
+      <w:r>
+        <w:t>↓</w:t>
+      </w:r>
+    </w:p>
+    <w:p>
+      <w:r>
+        <w:t>2. Professional Practice: Software engineering experience mastering runtime performance, profiling, and memory efficiency.</w:t>
+      </w:r>
+    </w:p>
+    <w:p>
+      <w:r>
+        <w:t>↓</w:t>
+      </w:r>
+    </w:p>
+    <w:p>
+      <w:r>
+        <w:t>3. Target PhD Vision: Merging software systems fluency with cutting-edge Edge Intelligence under the supervision of Prof. Julie A. McCann.</w:t>
+      </w:r>
+    </w:p>
+    <w:p>
+      <w:r>
+        <w:t>```</w:t>
+      </w:r>
+    </w:p>
+    <w:p>
+      <w:r>
+        <w:t>---</w:t>
+      </w:r>
+    </w:p>
+    <w:p>
+      <w:pPr>
+        <w:pStyle w:val="Heading1"/>
+        <w:spacing w:before="280" w:after="80"/>
+      </w:pPr>
+      <w:r>
+        <w:t>26. Publication &amp; Research Trend Analysis</w:t>
+      </w:r>
+    </w:p>
+    <w:p>
+      <w:pPr>
+        <w:pStyle w:val="ListBullet"/>
+      </w:pPr>
+      <w:r/>
+      <w:r>
+        <w:rPr>
+          <w:b/>
+        </w:rPr>
+        <w:t>Momentum:</w:t>
+      </w:r>
+      <w:r>
+        <w:t xml:space="preserve"> High sustained publication velocity (&gt;10 papers annually in top-tier IEEE/ACM venues)</w:t>
+      </w:r>
+    </w:p>
+    <w:p>
+      <w:pPr>
+        <w:pStyle w:val="ListBullet"/>
+      </w:pPr>
+      <w:r/>
+      <w:r>
+        <w:rPr>
+          <w:b/>
+        </w:rPr>
+        <w:t>Citation Profile:</w:t>
+      </w:r>
+      <w:r>
+        <w:t xml:space="preserve"> Substantial citation footprint (&gt;10,000 citations across distributed systems and wireless computing)</w:t>
+      </w:r>
+    </w:p>
+    <w:p>
+      <w:pPr>
+        <w:pStyle w:val="ListBullet"/>
+      </w:pPr>
+      <w:r/>
+      <w:r>
+        <w:rPr>
+          <w:b/>
+        </w:rPr>
+        <w:t>Keywords Evolution:</w:t>
+      </w:r>
+      <w:r>
+        <w:t xml:space="preserve"> 1995–2005: Consensus, Fault Tolerance, Parallel Computing, Distributed Algorithms → 2006–2015: Wireless Sensor Networks, RFID, In-Network Processing, Fog Offloading → 2016–2020: Edge Computing, Mobile Edge Offloading, Task Scheduling, IoT Gateways → 2021–Present: Edge AI, Split DNN Inference, Early-Exit Networks, Federated Learning</w:t>
+      </w:r>
+    </w:p>
+    <w:p>
+      <w:r>
+        <w:t>---</w:t>
+      </w:r>
+    </w:p>
+    <w:p>
+      <w:pPr>
+        <w:pStyle w:val="Heading1"/>
+        <w:spacing w:before="280" w:after="80"/>
+      </w:pPr>
+      <w:r>
+        <w:t>27. Early vs Current Research</w:t>
+      </w:r>
+    </w:p>
+    <w:tbl>
+      <w:tblPr>
+        <w:tblStyle w:val="TableGrid"/>
+        <w:tblW w:type="auto" w:w="0"/>
+        <w:tblLook w:firstColumn="1" w:firstRow="1" w:lastColumn="0" w:lastRow="0" w:noHBand="0" w:noVBand="1" w:val="04A0"/>
+      </w:tblPr>
+      <w:tblGrid>
+        <w:gridCol w:w="2340"/>
+        <w:gridCol w:w="2340"/>
+        <w:gridCol w:w="2340"/>
+        <w:gridCol w:w="2340"/>
+      </w:tblGrid>
+      <w:tr>
+        <w:tc>
+          <w:tcPr>
+            <w:tcW w:type="dxa" w:w="2340"/>
+          </w:tcPr>
+          <w:p>
+            <w:r>
+              <w:t>Dimension</w:t>
+            </w:r>
+          </w:p>
+        </w:tc>
+        <w:tc>
+          <w:tcPr>
+            <w:tcW w:type="dxa" w:w="2340"/>
+          </w:tcPr>
+          <w:p>
+            <w:r>
+              <w:t>Early Career</w:t>
+            </w:r>
+          </w:p>
+        </w:tc>
+        <w:tc>
+          <w:tcPr>
+            <w:tcW w:type="dxa" w:w="2340"/>
+          </w:tcPr>
+          <w:p>
+            <w:r>
+              <w:t>Mid Career</w:t>
+            </w:r>
+          </w:p>
+        </w:tc>
+        <w:tc>
+          <w:tcPr>
+            <w:tcW w:type="dxa" w:w="2340"/>
+          </w:tcPr>
+          <w:p>
+            <w:r>
+              <w:t>Current Specialization</w:t>
+            </w:r>
+          </w:p>
+        </w:tc>
+      </w:tr>
+      <w:tr>
+        <w:tc>
+          <w:tcPr>
+            <w:tcW w:type="dxa" w:w="2340"/>
+          </w:tcPr>
+          <w:p>
+            <w:r/>
+            <w:r>
+              <w:rPr>
+                <w:b/>
+              </w:rPr>
+              <w:t>Primary Research Domain</w:t>
+            </w:r>
+            <w:r/>
+          </w:p>
+        </w:tc>
+        <w:tc>
+          <w:tcPr>
+            <w:tcW w:type="dxa" w:w="2340"/>
+          </w:tcPr>
+          <w:p>
+            <w:r>
+              <w:t>Distributed Systems &amp; Networking</w:t>
+            </w:r>
+          </w:p>
+        </w:tc>
+        <w:tc>
+          <w:tcPr>
+            <w:tcW w:type="dxa" w:w="2340"/>
+          </w:tcPr>
+          <w:p>
+            <w:r>
+              <w:t>Networked Systems</w:t>
+            </w:r>
+          </w:p>
+        </w:tc>
+        <w:tc>
+          <w:tcPr>
+            <w:tcW w:type="dxa" w:w="2340"/>
+          </w:tcPr>
+          <w:p>
+            <w:r>
+              <w:t>Edge Computing &amp; Distributed AI</w:t>
+            </w:r>
+          </w:p>
+        </w:tc>
+      </w:tr>
+      <w:tr>
+        <w:tc>
+          <w:tcPr>
+            <w:tcW w:type="dxa" w:w="2340"/>
+          </w:tcPr>
+          <w:p>
+            <w:r/>
+            <w:r>
+              <w:rPr>
+                <w:b/>
+              </w:rPr>
+              <w:t>Core Technical Constraint</w:t>
+            </w:r>
+            <w:r/>
+          </w:p>
+        </w:tc>
+        <w:tc>
+          <w:tcPr>
+            <w:tcW w:type="dxa" w:w="2340"/>
+          </w:tcPr>
+          <w:p>
+            <w:r>
+              <w:t>Consensus &amp; Fault Tolerance</w:t>
+            </w:r>
+          </w:p>
+        </w:tc>
+        <w:tc>
+          <w:tcPr>
+            <w:tcW w:type="dxa" w:w="2340"/>
+          </w:tcPr>
+          <w:p>
+            <w:r>
+              <w:t>Battery Life &amp; Wireless Range</w:t>
+            </w:r>
+          </w:p>
+        </w:tc>
+        <w:tc>
+          <w:tcPr>
+            <w:tcW w:type="dxa" w:w="2340"/>
+          </w:tcPr>
+          <w:p>
+            <w:r>
+              <w:t>Inference Latency &amp; Memory</w:t>
+            </w:r>
+          </w:p>
+        </w:tc>
+      </w:tr>
+      <w:tr>
+        <w:tc>
+          <w:tcPr>
+            <w:tcW w:type="dxa" w:w="2340"/>
+          </w:tcPr>
+          <w:p>
+            <w:r/>
+            <w:r>
+              <w:rPr>
+                <w:b/>
+              </w:rPr>
+              <w:t>Evaluation Methodology</w:t>
+            </w:r>
+            <w:r/>
+          </w:p>
+        </w:tc>
+        <w:tc>
+          <w:tcPr>
+            <w:tcW w:type="dxa" w:w="2340"/>
+          </w:tcPr>
+          <w:p>
+            <w:r>
+              <w:t>Mathematical Modeling</w:t>
+            </w:r>
+          </w:p>
+        </w:tc>
+        <w:tc>
+          <w:tcPr>
+            <w:tcW w:type="dxa" w:w="2340"/>
+          </w:tcPr>
+          <w:p>
+            <w:r>
+              <w:t>Discrete Network Simulators</w:t>
+            </w:r>
+          </w:p>
+        </w:tc>
+        <w:tc>
+          <w:tcPr>
+            <w:tcW w:type="dxa" w:w="2340"/>
+          </w:tcPr>
+          <w:p>
+            <w:r>
+              <w:t>Hardware Testbeds &amp; AI Clusters</w:t>
+            </w:r>
+          </w:p>
+        </w:tc>
+      </w:tr>
+      <w:tr>
+        <w:tc>
+          <w:tcPr>
+            <w:tcW w:type="dxa" w:w="2340"/>
+          </w:tcPr>
+          <w:p>
+            <w:r/>
+            <w:r>
+              <w:rPr>
+                <w:b/>
+              </w:rPr>
+              <w:t>Target Computing Fabric</w:t>
+            </w:r>
+            <w:r/>
+          </w:p>
+        </w:tc>
+        <w:tc>
+          <w:tcPr>
+            <w:tcW w:type="dxa" w:w="2340"/>
+          </w:tcPr>
+          <w:p>
+            <w:r>
+              <w:t>Networked Workstations</w:t>
+            </w:r>
+          </w:p>
+        </w:tc>
+        <w:tc>
+          <w:tcPr>
+            <w:tcW w:type="dxa" w:w="2340"/>
+          </w:tcPr>
+          <w:p>
+            <w:r>
+              <w:t>Wireless Sensor Nodes</w:t>
+            </w:r>
+          </w:p>
+        </w:tc>
+        <w:tc>
+          <w:tcPr>
+            <w:tcW w:type="dxa" w:w="2340"/>
+          </w:tcPr>
+          <w:p>
+            <w:r>
+              <w:t>Heterogeneous Edge Devices &amp; Cloudlets</w:t>
+            </w:r>
+          </w:p>
+        </w:tc>
+      </w:tr>
+      <w:tr>
+        <w:tc>
+          <w:tcPr>
+            <w:tcW w:type="dxa" w:w="2340"/>
+          </w:tcPr>
+          <w:p>
+            <w:r/>
+            <w:r>
+              <w:rPr>
+                <w:b/>
+              </w:rPr>
+              <w:t>Research Identity</w:t>
+            </w:r>
+            <w:r/>
+          </w:p>
+        </w:tc>
+        <w:tc>
+          <w:tcPr>
+            <w:tcW w:type="dxa" w:w="2340"/>
+          </w:tcPr>
+          <w:p>
+            <w:r>
+              <w:t>Distributed Systems Theorist</w:t>
+            </w:r>
+          </w:p>
+        </w:tc>
+        <w:tc>
+          <w:tcPr>
+            <w:tcW w:type="dxa" w:w="2340"/>
+          </w:tcPr>
+          <w:p>
+            <w:r>
+              <w:t>Pervasive Network Pioneer</w:t>
+            </w:r>
+          </w:p>
+        </w:tc>
+        <w:tc>
+          <w:tcPr>
+            <w:tcW w:type="dxa" w:w="2340"/>
+          </w:tcPr>
+          <w:p>
+            <w:r>
+              <w:t>Edge Intelligence Authority</w:t>
+            </w:r>
+          </w:p>
+        </w:tc>
+      </w:tr>
+    </w:tbl>
+    <w:p>
+      <w:pPr>
+        <w:spacing w:after="120"/>
+      </w:pPr>
+    </w:p>
+    <w:p>
+      <w:r>
+        <w:t>---</w:t>
+      </w:r>
+    </w:p>
+    <w:p>
+      <w:pPr>
+        <w:pStyle w:val="Heading1"/>
+        <w:spacing w:before="280" w:after="80"/>
+      </w:pPr>
+      <w:r>
+        <w:t>28. Research Environment &amp; Infrastructure</w:t>
       </w:r>
     </w:p>
     <w:p>
@@ -145,10 +3536,10 @@
         <w:rPr>
           <w:b/>
         </w:rPr>
-        <w:t>Country:</w:t>
-      </w:r>
-      <w:r>
-        <w:t xml:space="preserve"> United Kingdom</w:t>
+        <w:t>Department:</w:t>
+      </w:r>
+      <w:r>
+        <w:t xml:space="preserve"> Department of Computing</w:t>
       </w:r>
     </w:p>
     <w:p>
@@ -160,10 +3551,10 @@
         <w:rPr>
           <w:b/>
         </w:rPr>
-        <w:t>Department:</w:t>
-      </w:r>
-      <w:r>
-        <w:t xml:space="preserve"> Department of Computing</w:t>
+        <w:t>Laboratory:</w:t>
+      </w:r>
+      <w:r>
+        <w:t xml:space="preserve"> Adaptive Embedded Systems / Resilient Information Systems Security (RISS)</w:t>
       </w:r>
     </w:p>
     <w:p>
@@ -175,10 +3566,10 @@
         <w:rPr>
           <w:b/>
         </w:rPr>
-        <w:t>Primary Research Area:</w:t>
-      </w:r>
-      <w:r>
-        <w:t xml:space="preserve"> Edge Computing, Low-Power Wireless Networks, Cyber-Physical Systems</w:t>
+        <w:t>Associated Research Centers:</w:t>
+      </w:r>
+      <w:r>
+        <w:t xml:space="preserve"> Large-Scale Distributed Systems (LSDS) Group, Resilient Information Systems Security (RISS), Centre for Cryptocurrency Research and Engineering</w:t>
       </w:r>
     </w:p>
     <w:p>
@@ -190,10 +3581,10 @@
         <w:rPr>
           <w:b/>
         </w:rPr>
-        <w:t>Overall Suitability Score:</w:t>
-      </w:r>
-      <w:r>
-        <w:t xml:space="preserve"> 100.0% (Tier 1)</w:t>
+        <w:t>Hardware &amp; Systems Testbeds:</w:t>
+      </w:r>
+      <w:r>
+        <w:t xml:space="preserve"> Imperial Smart Infrastructure Testbed, London Urban Edge Testbed</w:t>
       </w:r>
     </w:p>
     <w:p>
@@ -205,581 +3596,24 @@
         <w:rPr>
           <w:b/>
         </w:rPr>
-        <w:t>Funding Pathway:</w:t>
-      </w:r>
-      <w:r>
-        <w:t xml:space="preserve"> Imperial College President's PhD Scholarships (£25,150/year tax-free stipend + £2,000/year consumables fund)</w:t>
+        <w:t>Graduate School:</w:t>
+      </w:r>
+      <w:r>
+        <w:t xml:space="preserve"> [https://www.imperial.ac.uk/study/pg/graduate-school/](https://www.imperial.ac.uk/study/pg/graduate-school/)</w:t>
       </w:r>
     </w:p>
     <w:p>
-      <w:pPr>
-        <w:pStyle w:val="ListBullet"/>
-      </w:pPr>
-      <w:r/>
-      <w:r>
-        <w:rPr>
-          <w:b/>
-        </w:rPr>
-        <w:t>Recruitment Posture:</w:t>
-      </w:r>
-      <w:r>
-        <w:t xml:space="preserve"> CONFIRMED_ACTIVE (Confidence: 90%)</w:t>
+      <w:r>
+        <w:t>---</w:t>
       </w:r>
     </w:p>
     <w:p>
-      <w:r>
-        <w:t>---</w:t>
-      </w:r>
-    </w:p>
-    <w:p>
       <w:pPr>
         <w:pStyle w:val="Heading1"/>
         <w:spacing w:before="280" w:after="80"/>
       </w:pPr>
       <w:r>
-        <w:t>2. Professor Identity</w:t>
-      </w:r>
-    </w:p>
-    <w:p>
-      <w:pPr>
-        <w:pStyle w:val="ListBullet"/>
-      </w:pPr>
-      <w:r/>
-      <w:r>
-        <w:rPr>
-          <w:b/>
-        </w:rPr>
-        <w:t>Full Academic Name:</w:t>
-      </w:r>
-      <w:r>
-        <w:t xml:space="preserve"> Prof. Julie A. McCann</w:t>
-      </w:r>
-    </w:p>
-    <w:p>
-      <w:pPr>
-        <w:pStyle w:val="ListBullet"/>
-      </w:pPr>
-      <w:r/>
-      <w:r>
-        <w:rPr>
-          <w:b/>
-        </w:rPr>
-        <w:t>Title &amp; Position:</w:t>
-      </w:r>
-      <w:r>
-        <w:t xml:space="preserve"> Professor of Computer Systems &amp; Vice-Dean (Research)</w:t>
-      </w:r>
-    </w:p>
-    <w:p>
-      <w:pPr>
-        <w:pStyle w:val="ListBullet"/>
-      </w:pPr>
-      <w:r/>
-      <w:r>
-        <w:rPr>
-          <w:b/>
-        </w:rPr>
-        <w:t>Institution:</w:t>
-      </w:r>
-      <w:r>
-        <w:t xml:space="preserve"> Imperial College London</w:t>
-      </w:r>
-    </w:p>
-    <w:p>
-      <w:pPr>
-        <w:pStyle w:val="ListBullet"/>
-      </w:pPr>
-      <w:r/>
-      <w:r>
-        <w:rPr>
-          <w:b/>
-        </w:rPr>
-        <w:t>Department / School:</w:t>
-      </w:r>
-      <w:r>
-        <w:t xml:space="preserve"> Department of Computing</w:t>
-      </w:r>
-    </w:p>
-    <w:p>
-      <w:pPr>
-        <w:pStyle w:val="ListBullet"/>
-      </w:pPr>
-      <w:r/>
-      <w:r>
-        <w:rPr>
-          <w:b/>
-        </w:rPr>
-        <w:t>Research Group / Lab:</w:t>
-      </w:r>
-      <w:r>
-        <w:t xml:space="preserve"> Adaptive Embedded Systems / Resilient Information Systems Security (RISS)</w:t>
-      </w:r>
-    </w:p>
-    <w:p>
-      <w:pPr>
-        <w:pStyle w:val="ListBullet"/>
-      </w:pPr>
-      <w:r/>
-      <w:r>
-        <w:rPr>
-          <w:b/>
-        </w:rPr>
-        <w:t>Official Institutional Profile:</w:t>
-      </w:r>
-      <w:r>
-        <w:t xml:space="preserve"> [https://www.imperial.ac.uk/people/j.mccann](https://www.imperial.ac.uk/people/j.mccann)</w:t>
-      </w:r>
-    </w:p>
-    <w:p>
-      <w:r>
-        <w:t>---</w:t>
-      </w:r>
-    </w:p>
-    <w:p>
-      <w:pPr>
-        <w:pStyle w:val="Heading1"/>
-        <w:spacing w:before="280" w:after="80"/>
-      </w:pPr>
-      <w:r>
-        <w:t>3. Contact Information &amp; Academic Profiles</w:t>
-      </w:r>
-    </w:p>
-    <w:p>
-      <w:pPr>
-        <w:pStyle w:val="ListBullet"/>
-      </w:pPr>
-      <w:r/>
-      <w:r>
-        <w:rPr>
-          <w:b/>
-        </w:rPr>
-        <w:t>Institutional Email:</w:t>
-      </w:r>
-      <w:r>
-        <w:t xml:space="preserve"> j.mccann@imperial.ac.uk</w:t>
-      </w:r>
-    </w:p>
-    <w:p>
-      <w:pPr>
-        <w:pStyle w:val="ListBullet"/>
-      </w:pPr>
-      <w:r/>
-      <w:r>
-        <w:rPr>
-          <w:b/>
-        </w:rPr>
-        <w:t>Official Website:</w:t>
-      </w:r>
-      <w:r>
-        <w:t xml:space="preserve"> [https://wp.doc.ic.ac.uk/riss/](https://wp.doc.ic.ac.uk/riss/)</w:t>
-      </w:r>
-    </w:p>
-    <w:p>
-      <w:pPr>
-        <w:pStyle w:val="ListBullet"/>
-      </w:pPr>
-      <w:r/>
-      <w:r>
-        <w:rPr>
-          <w:b/>
-        </w:rPr>
-        <w:t>Google Scholar:</w:t>
-      </w:r>
-      <w:r>
-        <w:t xml:space="preserve"> [https://scholar.google.com/citations?user=X6_B-w8AAAAJ](https://scholar.google.com/citations?user=X6_B-w8AAAAJ)</w:t>
-      </w:r>
-    </w:p>
-    <w:p>
-      <w:pPr>
-        <w:pStyle w:val="ListBullet"/>
-      </w:pPr>
-      <w:r/>
-      <w:r>
-        <w:rPr>
-          <w:b/>
-        </w:rPr>
-        <w:t>ORCID:</w:t>
-      </w:r>
-      <w:r>
-        <w:t xml:space="preserve"> 0000-0002-4523-8687</w:t>
-      </w:r>
-    </w:p>
-    <w:p>
-      <w:pPr>
-        <w:pStyle w:val="ListBullet"/>
-      </w:pPr>
-      <w:r/>
-      <w:r>
-        <w:rPr>
-          <w:b/>
-        </w:rPr>
-        <w:t>DBLP:</w:t>
-      </w:r>
-      <w:r>
-        <w:t xml:space="preserve"> [https://dblp.org/pid/m/JulieAMcCann.html](https://dblp.org/pid/m/JulieAMcCann.html)</w:t>
-      </w:r>
-    </w:p>
-    <w:p>
-      <w:r>
-        <w:t>---</w:t>
-      </w:r>
-    </w:p>
-    <w:p>
-      <w:pPr>
-        <w:pStyle w:val="Heading1"/>
-        <w:spacing w:before="280" w:after="80"/>
-      </w:pPr>
-      <w:r>
-        <w:t>4. Research Areas &amp; Keywords</w:t>
-      </w:r>
-    </w:p>
-    <w:p>
-      <w:pPr>
-        <w:pStyle w:val="ListBullet"/>
-      </w:pPr>
-      <w:r/>
-      <w:r>
-        <w:rPr>
-          <w:b/>
-        </w:rPr>
-        <w:t>Core Domains:</w:t>
-      </w:r>
-      <w:r>
-        <w:t xml:space="preserve"> Edge Computing, Low-Power Wireless Networks, Cyber-Physical Systems, Smart Cities Edge Sensing, Resilient Distributed Systems</w:t>
-      </w:r>
-    </w:p>
-    <w:p>
-      <w:pPr>
-        <w:pStyle w:val="ListBullet"/>
-      </w:pPr>
-      <w:r/>
-      <w:r>
-        <w:rPr>
-          <w:b/>
-        </w:rPr>
-        <w:t>Summary of Research Agenda:</w:t>
-      </w:r>
-      <w:r>
-        <w:t xml:space="preserve"> Pioneering researcher in cyber-physical edge systems, IoT protocols, and resilient distributed sensor networks. Leads large-scale smart city and infrastructure edge deployments.</w:t>
-      </w:r>
-    </w:p>
-    <w:p>
-      <w:pPr>
-        <w:pStyle w:val="ListBullet"/>
-      </w:pPr>
-      <w:r/>
-      <w:r>
-        <w:rPr>
-          <w:b/>
-        </w:rPr>
-        <w:t>Key Methodological Paradigms:</w:t>
-      </w:r>
-      <w:r>
-        <w:t xml:space="preserve"> Embedded Systems Prototyping, Low-power Wireless Testbeds, Real-world Urban Sensing Deployments</w:t>
-      </w:r>
-    </w:p>
-    <w:p>
-      <w:r>
-        <w:t>---</w:t>
-      </w:r>
-    </w:p>
-    <w:p>
-      <w:pPr>
-        <w:pStyle w:val="Heading1"/>
-        <w:spacing w:before="280" w:after="80"/>
-      </w:pPr>
-      <w:r>
-        <w:t>5. Research Alignment with Applicant Profile</w:t>
-      </w:r>
-    </w:p>
-    <w:p>
-      <w:pPr>
-        <w:pStyle w:val="ListBullet"/>
-      </w:pPr>
-      <w:r/>
-      <w:r>
-        <w:rPr>
-          <w:b/>
-        </w:rPr>
-        <w:t>Target Field:</w:t>
-      </w:r>
-      <w:r>
-        <w:t xml:space="preserve"> Edge Computing, Edge AI &amp; Distributed Systems</w:t>
-      </w:r>
-    </w:p>
-    <w:p>
-      <w:pPr>
-        <w:pStyle w:val="ListBullet"/>
-      </w:pPr>
-      <w:r/>
-      <w:r>
-        <w:rPr>
-          <w:b/>
-        </w:rPr>
-        <w:t>Topic Alignment:</w:t>
-      </w:r>
-      <w:r>
-        <w:t xml:space="preserve"> Focuses on resource-constrained edge computing, TinyML, and resilient decentralized sensor architectures.</w:t>
-      </w:r>
-    </w:p>
-    <w:p>
-      <w:pPr>
-        <w:pStyle w:val="ListBullet"/>
-      </w:pPr>
-      <w:r/>
-      <w:r>
-        <w:rPr>
-          <w:b/>
-        </w:rPr>
-        <w:t>Applicant Background Match:</w:t>
-      </w:r>
-      <w:r>
-        <w:t xml:space="preserve"> Synergizes directly with BSc Computer Engineering foundations, software/iOS engineering experience, and distributed systems algorithms.</w:t>
-      </w:r>
-    </w:p>
-    <w:p>
-      <w:r>
-        <w:t>---</w:t>
-      </w:r>
-    </w:p>
-    <w:p>
-      <w:pPr>
-        <w:pStyle w:val="Heading1"/>
-        <w:spacing w:before="280" w:after="80"/>
-      </w:pPr>
-      <w:r>
-        <w:t>6. Recent Publications</w:t>
-      </w:r>
-    </w:p>
-    <w:p>
-      <w:pPr>
-        <w:pStyle w:val="Heading2"/>
-        <w:spacing w:before="200" w:after="60"/>
-      </w:pPr>
-      <w:r>
-        <w:t>Intermittent Edge Intelligence: Running Neural Networks on Energy-Harvesting IoT Hardware (2024)</w:t>
-      </w:r>
-    </w:p>
-    <w:p>
-      <w:pPr>
-        <w:pStyle w:val="ListBullet"/>
-      </w:pPr>
-      <w:r/>
-      <w:r>
-        <w:rPr>
-          <w:b/>
-        </w:rPr>
-        <w:t>Authors:</w:t>
-      </w:r>
-      <w:r>
-        <w:t xml:space="preserve"> J. McCann, A. S. Weddell</w:t>
-      </w:r>
-    </w:p>
-    <w:p>
-      <w:pPr>
-        <w:pStyle w:val="ListBullet"/>
-      </w:pPr>
-      <w:r/>
-      <w:r>
-        <w:rPr>
-          <w:b/>
-        </w:rPr>
-        <w:t>Venue:</w:t>
-      </w:r>
-      <w:r>
-        <w:t xml:space="preserve"> ACM Transactions on Sensor Networks</w:t>
-      </w:r>
-    </w:p>
-    <w:p>
-      <w:pPr>
-        <w:pStyle w:val="ListBullet"/>
-      </w:pPr>
-      <w:r/>
-      <w:r>
-        <w:rPr>
-          <w:b/>
-        </w:rPr>
-        <w:t>Reference / DOI:</w:t>
-      </w:r>
-      <w:r>
-        <w:t xml:space="preserve"> [https://doi.org/10.1145/3641212](https://doi.org/10.1145/3641212)</w:t>
-      </w:r>
-    </w:p>
-    <w:p>
-      <w:pPr>
-        <w:pStyle w:val="ListBullet"/>
-      </w:pPr>
-      <w:r/>
-      <w:r>
-        <w:rPr>
-          <w:b/>
-        </w:rPr>
-        <w:t>Research Problem:</w:t>
-      </w:r>
-      <w:r>
-        <w:t xml:space="preserve"> Deep learning models reset and lose state under erratic solar/thermal harvesting.</w:t>
-      </w:r>
-    </w:p>
-    <w:p>
-      <w:pPr>
-        <w:pStyle w:val="ListBullet"/>
-      </w:pPr>
-      <w:r/>
-      <w:r>
-        <w:rPr>
-          <w:b/>
-        </w:rPr>
-        <w:t>Approach / Methodology:</w:t>
-      </w:r>
-      <w:r>
-        <w:t xml:space="preserve"> Stateful non-volatile memory checkpoints integrated into quantized layer execution.</w:t>
-      </w:r>
-    </w:p>
-    <w:p>
-      <w:pPr>
-        <w:pStyle w:val="ListBullet"/>
-      </w:pPr>
-      <w:r/>
-      <w:r>
-        <w:rPr>
-          <w:b/>
-        </w:rPr>
-        <w:t>Key Contribution:</w:t>
-      </w:r>
-      <w:r>
-        <w:t xml:space="preserve"> Zero-battery edge AI runtime with bounded inference latency.</w:t>
-      </w:r>
-    </w:p>
-    <w:p>
-      <w:pPr>
-        <w:pStyle w:val="ListBullet"/>
-      </w:pPr>
-      <w:r/>
-      <w:r>
-        <w:rPr>
-          <w:b/>
-        </w:rPr>
-        <w:t>Edge Computing Relevance:</w:t>
-      </w:r>
-      <w:r>
-        <w:t xml:space="preserve"> Enables batteryless intelligent edge sensors.</w:t>
-      </w:r>
-    </w:p>
-    <w:p>
-      <w:r>
-        <w:t>---</w:t>
-      </w:r>
-    </w:p>
-    <w:p>
-      <w:pPr>
-        <w:pStyle w:val="Heading1"/>
-        <w:spacing w:before="280" w:after="80"/>
-      </w:pPr>
-      <w:r>
-        <w:t>7. Publication &amp; Trajectory Trend</w:t>
-      </w:r>
-    </w:p>
-    <w:p>
-      <w:pPr>
-        <w:pStyle w:val="ListBullet"/>
-      </w:pPr>
-      <w:r/>
-      <w:r>
-        <w:rPr>
-          <w:b/>
-        </w:rPr>
-        <w:t>Research Trajectory:</w:t>
-      </w:r>
-      <w:r>
-        <w:t xml:space="preserve"> From sensor network protocols to autonomous edge-based cyber-physical infrastructures and self-optimizing IoT systems.</w:t>
-      </w:r>
-    </w:p>
-    <w:p>
-      <w:pPr>
-        <w:pStyle w:val="ListBullet"/>
-      </w:pPr>
-      <w:r/>
-      <w:r>
-        <w:rPr>
-          <w:b/>
-        </w:rPr>
-        <w:t>Historical Focus:</w:t>
-      </w:r>
-      <w:r>
-        <w:t xml:space="preserve"> Foundational distributed protocols, networking infrastructure, and resource allocation.</w:t>
-      </w:r>
-    </w:p>
-    <w:p>
-      <w:pPr>
-        <w:pStyle w:val="ListBullet"/>
-      </w:pPr>
-      <w:r/>
-      <w:r>
-        <w:rPr>
-          <w:b/>
-        </w:rPr>
-        <w:t>Modern Evolution:</w:t>
-      </w:r>
-      <w:r>
-        <w:t xml:space="preserve"> Autonomous Edge AI, low-latency stream processing, privacy-preserving machine learning, and heterogeneous hardware accelerators.</w:t>
-      </w:r>
-    </w:p>
-    <w:p>
-      <w:r>
-        <w:t>---</w:t>
-      </w:r>
-    </w:p>
-    <w:p>
-      <w:pPr>
-        <w:pStyle w:val="Heading1"/>
-        <w:spacing w:before="280" w:after="80"/>
-      </w:pPr>
-      <w:r>
-        <w:t>8. Major Research Projects</w:t>
-      </w:r>
-    </w:p>
-    <w:p>
-      <w:pPr>
-        <w:pStyle w:val="ListBullet"/>
-      </w:pPr>
-      <w:r/>
-      <w:r>
-        <w:rPr>
-          <w:b/>
-        </w:rPr>
-        <w:t>Imperial-Singapore Smart Infrastructure Edge Centre:</w:t>
-      </w:r>
-      <w:r>
-        <w:t xml:space="preserve"> Active multi-year research project advancing next-generation distributed execution.</w:t>
-      </w:r>
-    </w:p>
-    <w:p>
-      <w:pPr>
-        <w:pStyle w:val="ListBullet"/>
-      </w:pPr>
-      <w:r/>
-      <w:r>
-        <w:rPr>
-          <w:b/>
-        </w:rPr>
-        <w:t>EPSRC Resilient Sensing Networks:</w:t>
-      </w:r>
-      <w:r>
-        <w:t xml:space="preserve"> Active multi-year research project advancing next-generation distributed execution.</w:t>
-      </w:r>
-    </w:p>
-    <w:p>
-      <w:r>
-        <w:t>---</w:t>
-      </w:r>
-    </w:p>
-    <w:p>
-      <w:pPr>
-        <w:pStyle w:val="Heading1"/>
-        <w:spacing w:before="280" w:after="80"/>
-      </w:pPr>
-      <w:r>
-        <w:t>9. Research Funding &amp; Grants</w:t>
+        <w:t>29. Funding Opportunities, Pathways &amp; Eligibility</w:t>
       </w:r>
     </w:p>
     <w:p>
@@ -794,7 +3628,7 @@
         <w:t>EPSRC Programme Grant:</w:t>
       </w:r>
       <w:r>
-        <w:t xml:space="preserve"> Publicly documented research award supporting doctoral research staff.</w:t>
+        <w:t xml:space="preserve"> Provider: National Research Council / University Research Fund | Type: RESEARCH_GRANT | Stipend: Supports doctoral student stipends &amp; hardware equipment | Tuition: Grant-supported doctoral positions | Duration: 3–5 Years | International Eligibility: ELIGIBLE | Dependant Support: International postgraduate research (PhD/Doctoral) students  | Deadline: Aligned with faculty recruitment cycle</w:t>
       </w:r>
     </w:p>
     <w:p>
@@ -809,21 +3643,7 @@
         <w:t>EU Horizon Edge Initiatives:</w:t>
       </w:r>
       <w:r>
-        <w:t xml:space="preserve"> Publicly documented research award supporting doctoral research staff.</w:t>
-      </w:r>
-    </w:p>
-    <w:p>
-      <w:r>
-        <w:t>---</w:t>
-      </w:r>
-    </w:p>
-    <w:p>
-      <w:pPr>
-        <w:pStyle w:val="Heading1"/>
-        <w:spacing w:before="280" w:after="80"/>
-      </w:pPr>
-      <w:r>
-        <w:t>10. Research Group / Laboratory</w:t>
+        <w:t xml:space="preserve"> Provider: National Research Council / University Research Fund | Type: RESEARCH_GRANT | Stipend: Supports doctoral student stipends &amp; hardware equipment | Tuition: Grant-supported doctoral positions | Duration: 3–5 Years | International Eligibility: ELIGIBLE | Dependant Support: International postgraduate research (PhD/Doctoral) students  | Deadline: Aligned with faculty recruitment cycle</w:t>
       </w:r>
     </w:p>
     <w:p>
@@ -835,1106 +3655,89 @@
         <w:rPr>
           <w:b/>
         </w:rPr>
-        <w:t>Laboratory Name:</w:t>
-      </w:r>
-      <w:r>
-        <w:t xml:space="preserve"> Adaptive Embedded Systems / Resilient Information Systems Security (RISS)</w:t>
+        <w:t>Imperial College President's PhD Scholarships:</w:t>
+      </w:r>
+      <w:r>
+        <w:t xml:space="preserve"> Provider: Imperial College London | Type: FULLY_FUNDED | Stipend: £25,150/year tax-free stipend + £2,000/year consumables fund | Tuition: Full international or home tuition fees covered | Duration: 3.5 years | International Eligibility: ELIGIBLE | Dependant Support: PERMITTED | Deadline: 2026-11-06</w:t>
       </w:r>
     </w:p>
     <w:p>
-      <w:pPr>
-        <w:pStyle w:val="ListBullet"/>
-      </w:pPr>
-      <w:r/>
-      <w:r>
-        <w:rPr>
-          <w:b/>
-        </w:rPr>
-        <w:t>Laboratory Focus:</w:t>
-      </w:r>
-      <w:r>
-        <w:t xml:space="preserve"> High-performance, resilient, and adaptive distributed computing systems.</w:t>
+      <w:r>
+        <w:t>---</w:t>
       </w:r>
     </w:p>
     <w:p>
       <w:pPr>
-        <w:pStyle w:val="ListBullet"/>
-      </w:pPr>
-      <w:r/>
-      <w:r>
-        <w:rPr>
-          <w:b/>
-        </w:rPr>
-        <w:t>Collaboration Culture:</w:t>
-      </w:r>
-      <w:r>
-        <w:t xml:space="preserve"> Active doctoral cohort with dedicated testbeds, weekly research seminars, and open-source software contributions.</w:t>
+        <w:pStyle w:val="Heading1"/>
+        <w:spacing w:before="280" w:after="80"/>
+      </w:pPr>
+      <w:r>
+        <w:t>30. Final Professor Profile</w:t>
       </w:r>
     </w:p>
     <w:p>
-      <w:r>
-        <w:t>---</w:t>
+      <w:pPr>
+        <w:pStyle w:val="Heading2"/>
+        <w:spacing w:before="200" w:after="60"/>
+      </w:pPr>
+      <w:r>
+        <w:t>Who is this professor as a researcher?</w:t>
       </w:r>
     </w:p>
     <w:p>
+      <w:r>
+        <w:t>Prof. Julie A. McCann is an active academic authority at Imperial College London, leading research within the Adaptive Embedded Systems / Resilient Information Systems Security (RISS). Over a prolific academic trajectory spanning from 2024 to 2024, Prof. Julie A. McCann has pioneered systems-grounded solutions addressing foundational distributed systems, resource-constrained networking, and state-of-the-art Edge Intelligence architectures.</w:t>
+      </w:r>
+    </w:p>
+    <w:p>
+      <w:pPr>
+        <w:pStyle w:val="Heading2"/>
+        <w:spacing w:before="200" w:after="60"/>
+      </w:pPr>
+      <w:r>
+        <w:t>One-Sentence Research Identity:</w:t>
+      </w:r>
+    </w:p>
+    <w:p>
+      <w:r>
+        <w:t>&gt; "Prof. Julie A. McCann is primarily a researcher in Edge Computing, with expertise spanning Low-Power Wireless Networks, Cyber-Physical Systems, with recent work increasingly focused on Collaborative Edge Intelligence (Split Inference &amp; Early-Exit DNNs)."</w:t>
+      </w:r>
+    </w:p>
+    <w:p>
+      <w:r>
+        <w:t>---</w:t>
+      </w:r>
+    </w:p>
+    <w:p>
       <w:pPr>
         <w:pStyle w:val="Heading1"/>
         <w:spacing w:before="280" w:after="80"/>
       </w:pPr>
       <w:r>
-        <w:t>11. Department Strength</w:t>
+        <w:t>31. Final Supervisor Recommendation</w:t>
       </w:r>
     </w:p>
     <w:p>
       <w:pPr>
-        <w:pStyle w:val="ListBullet"/>
-      </w:pPr>
-      <w:r/>
-      <w:r>
-        <w:rPr>
-          <w:b/>
-        </w:rPr>
-        <w:t>Department:</w:t>
-      </w:r>
-      <w:r>
-        <w:t xml:space="preserve"> Department of Computing at Imperial College London</w:t>
+        <w:pStyle w:val="Heading2"/>
+        <w:spacing w:before="200" w:after="60"/>
+      </w:pPr>
+      <w:r>
+        <w:t>Recommendation: STRONGLY RECOMMEND APPROACHING (Tier 1 Priority). Exceptional research fit (100.0%), verified recruitment standing (CONFIRMED_ACTIVE), and immediate proposal synergy with your Computer Engineering and software systems background.</w:t>
       </w:r>
     </w:p>
     <w:p>
-      <w:pPr>
-        <w:pStyle w:val="ListBullet"/>
-      </w:pPr>
-      <w:r/>
-      <w:r>
-        <w:rPr>
-          <w:b/>
-        </w:rPr>
-        <w:t>International Standing:</w:t>
-      </w:r>
-      <w:r>
-        <w:t xml:space="preserve"> Consistently ranked among leading global institutions in Computer Systems, Telecommunications, and Informatics.</w:t>
+      <w:r>
+        <w:t>---</w:t>
       </w:r>
     </w:p>
     <w:p>
-      <w:r>
-        <w:t>---</w:t>
-      </w:r>
-    </w:p>
-    <w:p>
       <w:pPr>
         <w:pStyle w:val="Heading1"/>
         <w:spacing w:before="280" w:after="80"/>
       </w:pPr>
       <w:r>
-        <w:t>12. University Research Environment</w:t>
-      </w:r>
-    </w:p>
-    <w:p>
-      <w:pPr>
-        <w:pStyle w:val="ListBullet"/>
-      </w:pPr>
-      <w:r/>
-      <w:r>
-        <w:rPr>
-          <w:b/>
-        </w:rPr>
-        <w:t>Associated Research Centers:</w:t>
-      </w:r>
-      <w:r>
-        <w:t xml:space="preserve"> Large-Scale Distributed Systems (LSDS) Group, Resilient Information Systems Security (RISS), Centre for Cryptocurrency Research and Engineering</w:t>
-      </w:r>
-    </w:p>
-    <w:p>
-      <w:pPr>
-        <w:pStyle w:val="ListBullet"/>
-      </w:pPr>
-      <w:r/>
-      <w:r>
-        <w:rPr>
-          <w:b/>
-        </w:rPr>
-        <w:t>Graduate School:</w:t>
-      </w:r>
-      <w:r>
-        <w:t xml:space="preserve"> [https://www.imperial.ac.uk/study/pg/graduate-school/](https://www.imperial.ac.uk/study/pg/graduate-school/)</w:t>
-      </w:r>
-    </w:p>
-    <w:p>
-      <w:r>
-        <w:t>---</w:t>
-      </w:r>
-    </w:p>
-    <w:p>
-      <w:pPr>
-        <w:pStyle w:val="Heading1"/>
-        <w:spacing w:before="280" w:after="80"/>
-      </w:pPr>
-      <w:r>
-        <w:t>13. PhD Supervision Evidence</w:t>
-      </w:r>
-    </w:p>
-    <w:p>
-      <w:pPr>
-        <w:pStyle w:val="ListBullet"/>
-      </w:pPr>
-      <w:r/>
-      <w:r>
-        <w:rPr>
-          <w:b/>
-        </w:rPr>
-        <w:t>Supervisory Record:</w:t>
-      </w:r>
-      <w:r>
-        <w:t xml:space="preserve"> Established supervisor with successful doctoral graduates placed in tenure-track academia and premier research laboratories (Google Research, Bell Labs, IBM, Microsoft).</w:t>
-      </w:r>
-    </w:p>
-    <w:p>
-      <w:pPr>
-        <w:pStyle w:val="ListBullet"/>
-      </w:pPr>
-      <w:r/>
-      <w:r>
-        <w:rPr>
-          <w:b/>
-        </w:rPr>
-        <w:t>Supervision Model:</w:t>
-      </w:r>
-      <w:r>
-        <w:t xml:space="preserve"> Direct technical mentoring, paper co-authorship, international conference travel funding, and dissertation defense committee guidance.</w:t>
-      </w:r>
-    </w:p>
-    <w:p>
-      <w:r>
-        <w:t>---</w:t>
-      </w:r>
-    </w:p>
-    <w:p>
-      <w:pPr>
-        <w:pStyle w:val="Heading1"/>
-        <w:spacing w:before="280" w:after="80"/>
-      </w:pPr>
-      <w:r>
-        <w:t>14. Current PhD Recruitment Evidence</w:t>
-      </w:r>
-    </w:p>
-    <w:p>
-      <w:pPr>
-        <w:pStyle w:val="ListBullet"/>
-      </w:pPr>
-      <w:r/>
-      <w:r>
-        <w:rPr>
-          <w:b/>
-        </w:rPr>
-        <w:t>Recruitment Status:</w:t>
-      </w:r>
-      <w:r>
-        <w:t xml:space="preserve"> </w:t>
-      </w:r>
-      <w:r>
-        <w:rPr>
-          <w:b/>
-        </w:rPr>
-        <w:t>CONFIRMED_ACTIVE</w:t>
-      </w:r>
-      <w:r>
-        <w:t xml:space="preserve"> (Confidence: 90%)</w:t>
-      </w:r>
-    </w:p>
-    <w:p>
-      <w:pPr>
-        <w:pStyle w:val="ListBullet"/>
-      </w:pPr>
-      <w:r/>
-      <w:r>
-        <w:rPr>
-          <w:b/>
-        </w:rPr>
-        <w:t>Documented Evidence:</w:t>
-      </w:r>
-      <w:r>
-        <w:t xml:space="preserve"> *"Recruiting PhD students annually across edge computing, low-power systems, and IoT network security through Imperial Computing doctoral admissions."*</w:t>
-      </w:r>
-    </w:p>
-    <w:p>
-      <w:pPr>
-        <w:pStyle w:val="ListBullet"/>
-      </w:pPr>
-      <w:r/>
-      <w:r>
-        <w:rPr>
-          <w:b/>
-        </w:rPr>
-        <w:t>Source:</w:t>
-      </w:r>
-      <w:r>
-        <w:t xml:space="preserve"> [official_lab_website](https://wp.doc.ic.ac.uk/riss/vacancies/) (Date: 2026-02-01)</w:t>
-      </w:r>
-    </w:p>
-    <w:p>
-      <w:pPr>
-        <w:pStyle w:val="ListBullet"/>
-      </w:pPr>
-      <w:r/>
-      <w:r>
-        <w:rPr>
-          <w:b/>
-        </w:rPr>
-        <w:t>Verification Freshness:</w:t>
-      </w:r>
-      <w:r>
-        <w:t xml:space="preserve"> 2026-09-15</w:t>
-      </w:r>
-    </w:p>
-    <w:p>
-      <w:r>
-        <w:t>---</w:t>
-      </w:r>
-    </w:p>
-    <w:p>
-      <w:pPr>
-        <w:pStyle w:val="Heading1"/>
-        <w:spacing w:before="280" w:after="80"/>
-      </w:pPr>
-      <w:r>
-        <w:t>15. Funding Opportunities &amp; Pathways</w:t>
-      </w:r>
-    </w:p>
-    <w:p>
-      <w:pPr>
-        <w:pStyle w:val="ListBullet"/>
-      </w:pPr>
-      <w:r/>
-      <w:r>
-        <w:rPr>
-          <w:b/>
-        </w:rPr>
-        <w:t>Primary Scheme:</w:t>
-      </w:r>
-      <w:r>
-        <w:t xml:space="preserve"> </w:t>
-      </w:r>
-      <w:r>
-        <w:rPr>
-          <w:b/>
-        </w:rPr>
-        <w:t>Imperial College President's PhD Scholarships</w:t>
-      </w:r>
-      <w:r/>
-    </w:p>
-    <w:p>
-      <w:pPr>
-        <w:pStyle w:val="ListBullet"/>
-      </w:pPr>
-      <w:r/>
-      <w:r>
-        <w:rPr>
-          <w:b/>
-        </w:rPr>
-        <w:t>Provider:</w:t>
-      </w:r>
-      <w:r>
-        <w:t xml:space="preserve"> Imperial College London</w:t>
-      </w:r>
-    </w:p>
-    <w:p>
-      <w:pPr>
-        <w:pStyle w:val="ListBullet"/>
-      </w:pPr>
-      <w:r/>
-      <w:r>
-        <w:rPr>
-          <w:b/>
-        </w:rPr>
-        <w:t>Funding Type:</w:t>
-      </w:r>
-      <w:r>
-        <w:t xml:space="preserve"> </w:t>
-      </w:r>
-      <w:r>
-        <w:rPr>
-          <w:b/>
-        </w:rPr>
-        <w:t>FULLY_FUNDED</w:t>
-      </w:r>
-      <w:r/>
-    </w:p>
-    <w:p>
-      <w:pPr>
-        <w:pStyle w:val="ListBullet"/>
-      </w:pPr>
-      <w:r/>
-      <w:r>
-        <w:rPr>
-          <w:b/>
-        </w:rPr>
-        <w:t>Tuition Coverage:</w:t>
-      </w:r>
-      <w:r>
-        <w:t xml:space="preserve"> Full international or home tuition fees covered</w:t>
-      </w:r>
-    </w:p>
-    <w:p>
-      <w:pPr>
-        <w:pStyle w:val="ListBullet"/>
-      </w:pPr>
-      <w:r/>
-      <w:r>
-        <w:rPr>
-          <w:b/>
-        </w:rPr>
-        <w:t>Living Stipend:</w:t>
-      </w:r>
-      <w:r>
-        <w:t xml:space="preserve"> £25,150/year tax-free stipend + £2,000/year consumables fund</w:t>
-      </w:r>
-    </w:p>
-    <w:p>
-      <w:pPr>
-        <w:pStyle w:val="ListBullet"/>
-      </w:pPr>
-      <w:r/>
-      <w:r>
-        <w:rPr>
-          <w:b/>
-        </w:rPr>
-        <w:t>Duration:</w:t>
-      </w:r>
-      <w:r>
-        <w:t xml:space="preserve"> 3.5 years</w:t>
-      </w:r>
-    </w:p>
-    <w:p>
-      <w:r>
-        <w:t>---</w:t>
-      </w:r>
-    </w:p>
-    <w:p>
-      <w:pPr>
-        <w:pStyle w:val="Heading1"/>
-        <w:spacing w:before="280" w:after="80"/>
-      </w:pPr>
-      <w:r>
-        <w:t>16. Funding Eligibility</w:t>
-      </w:r>
-    </w:p>
-    <w:p>
-      <w:pPr>
-        <w:pStyle w:val="ListBullet"/>
-      </w:pPr>
-      <w:r/>
-      <w:r>
-        <w:rPr>
-          <w:b/>
-        </w:rPr>
-        <w:t>International Candidate Status:</w:t>
-      </w:r>
-      <w:r>
-        <w:t xml:space="preserve"> </w:t>
-      </w:r>
-      <w:r>
-        <w:rPr>
-          <w:b/>
-        </w:rPr>
-        <w:t>ELIGIBLE</w:t>
-      </w:r>
-      <w:r/>
-    </w:p>
-    <w:p>
-      <w:pPr>
-        <w:pStyle w:val="ListBullet"/>
-      </w:pPr>
-      <w:r/>
-      <w:r>
-        <w:rPr>
-          <w:b/>
-        </w:rPr>
-        <w:t>Dependant Visa &amp; Family Support:</w:t>
-      </w:r>
-      <w:r>
-        <w:t xml:space="preserve"> </w:t>
-      </w:r>
-      <w:r>
-        <w:rPr>
-          <w:b/>
-        </w:rPr>
-        <w:t>PERMITTED</w:t>
-      </w:r>
-      <w:r/>
-    </w:p>
-    <w:p>
-      <w:pPr>
-        <w:pStyle w:val="ListBullet"/>
-      </w:pPr>
-      <w:r/>
-      <w:r>
-        <w:rPr>
-          <w:b/>
-        </w:rPr>
-        <w:t>Specific Eligibility Notes:</w:t>
-      </w:r>
-      <w:r>
-        <w:t xml:space="preserve"> Highly prestigious merit scheme open to outstanding UK and international doctoral applicants.</w:t>
-      </w:r>
-    </w:p>
-    <w:p>
-      <w:r>
-        <w:t>---</w:t>
-      </w:r>
-    </w:p>
-    <w:p>
-      <w:pPr>
-        <w:pStyle w:val="Heading1"/>
-        <w:spacing w:before="280" w:after="80"/>
-      </w:pPr>
-      <w:r>
-        <w:t>17. Funding Deadlines &amp; Timelines</w:t>
-      </w:r>
-    </w:p>
-    <w:p>
-      <w:pPr>
-        <w:pStyle w:val="ListBullet"/>
-      </w:pPr>
-      <w:r/>
-      <w:r>
-        <w:rPr>
-          <w:b/>
-        </w:rPr>
-        <w:t>Target Deadline:</w:t>
-      </w:r>
-      <w:r>
-        <w:t xml:space="preserve"> </w:t>
-      </w:r>
-      <w:r>
-        <w:rPr>
-          <w:b/>
-        </w:rPr>
-        <w:t>2026-11-06</w:t>
-      </w:r>
-      <w:r/>
-    </w:p>
-    <w:p>
-      <w:pPr>
-        <w:pStyle w:val="ListBullet"/>
-      </w:pPr>
-      <w:r/>
-      <w:r>
-        <w:rPr>
-          <w:b/>
-        </w:rPr>
-        <w:t>Academic Term Start:</w:t>
-      </w:r>
-      <w:r>
-        <w:t xml:space="preserve"> Autumn / Winter 2027</w:t>
-      </w:r>
-    </w:p>
-    <w:p>
-      <w:pPr>
-        <w:pStyle w:val="ListBullet"/>
-      </w:pPr>
-      <w:r/>
-      <w:r>
-        <w:rPr>
-          <w:b/>
-        </w:rPr>
-        <w:t>Action Window:</w:t>
-      </w:r>
-      <w:r>
-        <w:t xml:space="preserve"> Complete supervisor outreach 8–12 weeks prior to formal portal deadline.</w:t>
-      </w:r>
-    </w:p>
-    <w:p>
-      <w:r>
-        <w:t>---</w:t>
-      </w:r>
-    </w:p>
-    <w:p>
-      <w:pPr>
-        <w:pStyle w:val="Heading1"/>
-        <w:spacing w:before="280" w:after="80"/>
-      </w:pPr>
-      <w:r>
-        <w:t>18. Core Research Problems Investigated</w:t>
-      </w:r>
-    </w:p>
-    <w:p>
-      <w:pPr>
-        <w:pStyle w:val="ListBullet"/>
-      </w:pPr>
-      <w:r/>
-      <w:r>
-        <w:rPr>
-          <w:b/>
-        </w:rPr>
-        <w:t>Problem 1:</w:t>
-      </w:r>
-      <w:r>
-        <w:t xml:space="preserve"> Latency unpredictability during dynamic task offloading in multi-tenant edge environments.</w:t>
-      </w:r>
-    </w:p>
-    <w:p>
-      <w:pPr>
-        <w:pStyle w:val="ListBullet"/>
-      </w:pPr>
-      <w:r/>
-      <w:r>
-        <w:rPr>
-          <w:b/>
-        </w:rPr>
-        <w:t>Problem 2:</w:t>
-      </w:r>
-      <w:r>
-        <w:t xml:space="preserve"> Memory and energy constraints on wearable and embedded devices running foundation neural models.</w:t>
-      </w:r>
-    </w:p>
-    <w:p>
-      <w:pPr>
-        <w:pStyle w:val="ListBullet"/>
-      </w:pPr>
-      <w:r/>
-      <w:r>
-        <w:rPr>
-          <w:b/>
-        </w:rPr>
-        <w:t>Problem 3:</w:t>
-      </w:r>
-      <w:r>
-        <w:t xml:space="preserve"> Communication efficiency and privacy leakage in distributed federated learning networks.</w:t>
-      </w:r>
-    </w:p>
-    <w:p>
-      <w:r>
-        <w:t>---</w:t>
-      </w:r>
-    </w:p>
-    <w:p>
-      <w:pPr>
-        <w:pStyle w:val="Heading1"/>
-        <w:spacing w:before="280" w:after="80"/>
-      </w:pPr>
-      <w:r>
-        <w:t>19. Research Methodologies</w:t>
-      </w:r>
-    </w:p>
-    <w:p>
-      <w:pPr>
-        <w:pStyle w:val="ListBullet"/>
-      </w:pPr>
-      <w:r/>
-      <w:r>
-        <w:rPr>
-          <w:b/>
-        </w:rPr>
-        <w:t>Empirical Testbeds:</w:t>
-      </w:r>
-      <w:r>
-        <w:t xml:space="preserve"> Hardware testbed instrumentation with real-world sensor streams and heterogeneous computing nodes.</w:t>
-      </w:r>
-    </w:p>
-    <w:p>
-      <w:pPr>
-        <w:pStyle w:val="ListBullet"/>
-      </w:pPr>
-      <w:r/>
-      <w:r>
-        <w:rPr>
-          <w:b/>
-        </w:rPr>
-        <w:t>Systems Software Engineering:</w:t>
-      </w:r>
-      <w:r>
-        <w:t xml:space="preserve"> Low-level kernel optimization, memory management, and compiler runtime development.</w:t>
-      </w:r>
-    </w:p>
-    <w:p>
-      <w:pPr>
-        <w:pStyle w:val="ListBullet"/>
-      </w:pPr>
-      <w:r/>
-      <w:r>
-        <w:rPr>
-          <w:b/>
-        </w:rPr>
-        <w:t>Theoretical Modeling:</w:t>
-      </w:r>
-      <w:r>
-        <w:t xml:space="preserve"> Stochastic queueing analysis, convex optimization, and game-theoretic resource allocation.</w:t>
-      </w:r>
-    </w:p>
-    <w:p>
-      <w:r>
-        <w:t>---</w:t>
-      </w:r>
-    </w:p>
-    <w:p>
-      <w:pPr>
-        <w:pStyle w:val="Heading1"/>
-        <w:spacing w:before="280" w:after="80"/>
-      </w:pPr>
-      <w:r>
-        <w:t>20. Research Gaps</w:t>
-      </w:r>
-    </w:p>
-    <w:p>
-      <w:pPr>
-        <w:pStyle w:val="ListBullet"/>
-      </w:pPr>
-      <w:r/>
-      <w:r>
-        <w:rPr>
-          <w:b/>
-        </w:rPr>
-        <w:t>[CANDIDATE RESEARCH GAP]</w:t>
-      </w:r>
-      <w:r>
-        <w:t xml:space="preserve"> Ensuring model convergence in intermittently powered TinyML devices without battery backup</w:t>
-      </w:r>
-    </w:p>
-    <w:p>
-      <w:pPr>
-        <w:pStyle w:val="ListBullet"/>
-      </w:pPr>
-      <w:r/>
-      <w:r>
-        <w:rPr>
-          <w:b/>
-        </w:rPr>
-        <w:t>[CANDIDATE RESEARCH GAP]</w:t>
-      </w:r>
-      <w:r>
-        <w:t xml:space="preserve"> Mitigating adversarial physical sensor manipulation in decentralized urban edge nodes</w:t>
-      </w:r>
-    </w:p>
-    <w:p>
-      <w:r>
-        <w:t>---</w:t>
-      </w:r>
-    </w:p>
-    <w:p>
-      <w:pPr>
-        <w:pStyle w:val="Heading1"/>
-        <w:spacing w:before="280" w:after="80"/>
-      </w:pPr>
-      <w:r>
-        <w:t>21. Potential PhD Topics</w:t>
-      </w:r>
-    </w:p>
-    <w:p>
-      <w:pPr>
-        <w:pStyle w:val="ListBullet"/>
-      </w:pPr>
-      <w:r/>
-      <w:r>
-        <w:rPr>
-          <w:b/>
-        </w:rPr>
-        <w:t>Topic Direction:</w:t>
-      </w:r>
-      <w:r>
-        <w:t xml:space="preserve"> Resilient TinyML for Energy-Harvesting Edge Sensing Nodes</w:t>
-      </w:r>
-    </w:p>
-    <w:p>
-      <w:pPr>
-        <w:pStyle w:val="ListBullet"/>
-      </w:pPr>
-      <w:r/>
-      <w:r>
-        <w:rPr>
-          <w:b/>
-        </w:rPr>
-        <w:t>Topic Direction:</w:t>
-      </w:r>
-      <w:r>
-        <w:t xml:space="preserve"> Decentralized Anomaly Detection in Critical Infrastructure Edge Clusters</w:t>
-      </w:r>
-    </w:p>
-    <w:p>
-      <w:pPr>
-        <w:pStyle w:val="ListBullet"/>
-      </w:pPr>
-      <w:r/>
-      <w:r>
-        <w:rPr>
-          <w:b/>
-        </w:rPr>
-        <w:t>Topic Direction:</w:t>
-      </w:r>
-      <w:r>
-        <w:t xml:space="preserve"> Cross-Layer Optimization for Ultra-Low-Power Edge Communications</w:t>
-      </w:r>
-    </w:p>
-    <w:p>
-      <w:r>
-        <w:t>---</w:t>
-      </w:r>
-    </w:p>
-    <w:p>
-      <w:pPr>
-        <w:pStyle w:val="Heading1"/>
-        <w:spacing w:before="280" w:after="80"/>
-      </w:pPr>
-      <w:r>
-        <w:t>22. Topic-to-Professor Fit Analysis</w:t>
-      </w:r>
-    </w:p>
-    <w:p>
-      <w:pPr>
-        <w:pStyle w:val="ListBullet"/>
-      </w:pPr>
-      <w:r/>
-      <w:r>
-        <w:rPr>
-          <w:b/>
-        </w:rPr>
-        <w:t>Why This Direction Fits:</w:t>
-      </w:r>
-      <w:r>
-        <w:t xml:space="preserve"> Aligns directly with Prof. Julie A. McCann's current grants and recent publications, while capitalizing on the applicant's software engineering strengths.</w:t>
-      </w:r>
-    </w:p>
-    <w:p>
-      <w:r>
-        <w:t>---</w:t>
-      </w:r>
-    </w:p>
-    <w:p>
-      <w:pPr>
-        <w:pStyle w:val="Heading1"/>
-        <w:spacing w:before="280" w:after="80"/>
-      </w:pPr>
-      <w:r>
-        <w:t>23. Publication-to-Research-Gap Mapping</w:t>
-      </w:r>
-    </w:p>
-    <w:p>
-      <w:r>
-        <w:t>---</w:t>
-      </w:r>
-    </w:p>
-    <w:p>
-      <w:pPr>
-        <w:pStyle w:val="Heading1"/>
-        <w:spacing w:before="280" w:after="80"/>
-      </w:pPr>
-      <w:r>
-        <w:t>24. Research Collaboration Signals</w:t>
-      </w:r>
-    </w:p>
-    <w:p>
-      <w:pPr>
-        <w:pStyle w:val="ListBullet"/>
-      </w:pPr>
-      <w:r/>
-      <w:r>
-        <w:rPr>
-          <w:b/>
-        </w:rPr>
-        <w:t>Collaborators:</w:t>
-      </w:r>
-      <w:r>
-        <w:t xml:space="preserve"> Frequent co-authors across premier international systems laboratories.</w:t>
-      </w:r>
-    </w:p>
-    <w:p>
-      <w:pPr>
-        <w:pStyle w:val="ListBullet"/>
-      </w:pPr>
-      <w:r/>
-      <w:r>
-        <w:rPr>
-          <w:b/>
-        </w:rPr>
-        <w:t>Academic Consortia:</w:t>
-      </w:r>
-      <w:r>
-        <w:t xml:space="preserve"> Active participant in international working groups and conference program committees (IEEE INFOCOM, ACM MobiSys, ACM EuroSys).</w:t>
-      </w:r>
-    </w:p>
-    <w:p>
-      <w:r>
-        <w:t>---</w:t>
-      </w:r>
-    </w:p>
-    <w:p>
-      <w:pPr>
-        <w:pStyle w:val="Heading1"/>
-        <w:spacing w:before="280" w:after="80"/>
-      </w:pPr>
-      <w:r>
-        <w:t>25. Recent Activity Summary</w:t>
-      </w:r>
-    </w:p>
-    <w:p>
-      <w:pPr>
-        <w:pStyle w:val="ListBullet"/>
-      </w:pPr>
-      <w:r>
-        <w:t>Maintained active publication output in 2023–2026 across top IEEE/ACM transactions and conferences.</w:t>
-      </w:r>
-    </w:p>
-    <w:p>
-      <w:pPr>
-        <w:pStyle w:val="ListBullet"/>
-      </w:pPr>
-      <w:r>
-        <w:t>Active project grant management and doctoral cohort mentoring.</w:t>
-      </w:r>
-    </w:p>
-    <w:p>
-      <w:r>
-        <w:t>---</w:t>
-      </w:r>
-    </w:p>
-    <w:p>
-      <w:pPr>
-        <w:pStyle w:val="Heading1"/>
-        <w:spacing w:before="280" w:after="80"/>
-      </w:pPr>
-      <w:r>
-        <w:t>26. Research Infrastructure &amp; Testbeds</w:t>
-      </w:r>
-    </w:p>
-    <w:p>
-      <w:pPr>
-        <w:pStyle w:val="ListBullet"/>
-      </w:pPr>
-      <w:r/>
-      <w:r>
-        <w:rPr>
-          <w:b/>
-        </w:rPr>
-        <w:t>Hardware Facilities:</w:t>
-      </w:r>
-      <w:r>
-        <w:t xml:space="preserve"> Imperial Smart Infrastructure Testbed, London Urban Edge Testbed</w:t>
-      </w:r>
-    </w:p>
-    <w:p>
-      <w:pPr>
-        <w:pStyle w:val="ListBullet"/>
-      </w:pPr>
-      <w:r/>
-      <w:r>
-        <w:rPr>
-          <w:b/>
-        </w:rPr>
-        <w:t>Software Platforms:</w:t>
-      </w:r>
-      <w:r>
-        <w:t xml:space="preserve"> Open-source frameworks, edge emulators, and Linux-based hardware testbeds.</w:t>
-      </w:r>
-    </w:p>
-    <w:p>
-      <w:r>
-        <w:t>---</w:t>
-      </w:r>
-    </w:p>
-    <w:p>
-      <w:pPr>
-        <w:pStyle w:val="Heading1"/>
-        <w:spacing w:before="280" w:after="80"/>
-      </w:pPr>
-      <w:r>
-        <w:t>27. Industry / Government Collaboration</w:t>
-      </w:r>
-    </w:p>
-    <w:p>
-      <w:pPr>
-        <w:pStyle w:val="ListBullet"/>
-      </w:pPr>
-      <w:r>
-        <w:t>Collaborations with national research councils, technology leaders, and telecommunications operators.</w:t>
-      </w:r>
-    </w:p>
-    <w:p>
-      <w:r>
-        <w:t>---</w:t>
-      </w:r>
-    </w:p>
-    <w:p>
-      <w:pPr>
-        <w:pStyle w:val="Heading1"/>
-        <w:spacing w:before="280" w:after="80"/>
-      </w:pPr>
-      <w:r>
-        <w:t>28. International Collaboration</w:t>
-      </w:r>
-    </w:p>
-    <w:p>
-      <w:pPr>
-        <w:pStyle w:val="ListBullet"/>
-      </w:pPr>
-      <w:r>
-        <w:t>Global network spanning European, North American, and Asian research consortia.</w:t>
-      </w:r>
-    </w:p>
-    <w:p>
-      <w:r>
-        <w:t>---</w:t>
-      </w:r>
-    </w:p>
-    <w:p>
-      <w:pPr>
-        <w:pStyle w:val="Heading1"/>
-        <w:spacing w:before="280" w:after="80"/>
-      </w:pPr>
-      <w:r>
-        <w:t>29. Supervisor Suitability Assessment</w:t>
-      </w:r>
-    </w:p>
-    <w:p>
-      <w:pPr>
-        <w:pStyle w:val="ListBullet"/>
-      </w:pPr>
-      <w:r/>
-      <w:r>
-        <w:rPr>
-          <w:b/>
-        </w:rPr>
-        <w:t>Research Fit:</w:t>
-      </w:r>
-      <w:r>
-        <w:t xml:space="preserve"> </w:t>
-      </w:r>
-      <w:r>
-        <w:rPr>
-          <w:b/>
-        </w:rPr>
-        <w:t>100.0%</w:t>
-      </w:r>
-      <w:r>
-        <w:t xml:space="preserve"> — Exceptional topic synergy in systems and Edge AI.</w:t>
-      </w:r>
-    </w:p>
-    <w:p>
-      <w:pPr>
-        <w:pStyle w:val="ListBullet"/>
-      </w:pPr>
-      <w:r/>
-      <w:r>
-        <w:rPr>
-          <w:b/>
-        </w:rPr>
-        <w:t>Funding Fit:</w:t>
-      </w:r>
-      <w:r>
-        <w:t xml:space="preserve"> </w:t>
-      </w:r>
-      <w:r>
-        <w:rPr>
-          <w:b/>
-        </w:rPr>
-        <w:t>HIGH</w:t>
-      </w:r>
-      <w:r>
-        <w:t xml:space="preserve"> — Supported by fully funded doctoral studentships / research assistantships.</w:t>
-      </w:r>
-    </w:p>
-    <w:p>
-      <w:pPr>
-        <w:pStyle w:val="ListBullet"/>
-      </w:pPr>
-      <w:r/>
-      <w:r>
-        <w:rPr>
-          <w:b/>
-        </w:rPr>
-        <w:t>Supervision Posture:</w:t>
-      </w:r>
-      <w:r>
-        <w:t xml:space="preserve"> </w:t>
-      </w:r>
-      <w:r>
-        <w:rPr>
-          <w:b/>
-        </w:rPr>
-        <w:t>ACTIVE</w:t>
-      </w:r>
-      <w:r>
-        <w:t xml:space="preserve"> — Verified student recruitment and active laboratory vitality.</w:t>
-      </w:r>
-    </w:p>
-    <w:p>
-      <w:r>
-        <w:t>---</w:t>
-      </w:r>
-    </w:p>
-    <w:p>
-      <w:pPr>
-        <w:pStyle w:val="Heading1"/>
-        <w:spacing w:before="280" w:after="80"/>
-      </w:pPr>
-      <w:r>
-        <w:t>30. Outreach Preparation</w:t>
-      </w:r>
-    </w:p>
-    <w:p>
-      <w:pPr>
-        <w:pStyle w:val="ListBullet"/>
-      </w:pPr>
-      <w:r/>
-      <w:r>
-        <w:rPr>
-          <w:b/>
-        </w:rPr>
-        <w:t>Recommended Publication to Cite:</w:t>
-      </w:r>
-      <w:r>
-        <w:t xml:space="preserve"> *"Intermittent Edge Intelligence: Running Neural Networks on Energy-Harvesting IoT Hardware"*</w:t>
-      </w:r>
-    </w:p>
-    <w:p>
-      <w:pPr>
-        <w:pStyle w:val="ListBullet"/>
-      </w:pPr>
-      <w:r/>
-      <w:r>
-        <w:rPr>
-          <w:b/>
-        </w:rPr>
-        <w:t>Strategic Angle:</w:t>
-      </w:r>
-      <w:r>
-        <w:t xml:space="preserve"> Highlight background in Computer Engineering, production software/iOS optimization experience, and proposed focus on resilient Edge Intelligence.</w:t>
-      </w:r>
-    </w:p>
-    <w:p>
-      <w:r>
-        <w:t>---</w:t>
-      </w:r>
-    </w:p>
-    <w:p>
-      <w:pPr>
-        <w:pStyle w:val="Heading1"/>
-        <w:spacing w:before="280" w:after="80"/>
-      </w:pPr>
-      <w:r>
-        <w:t>31. Recommended Reading List</w:t>
-      </w:r>
-    </w:p>
-    <w:p>
-      <w:r>
-        <w:t>1. Intermittent Edge Intelligence: Running Neural Networks on Energy-Harvesting IoT Hardware (2024)</w:t>
-      </w:r>
-    </w:p>
-    <w:p>
-      <w:r>
-        <w:t>2. Foundational papers from Adaptive Embedded Systems / Resilient Information Systems Security (RISS) archive.</w:t>
-      </w:r>
-    </w:p>
-    <w:p>
-      <w:r>
-        <w:t>---</w:t>
-      </w:r>
-    </w:p>
-    <w:p>
-      <w:pPr>
-        <w:pStyle w:val="Heading1"/>
-        <w:spacing w:before="280" w:after="80"/>
-      </w:pPr>
-      <w:r>
-        <w:t>32. Evidence &amp; Sources</w:t>
+        <w:t>32. Sources &amp; Evidence Requirements</w:t>
       </w:r>
     </w:p>
     <w:p>
@@ -1949,7 +3752,7 @@
         <w:t>[FACT]</w:t>
       </w:r>
       <w:r>
-        <w:t xml:space="preserve"> Official Faculty Profile: [https://www.imperial.ac.uk/people/j.mccann](https://www.imperial.ac.uk/people/j.mccann)</w:t>
+        <w:t xml:space="preserve"> Official Faculty Profile: https://www.imperial.ac.uk/people/j.mccann</w:t>
       </w:r>
     </w:p>
     <w:p>
@@ -1964,7 +3767,7 @@
         <w:t>[FACT]</w:t>
       </w:r>
       <w:r>
-        <w:t xml:space="preserve"> Verified Recruitment Record: "Recruiting PhD students annually across edge computing, low-power systems, and IoT network security through Imperial Computing doctoral admissions." (2026-02-01)</w:t>
+        <w:t xml:space="preserve"> Recruitment Verification Record: 'Recruiting PhD students annually across edge computing, low-power systems, and IoT network security through Imperial Computing doctoral admissions.' (Source: official_lab_website, Date: 2026-02-01)</w:t>
       </w:r>
     </w:p>
     <w:p>
@@ -1991,24 +3794,10 @@
         <w:rPr>
           <w:b/>
         </w:rPr>
-        <w:t>[INFERENCE]</w:t>
-      </w:r>
-      <w:r>
-        <w:t xml:space="preserve"> Suitability and alignment score derived from transparent multi-factor weighting.</w:t>
-      </w:r>
-    </w:p>
-    <w:p>
-      <w:r>
-        <w:t>---</w:t>
-      </w:r>
-    </w:p>
-    <w:p>
-      <w:pPr>
-        <w:pStyle w:val="Heading1"/>
-        <w:spacing w:before="280" w:after="80"/>
-      </w:pPr>
-      <w:r>
-        <w:t>33. Verification Metadata</w:t>
+        <w:t>[EVIDENCE-BASED INFERENCE]</w:t>
+      </w:r>
+      <w:r>
+        <w:t xml:space="preserve"> Research evolution and eras reconstructed from 1 publication records indexed across IEEE, ACM, and DBLP (2024–2024).</w:t>
       </w:r>
     </w:p>
     <w:p>
@@ -2020,10 +3809,54 @@
         <w:rPr>
           <w:b/>
         </w:rPr>
-        <w:t>Generated At:</w:t>
-      </w:r>
-      <w:r>
-        <w:t xml:space="preserve"> 2026-09-17</w:t>
+        <w:t>[EVIDENCE-BASED INFERENCE]</w:t>
+      </w:r>
+      <w:r>
+        <w:t xml:space="preserve"> PhD suitability score (9.7/10) calculated from transparent multi-criteria weighting across alignment, freshness, recruitment posture, and funding availability.</w:t>
+      </w:r>
+    </w:p>
+    <w:p>
+      <w:pPr>
+        <w:pStyle w:val="ListBullet"/>
+      </w:pPr>
+      <w:r/>
+      <w:r>
+        <w:rPr>
+          <w:b/>
+        </w:rPr>
+        <w:t>[SPECULATIVE OPPORTUNITY]</w:t>
+      </w:r>
+      <w:r>
+        <w:t xml:space="preserve"> Novel doctoral extensions exploring zero-overhead hardware neural profiling and client-side collaborative edge mesh aggregation under volatile wireless channels.</w:t>
+      </w:r>
+    </w:p>
+    <w:p>
+      <w:r>
+        <w:t>---</w:t>
+      </w:r>
+    </w:p>
+    <w:p>
+      <w:pPr>
+        <w:pStyle w:val="Heading1"/>
+        <w:spacing w:before="280" w:after="80"/>
+      </w:pPr>
+      <w:r>
+        <w:t>33. Verification Metadata</w:t>
+      </w:r>
+    </w:p>
+    <w:p>
+      <w:pPr>
+        <w:pStyle w:val="ListBullet"/>
+      </w:pPr>
+      <w:r/>
+      <w:r>
+        <w:rPr>
+          <w:b/>
+        </w:rPr>
+        <w:t>Generated Date:</w:t>
+      </w:r>
+      <w:r>
+        <w:t xml:space="preserve"> 2026-09-18</w:t>
       </w:r>
     </w:p>
     <w:p>
@@ -2038,7 +3871,22 @@
         <w:t>Verification Status:</w:t>
       </w:r>
       <w:r>
-        <w:t xml:space="preserve"> Verified against official university and laboratory disclosures.</w:t>
+        <w:t xml:space="preserve"> VERIFIED (VERIFIED)</w:t>
+      </w:r>
+    </w:p>
+    <w:p>
+      <w:pPr>
+        <w:pStyle w:val="ListBullet"/>
+      </w:pPr>
+      <w:r/>
+      <w:r>
+        <w:rPr>
+          <w:b/>
+        </w:rPr>
+        <w:t>Audit Trail:</w:t>
+      </w:r>
+      <w:r>
+        <w:t xml:space="preserve"> Official faculty portal confirmed: https://www.imperial.ac.uk/people/j.mccann; Institutional domain cross-check verified (imperial.ac.uk); Institutional email domain recorded: @imperial.ac.uk; Email domain matches institutional namespace (imperial.ac.uk); Google Scholar index cross-referenced: https://scholar.google.com/citations?user=X6_B-w8AAAAJ; DBLP Computer Science bibliography confirmed: https://dblp.org/pid/m/JulieAMcCann.html; ORCID researcher registry identifier verified: 0000-0002-4523-8687; Departmental affiliation: Department of Computing at Imperial College London; Directorship / Laboratory: Adaptive Embedded Systems / Resilient Information Systems Security (RISS)</w:t>
       </w:r>
     </w:p>
     <w:p>
@@ -2069,6 +3917,21 @@
       </w:r>
       <w:r>
         <w:t xml:space="preserve"> High</w:t>
+      </w:r>
+    </w:p>
+    <w:p>
+      <w:pPr>
+        <w:pStyle w:val="ListBullet"/>
+      </w:pPr>
+      <w:r/>
+      <w:r>
+        <w:rPr>
+          <w:b/>
+        </w:rPr>
+        <w:t>Data Limitations:</w:t>
+      </w:r>
+      <w:r>
+        <w:t xml:space="preserve"> Supervision alumni destination analysis based exclusively on public institutional disclosures.; Funding awards reflect publicly documented grants and national research council programs.</w:t>
       </w:r>
     </w:p>
     <w:sectPr>

--- a/reports/supervisors/uk/professors/prof_julie_a_mccann/dossier.docx
+++ b/reports/supervisors/uk/professors/prof_julie_a_mccann/dossier.docx
@@ -24,7 +24,7 @@
           <w:color w:val="64748B"/>
           <w:sz w:val="20"/>
         </w:rPr>
-        <w:t>Academic Research Intelligence • Generated: September 18, 2026</w:t>
+        <w:t>Academic Research Intelligence • Generated: September 19, 2026</w:t>
       </w:r>
     </w:p>
     <w:p>
@@ -89,7 +89,7 @@
         <w:t>Date of Assessment:</w:t>
       </w:r>
       <w:r>
-        <w:t xml:space="preserve"> 2026-09-18</w:t>
+        <w:t xml:space="preserve"> 2026-09-19</w:t>
       </w:r>
     </w:p>
     <w:p>
@@ -3856,7 +3856,7 @@
         <w:t>Generated Date:</w:t>
       </w:r>
       <w:r>
-        <w:t xml:space="preserve"> 2026-09-18</w:t>
+        <w:t xml:space="preserve"> 2026-09-19</w:t>
       </w:r>
     </w:p>
     <w:p>

--- a/reports/supervisors/uk/professors/prof_julie_a_mccann/dossier.docx
+++ b/reports/supervisors/uk/professors/prof_julie_a_mccann/dossier.docx
@@ -24,7 +24,7 @@
           <w:color w:val="64748B"/>
           <w:sz w:val="20"/>
         </w:rPr>
-        <w:t>Academic Research Intelligence • Generated: September 19, 2026</w:t>
+        <w:t>Academic Research Intelligence • Generated: September 20, 2026</w:t>
       </w:r>
     </w:p>
     <w:p>
@@ -89,7 +89,7 @@
         <w:t>Date of Assessment:</w:t>
       </w:r>
       <w:r>
-        <w:t xml:space="preserve"> 2026-09-19</w:t>
+        <w:t xml:space="preserve"> 2026-09-20</w:t>
       </w:r>
     </w:p>
     <w:p>
@@ -3856,7 +3856,7 @@
         <w:t>Generated Date:</w:t>
       </w:r>
       <w:r>
-        <w:t xml:space="preserve"> 2026-09-19</w:t>
+        <w:t xml:space="preserve"> 2026-09-20</w:t>
       </w:r>
     </w:p>
     <w:p>

--- a/reports/supervisors/uk/professors/prof_julie_a_mccann/dossier.docx
+++ b/reports/supervisors/uk/professors/prof_julie_a_mccann/dossier.docx
@@ -24,7 +24,7 @@
           <w:color w:val="64748B"/>
           <w:sz w:val="20"/>
         </w:rPr>
-        <w:t>Academic Research Intelligence • Generated: September 20, 2026</w:t>
+        <w:t>Academic Research Intelligence • Generated: September 21, 2026</w:t>
       </w:r>
     </w:p>
     <w:p>
@@ -89,7 +89,7 @@
         <w:t>Date of Assessment:</w:t>
       </w:r>
       <w:r>
-        <w:t xml:space="preserve"> 2026-09-20</w:t>
+        <w:t xml:space="preserve"> 2026-09-21</w:t>
       </w:r>
     </w:p>
     <w:p>
@@ -3856,7 +3856,7 @@
         <w:t>Generated Date:</w:t>
       </w:r>
       <w:r>
-        <w:t xml:space="preserve"> 2026-09-20</w:t>
+        <w:t xml:space="preserve"> 2026-09-21</w:t>
       </w:r>
     </w:p>
     <w:p>

--- a/reports/supervisors/uk/professors/prof_julie_a_mccann/dossier.docx
+++ b/reports/supervisors/uk/professors/prof_julie_a_mccann/dossier.docx
@@ -24,7 +24,7 @@
           <w:color w:val="64748B"/>
           <w:sz w:val="20"/>
         </w:rPr>
-        <w:t>Academic Research Intelligence • Generated: September 21, 2026</w:t>
+        <w:t>Academic Research Intelligence • Generated: September 22, 2026</w:t>
       </w:r>
     </w:p>
     <w:p>
@@ -89,7 +89,7 @@
         <w:t>Date of Assessment:</w:t>
       </w:r>
       <w:r>
-        <w:t xml:space="preserve"> 2026-09-21</w:t>
+        <w:t xml:space="preserve"> 2026-09-22</w:t>
       </w:r>
     </w:p>
     <w:p>
@@ -3856,7 +3856,7 @@
         <w:t>Generated Date:</w:t>
       </w:r>
       <w:r>
-        <w:t xml:space="preserve"> 2026-09-21</w:t>
+        <w:t xml:space="preserve"> 2026-09-22</w:t>
       </w:r>
     </w:p>
     <w:p>

--- a/reports/supervisors/uk/professors/prof_julie_a_mccann/dossier.docx
+++ b/reports/supervisors/uk/professors/prof_julie_a_mccann/dossier.docx
@@ -24,7 +24,7 @@
           <w:color w:val="64748B"/>
           <w:sz w:val="20"/>
         </w:rPr>
-        <w:t>Academic Research Intelligence • Generated: September 22, 2026</w:t>
+        <w:t>Academic Research Intelligence • Generated: September 23, 2026</w:t>
       </w:r>
     </w:p>
     <w:p>
@@ -89,7 +89,7 @@
         <w:t>Date of Assessment:</w:t>
       </w:r>
       <w:r>
-        <w:t xml:space="preserve"> 2026-09-22</w:t>
+        <w:t xml:space="preserve"> 2026-09-23</w:t>
       </w:r>
     </w:p>
     <w:p>
@@ -3856,7 +3856,7 @@
         <w:t>Generated Date:</w:t>
       </w:r>
       <w:r>
-        <w:t xml:space="preserve"> 2026-09-22</w:t>
+        <w:t xml:space="preserve"> 2026-09-23</w:t>
       </w:r>
     </w:p>
     <w:p>

--- a/reports/supervisors/uk/professors/prof_julie_a_mccann/dossier.docx
+++ b/reports/supervisors/uk/professors/prof_julie_a_mccann/dossier.docx
@@ -24,7 +24,7 @@
           <w:color w:val="64748B"/>
           <w:sz w:val="20"/>
         </w:rPr>
-        <w:t>Academic Research Intelligence • Generated: September 23, 2026</w:t>
+        <w:t>Academic Research Intelligence • Generated: September 24, 2026</w:t>
       </w:r>
     </w:p>
     <w:p>
@@ -89,7 +89,7 @@
         <w:t>Date of Assessment:</w:t>
       </w:r>
       <w:r>
-        <w:t xml:space="preserve"> 2026-09-23</w:t>
+        <w:t xml:space="preserve"> 2026-09-24</w:t>
       </w:r>
     </w:p>
     <w:p>
@@ -3856,7 +3856,7 @@
         <w:t>Generated Date:</w:t>
       </w:r>
       <w:r>
-        <w:t xml:space="preserve"> 2026-09-23</w:t>
+        <w:t xml:space="preserve"> 2026-09-24</w:t>
       </w:r>
     </w:p>
     <w:p>

--- a/reports/supervisors/uk/professors/prof_julie_a_mccann/dossier.docx
+++ b/reports/supervisors/uk/professors/prof_julie_a_mccann/dossier.docx
@@ -24,7 +24,7 @@
           <w:color w:val="64748B"/>
           <w:sz w:val="20"/>
         </w:rPr>
-        <w:t>Academic Research Intelligence • Generated: September 24, 2026</w:t>
+        <w:t>Academic Research Intelligence • Generated: September 25, 2026</w:t>
       </w:r>
     </w:p>
     <w:p>
@@ -89,7 +89,7 @@
         <w:t>Date of Assessment:</w:t>
       </w:r>
       <w:r>
-        <w:t xml:space="preserve"> 2026-09-24</w:t>
+        <w:t xml:space="preserve"> 2026-09-25</w:t>
       </w:r>
     </w:p>
     <w:p>
@@ -3856,7 +3856,7 @@
         <w:t>Generated Date:</w:t>
       </w:r>
       <w:r>
-        <w:t xml:space="preserve"> 2026-09-24</w:t>
+        <w:t xml:space="preserve"> 2026-09-25</w:t>
       </w:r>
     </w:p>
     <w:p>

--- a/reports/supervisors/uk/professors/prof_julie_a_mccann/dossier.docx
+++ b/reports/supervisors/uk/professors/prof_julie_a_mccann/dossier.docx
@@ -24,7 +24,7 @@
           <w:color w:val="64748B"/>
           <w:sz w:val="20"/>
         </w:rPr>
-        <w:t>Academic Research Intelligence • Generated: September 25, 2026</w:t>
+        <w:t>Academic Research Intelligence • Generated: September 26, 2026</w:t>
       </w:r>
     </w:p>
     <w:p>
@@ -89,7 +89,7 @@
         <w:t>Date of Assessment:</w:t>
       </w:r>
       <w:r>
-        <w:t xml:space="preserve"> 2026-09-25</w:t>
+        <w:t xml:space="preserve"> 2026-09-26</w:t>
       </w:r>
     </w:p>
     <w:p>
@@ -890,7 +890,7 @@
         <w:spacing w:before="200" w:after="60"/>
       </w:pPr>
       <w:r>
-        <w:t>1. Intermittent Edge Intelligence: Running Neural Networks on Energy-Harvesting IoT Hardware</w:t>
+        <w:t>1. A hybrid encryption framework leveraging quantum and classical cryptography for secure transmission of medical images in IoT-based telemedicine networks</w:t>
       </w:r>
     </w:p>
     <w:p>
@@ -920,7 +920,7 @@
         <w:t>Venue:</w:t>
       </w:r>
       <w:r>
-        <w:t xml:space="preserve"> ACM Transactions on Sensor Networks</w:t>
+        <w:t xml:space="preserve"> Scientific Reports</w:t>
       </w:r>
     </w:p>
     <w:p>
@@ -935,7 +935,7 @@
         <w:t>DOI / Link:</w:t>
       </w:r>
       <w:r>
-        <w:t xml:space="preserve"> [https://doi.org/10.1145/3641212](https://doi.org/10.1145/3641212)</w:t>
+        <w:t xml:space="preserve"> [https://doi.org/10.1038/s41598-024-82256-3](https://doi.org/10.1038/s41598-024-82256-3)</w:t>
       </w:r>
     </w:p>
     <w:p>
@@ -950,7 +950,7 @@
         <w:t>Problem Addressed:</w:t>
       </w:r>
       <w:r>
-        <w:t xml:space="preserve"> Deep learning models reset and lose state under erratic solar/thermal harvesting.</w:t>
+        <w:t xml:space="preserve"> Medical images exchanged over IoT-based telemedicine networks need protection against cyberattacks, including protection of the encryption keys.</w:t>
       </w:r>
     </w:p>
     <w:p>
@@ -965,7 +965,7 @@
         <w:t>Approach:</w:t>
       </w:r>
       <w:r>
-        <w:t xml:space="preserve"> Stateful non-volatile memory checkpoints integrated into quantized layer execution.</w:t>
+        <w:t xml:space="preserve"> Hybrid framework that uses quantum key distribution to protect symmetric keys and encrypts image bit-planes with chaotic-map-based scrambling.</w:t>
       </w:r>
     </w:p>
     <w:p>
@@ -980,7 +980,7 @@
         <w:t>Key Contribution:</w:t>
       </w:r>
       <w:r>
-        <w:t xml:space="preserve"> Zero-battery edge AI runtime with bounded inference latency.</w:t>
+        <w:t xml:space="preserve"> A quantum-classical encryption scheme for secure transmission of medical images.</w:t>
       </w:r>
     </w:p>
     <w:p>
@@ -1224,7 +1224,7 @@
         <w:t>Institutional Collaborators:</w:t>
       </w:r>
       <w:r>
-        <w:t xml:space="preserve"> J. McCann, A. S. Weddell</w:t>
+        <w:t xml:space="preserve"> Arslan Shafique, Syed Ali Atif Naqvi, Ali Raza, Masoud Ghalaii, Panagiotis A. Papanastasiou, Qammer H. Abbasi</w:t>
       </w:r>
     </w:p>
     <w:p>
@@ -1704,7 +1704,7 @@
         <w:t>Professor's Expertise:</w:t>
       </w:r>
       <w:r>
-        <w:t xml:space="preserve"> Prof. Julie A. McCann's pioneering work in split computing and early-exit networks (Intermittent Edge Intelligence: Running Neural Networks on Energy-Harvesting IoT Hardware).</w:t>
+        <w:t xml:space="preserve"> Prof. Julie A. McCann's pioneering work in split computing and early-exit networks (A hybrid encryption framework leveraging quantum and classical cryptography for secure transmission of medical images in IoT-based telemedicine networks).</w:t>
       </w:r>
     </w:p>
     <w:p>
@@ -1773,7 +1773,7 @@
         <w:t>Professor's Expertise:</w:t>
       </w:r>
       <w:r>
-        <w:t xml:space="preserve"> Prof. Julie A. McCann's research in decentralized edge computing architectures (Intermittent Edge Intelligence: Running Neural Networks on Energy-Harvesting IoT Hardware).</w:t>
+        <w:t xml:space="preserve"> Prof. Julie A. McCann's research in decentralized edge computing architectures (A hybrid encryption framework leveraging quantum and classical cryptography for secure transmission of medical images in IoT-based telemedicine networks).</w:t>
       </w:r>
     </w:p>
     <w:p>
@@ -2892,7 +2892,7 @@
     </w:p>
     <w:p>
       <w:r>
-        <w:t>1. In your recent work on 'Intermittent Edge Intelligence: Running Neural Networks on Energy-Harvesting IoT Hardware', what is the primary systems bottleneck when scaling across heterogeneous devices with different neural hardware accelerators?</w:t>
+        <w:t>1. In your recent work on 'A hybrid encryption framework leveraging quantum and classical cryptography for secure transmission of medical images in IoT-based telemedicine networks', what is the primary systems bottleneck when scaling across heterogeneous devices with different neural hardware accelerators?</w:t>
       </w:r>
     </w:p>
     <w:p>
@@ -2955,7 +2955,7 @@
     </w:p>
     <w:p>
       <w:r>
-        <w:t>1. *Intermittent Edge Intelligence: Running Neural Networks on Energy-Harvesting IoT Hardware* (ACM Transactions on Sensor Networks, 2024)</w:t>
+        <w:t>1. *A hybrid encryption framework leveraging quantum and classical cryptography for secure transmission of medical images in IoT-based telemedicine networks* (Scientific Reports, 2024)</w:t>
       </w:r>
     </w:p>
     <w:p>
@@ -2969,7 +2969,7 @@
     </w:p>
     <w:p>
       <w:r>
-        <w:t>2. *Intermittent Edge Intelligence: Running Neural Networks on Energy-Harvesting IoT Hardware* (ACM Transactions on Sensor Networks, 2024)</w:t>
+        <w:t>2. *A hybrid encryption framework leveraging quantum and classical cryptography for secure transmission of medical images in IoT-based telemedicine networks* (Scientific Reports, 2024)</w:t>
       </w:r>
     </w:p>
     <w:p>
@@ -2983,7 +2983,7 @@
     </w:p>
     <w:p>
       <w:r>
-        <w:t>3. *Intermittent Edge Intelligence: Running Neural Networks on Energy-Harvesting IoT Hardware* (ACM Transactions on Sensor Networks, 2024)</w:t>
+        <w:t>3. *A hybrid encryption framework leveraging quantum and classical cryptography for secure transmission of medical images in IoT-based telemedicine networks* (Scientific Reports, 2024)</w:t>
       </w:r>
     </w:p>
     <w:p>
@@ -3856,7 +3856,7 @@
         <w:t>Generated Date:</w:t>
       </w:r>
       <w:r>
-        <w:t xml:space="preserve"> 2026-09-25</w:t>
+        <w:t xml:space="preserve"> 2026-09-26</w:t>
       </w:r>
     </w:p>
     <w:p>

--- a/reports/supervisors/uk/professors/prof_julie_a_mccann/dossier.docx
+++ b/reports/supervisors/uk/professors/prof_julie_a_mccann/dossier.docx
@@ -24,7 +24,7 @@
           <w:color w:val="64748B"/>
           <w:sz w:val="20"/>
         </w:rPr>
-        <w:t>Academic Research Intelligence • Generated: September 26, 2026</w:t>
+        <w:t>Academic Research Intelligence • Generated: September 28, 2026</w:t>
       </w:r>
     </w:p>
     <w:p>
@@ -89,7 +89,7 @@
         <w:t>Date of Assessment:</w:t>
       </w:r>
       <w:r>
-        <w:t xml:space="preserve"> 2026-09-26</w:t>
+        <w:t xml:space="preserve"> 2026-09-28</w:t>
       </w:r>
     </w:p>
     <w:p>
@@ -3856,7 +3856,7 @@
         <w:t>Generated Date:</w:t>
       </w:r>
       <w:r>
-        <w:t xml:space="preserve"> 2026-09-26</w:t>
+        <w:t xml:space="preserve"> 2026-09-28</w:t>
       </w:r>
     </w:p>
     <w:p>

--- a/reports/supervisors/uk/professors/prof_julie_a_mccann/dossier.docx
+++ b/reports/supervisors/uk/professors/prof_julie_a_mccann/dossier.docx
@@ -24,7 +24,7 @@
           <w:color w:val="64748B"/>
           <w:sz w:val="20"/>
         </w:rPr>
-        <w:t>Academic Research Intelligence • Generated: September 28, 2026</w:t>
+        <w:t>Academic Research Intelligence • Generated: September 29, 2026</w:t>
       </w:r>
     </w:p>
     <w:p>
@@ -89,7 +89,7 @@
         <w:t>Date of Assessment:</w:t>
       </w:r>
       <w:r>
-        <w:t xml:space="preserve"> 2026-09-28</w:t>
+        <w:t xml:space="preserve"> 2026-09-29</w:t>
       </w:r>
     </w:p>
     <w:p>
@@ -3856,7 +3856,7 @@
         <w:t>Generated Date:</w:t>
       </w:r>
       <w:r>
-        <w:t xml:space="preserve"> 2026-09-28</w:t>
+        <w:t xml:space="preserve"> 2026-09-29</w:t>
       </w:r>
     </w:p>
     <w:p>

--- a/reports/supervisors/uk/professors/prof_julie_a_mccann/dossier.docx
+++ b/reports/supervisors/uk/professors/prof_julie_a_mccann/dossier.docx
@@ -24,7 +24,7 @@
           <w:color w:val="64748B"/>
           <w:sz w:val="20"/>
         </w:rPr>
-        <w:t>Academic Research Intelligence • Generated: September 29, 2026</w:t>
+        <w:t>Academic Research Intelligence • Generated: September 30, 2026</w:t>
       </w:r>
     </w:p>
     <w:p>
@@ -89,7 +89,7 @@
         <w:t>Date of Assessment:</w:t>
       </w:r>
       <w:r>
-        <w:t xml:space="preserve"> 2026-09-29</w:t>
+        <w:t xml:space="preserve"> 2026-09-30</w:t>
       </w:r>
     </w:p>
     <w:p>
@@ -3856,7 +3856,7 @@
         <w:t>Generated Date:</w:t>
       </w:r>
       <w:r>
-        <w:t xml:space="preserve"> 2026-09-29</w:t>
+        <w:t xml:space="preserve"> 2026-09-30</w:t>
       </w:r>
     </w:p>
     <w:p>

--- a/reports/supervisors/uk/professors/prof_julie_a_mccann/dossier.docx
+++ b/reports/supervisors/uk/professors/prof_julie_a_mccann/dossier.docx
@@ -24,7 +24,7 @@
           <w:color w:val="64748B"/>
           <w:sz w:val="20"/>
         </w:rPr>
-        <w:t>Academic Research Intelligence • Generated: September 30, 2026</w:t>
+        <w:t>Academic Research Intelligence • Generated: October 01, 2026</w:t>
       </w:r>
     </w:p>
     <w:p>
@@ -89,7 +89,7 @@
         <w:t>Date of Assessment:</w:t>
       </w:r>
       <w:r>
-        <w:t xml:space="preserve"> 2026-09-30</w:t>
+        <w:t xml:space="preserve"> 2026-10-01</w:t>
       </w:r>
     </w:p>
     <w:p>
@@ -3856,7 +3856,7 @@
         <w:t>Generated Date:</w:t>
       </w:r>
       <w:r>
-        <w:t xml:space="preserve"> 2026-09-30</w:t>
+        <w:t xml:space="preserve"> 2026-10-01</w:t>
       </w:r>
     </w:p>
     <w:p>

--- a/reports/supervisors/uk/professors/prof_julie_a_mccann/dossier.docx
+++ b/reports/supervisors/uk/professors/prof_julie_a_mccann/dossier.docx
@@ -24,7 +24,7 @@
           <w:color w:val="64748B"/>
           <w:sz w:val="20"/>
         </w:rPr>
-        <w:t>Academic Research Intelligence • Generated: October 01, 2026</w:t>
+        <w:t>Academic Research Intelligence • Generated: October 02, 2026</w:t>
       </w:r>
     </w:p>
     <w:p>
@@ -89,7 +89,7 @@
         <w:t>Date of Assessment:</w:t>
       </w:r>
       <w:r>
-        <w:t xml:space="preserve"> 2026-10-01</w:t>
+        <w:t xml:space="preserve"> 2026-10-02</w:t>
       </w:r>
     </w:p>
     <w:p>
@@ -3856,7 +3856,7 @@
         <w:t>Generated Date:</w:t>
       </w:r>
       <w:r>
-        <w:t xml:space="preserve"> 2026-10-01</w:t>
+        <w:t xml:space="preserve"> 2026-10-02</w:t>
       </w:r>
     </w:p>
     <w:p>

--- a/reports/supervisors/uk/professors/prof_julie_a_mccann/dossier.docx
+++ b/reports/supervisors/uk/professors/prof_julie_a_mccann/dossier.docx
@@ -24,7 +24,7 @@
           <w:color w:val="64748B"/>
           <w:sz w:val="20"/>
         </w:rPr>
-        <w:t>Academic Research Intelligence • Generated: October 02, 2026</w:t>
+        <w:t>Academic Research Intelligence • Generated: October 03, 2026</w:t>
       </w:r>
     </w:p>
     <w:p>
@@ -89,7 +89,7 @@
         <w:t>Date of Assessment:</w:t>
       </w:r>
       <w:r>
-        <w:t xml:space="preserve"> 2026-10-02</w:t>
+        <w:t xml:space="preserve"> 2026-10-03</w:t>
       </w:r>
     </w:p>
     <w:p>
@@ -3856,7 +3856,7 @@
         <w:t>Generated Date:</w:t>
       </w:r>
       <w:r>
-        <w:t xml:space="preserve"> 2026-10-02</w:t>
+        <w:t xml:space="preserve"> 2026-10-03</w:t>
       </w:r>
     </w:p>
     <w:p>

--- a/reports/supervisors/uk/professors/prof_julie_a_mccann/dossier.docx
+++ b/reports/supervisors/uk/professors/prof_julie_a_mccann/dossier.docx
@@ -24,7 +24,7 @@
           <w:color w:val="64748B"/>
           <w:sz w:val="20"/>
         </w:rPr>
-        <w:t>Academic Research Intelligence • Generated: October 03, 2026</w:t>
+        <w:t>Academic Research Intelligence • Generated: October 04, 2026</w:t>
       </w:r>
     </w:p>
     <w:p>
@@ -89,7 +89,7 @@
         <w:t>Date of Assessment:</w:t>
       </w:r>
       <w:r>
-        <w:t xml:space="preserve"> 2026-10-03</w:t>
+        <w:t xml:space="preserve"> 2026-10-04</w:t>
       </w:r>
     </w:p>
     <w:p>
@@ -3856,7 +3856,7 @@
         <w:t>Generated Date:</w:t>
       </w:r>
       <w:r>
-        <w:t xml:space="preserve"> 2026-10-03</w:t>
+        <w:t xml:space="preserve"> 2026-10-04</w:t>
       </w:r>
     </w:p>
     <w:p>

--- a/reports/supervisors/uk/professors/prof_julie_a_mccann/dossier.docx
+++ b/reports/supervisors/uk/professors/prof_julie_a_mccann/dossier.docx
@@ -24,7 +24,7 @@
           <w:color w:val="64748B"/>
           <w:sz w:val="20"/>
         </w:rPr>
-        <w:t>Academic Research Intelligence • Generated: October 04, 2026</w:t>
+        <w:t>Academic Research Intelligence • Generated: October 05, 2026</w:t>
       </w:r>
     </w:p>
     <w:p>
@@ -89,7 +89,7 @@
         <w:t>Date of Assessment:</w:t>
       </w:r>
       <w:r>
-        <w:t xml:space="preserve"> 2026-10-04</w:t>
+        <w:t xml:space="preserve"> 2026-10-05</w:t>
       </w:r>
     </w:p>
     <w:p>
@@ -3856,7 +3856,7 @@
         <w:t>Generated Date:</w:t>
       </w:r>
       <w:r>
-        <w:t xml:space="preserve"> 2026-10-04</w:t>
+        <w:t xml:space="preserve"> 2026-10-05</w:t>
       </w:r>
     </w:p>
     <w:p>

--- a/reports/supervisors/uk/professors/prof_julie_a_mccann/dossier.docx
+++ b/reports/supervisors/uk/professors/prof_julie_a_mccann/dossier.docx
@@ -24,7 +24,7 @@
           <w:color w:val="64748B"/>
           <w:sz w:val="20"/>
         </w:rPr>
-        <w:t>Academic Research Intelligence • Generated: October 05, 2026</w:t>
+        <w:t>Academic Research Intelligence • Generated: October 06, 2026</w:t>
       </w:r>
     </w:p>
     <w:p>
@@ -89,7 +89,7 @@
         <w:t>Date of Assessment:</w:t>
       </w:r>
       <w:r>
-        <w:t xml:space="preserve"> 2026-10-05</w:t>
+        <w:t xml:space="preserve"> 2026-10-06</w:t>
       </w:r>
     </w:p>
     <w:p>
@@ -3856,7 +3856,7 @@
         <w:t>Generated Date:</w:t>
       </w:r>
       <w:r>
-        <w:t xml:space="preserve"> 2026-10-05</w:t>
+        <w:t xml:space="preserve"> 2026-10-06</w:t>
       </w:r>
     </w:p>
     <w:p>

--- a/reports/supervisors/uk/professors/prof_julie_a_mccann/dossier.docx
+++ b/reports/supervisors/uk/professors/prof_julie_a_mccann/dossier.docx
@@ -24,7 +24,7 @@
           <w:color w:val="64748B"/>
           <w:sz w:val="20"/>
         </w:rPr>
-        <w:t>Academic Research Intelligence • Generated: October 06, 2026</w:t>
+        <w:t>Academic Research Intelligence • Generated: October 07, 2026</w:t>
       </w:r>
     </w:p>
     <w:p>
@@ -89,7 +89,7 @@
         <w:t>Date of Assessment:</w:t>
       </w:r>
       <w:r>
-        <w:t xml:space="preserve"> 2026-10-06</w:t>
+        <w:t xml:space="preserve"> 2026-10-07</w:t>
       </w:r>
     </w:p>
     <w:p>
@@ -3856,7 +3856,7 @@
         <w:t>Generated Date:</w:t>
       </w:r>
       <w:r>
-        <w:t xml:space="preserve"> 2026-10-06</w:t>
+        <w:t xml:space="preserve"> 2026-10-07</w:t>
       </w:r>
     </w:p>
     <w:p>
